--- a/ForgetCheck_Master_Project_Reference.docx
+++ b/ForgetCheck_Master_Project_Reference.docx
@@ -31,7 +31,7 @@
           <w:color w:val="324A89"/>
           <w:sz w:val="36"/>
         </w:rPr>
-        <w:t>A Retraining-Grounded Study of Audit Disagreement and Reversibility</w:t>
+        <w:t>A Retraining-Grounded Study of Audit Disagreement, Reversibility and Audit Validity</w:t>
         <w:br/>
         <w:t>in Approximate Machine Unlearning</w:t>
       </w:r>
@@ -86,6 +86,9 @@
             <w:vAlign w:val="center"/>
           </w:tcPr>
           <w:p>
+            <w:pPr>
+              <w:keepNext/>
+            </w:pPr>
             <w:r>
               <w:rPr>
                 <w:rFonts w:ascii="Times New Roman" w:hAnsi="Times New Roman"/>
@@ -104,6 +107,9 @@
             <w:vAlign w:val="center"/>
           </w:tcPr>
           <w:p>
+            <w:pPr>
+              <w:keepNext/>
+            </w:pPr>
             <w:r>
               <w:rPr>
                 <w:rFonts w:ascii="Times New Roman" w:hAnsi="Times New Roman"/>
@@ -195,7 +201,7 @@
                 <w:rFonts w:ascii="Times New Roman" w:hAnsi="Times New Roman"/>
                 <w:sz w:val="19"/>
               </w:rPr>
-              <w:t>2.0</w:t>
+              <w:t xml:space="preserve">3.0</w:t>
             </w:r>
           </w:p>
         </w:tc>
@@ -236,7 +242,7 @@
                 <w:rFonts w:ascii="Times New Roman" w:hAnsi="Times New Roman"/>
                 <w:sz w:val="19"/>
               </w:rPr>
-              <w:t>7 August 2026 (v1.0); repositioned 25 August 2026 (v2.0) — see Changelog</w:t>
+              <w:t xml:space="preserve">7 August 2026 (v1.0); repositioned 25 August 2026 (v2.0); brought up to date with the study as built and run, and its results, 19 October 2026 (v3.0) — see Changelog</w:t>
             </w:r>
           </w:p>
         </w:tc>
@@ -404,7 +410,7 @@
                 <w:rFonts w:ascii="Times New Roman" w:hAnsi="Times New Roman"/>
                 <w:sz w:val="19"/>
               </w:rPr>
-              <w:t>Behavioral, Privacy (two attack strengths), Representation, Relearning / Reversibility</w:t>
+              <w:t xml:space="preserve">Behavioral, Privacy (two attack strengths), Representation, Relearning / Reversibility; plus a secondary, retrain-free independence audit (SDE)</w:t>
             </w:r>
           </w:p>
         </w:tc>
@@ -460,6 +466,47 @@
           <w:tcPr>
             <w:tcW w:type="dxa" w:w="2304"/>
             <w:vAlign w:val="top"/>
+          </w:tcPr>
+          <w:p>
+            <w:pPr>
+              <w:spacing w:after="40"/>
+            </w:pPr>
+            <w:r>
+              <w:rPr>
+                <w:rFonts w:ascii="Times New Roman" w:hAnsi="Times New Roman"/>
+                <w:sz w:val="19"/>
+              </w:rPr>
+              <w:t>Problem formulation</w:t>
+            </w:r>
+          </w:p>
+        </w:tc>
+        <w:tc>
+          <w:tcPr>
+            <w:tcW w:type="dxa" w:w="6912"/>
+            <w:vAlign w:val="top"/>
+          </w:tcPr>
+          <w:p>
+            <w:pPr>
+              <w:spacing w:after="40"/>
+            </w:pPr>
+            <w:r>
+              <w:rPr>
+                <w:rFonts w:ascii="Times New Roman" w:hAnsi="Times New Roman"/>
+                <w:sz w:val="19"/>
+              </w:rPr>
+              <w:t>Untraining (instance-level influence removal), per Triantafillou et al., 2026 [19]</w:t>
+            </w:r>
+          </w:p>
+        </w:tc>
+      </w:tr>
+      <w:tr>
+        <w:trPr>
+          <w:cantSplit/>
+        </w:trPr>
+        <w:tc>
+          <w:tcPr>
+            <w:tcW w:type="dxa" w:w="2304"/>
+            <w:vAlign w:val="top"/>
             <w:shd w:fill="F5F7F9"/>
           </w:tcPr>
           <w:p>
@@ -471,7 +518,7 @@
                 <w:rFonts w:ascii="Times New Roman" w:hAnsi="Times New Roman"/>
                 <w:sz w:val="19"/>
               </w:rPr>
-              <w:t>Problem formulation</w:t>
+              <w:t xml:space="preserve">Project status</w:t>
             </w:r>
           </w:p>
         </w:tc>
@@ -490,7 +537,7 @@
                 <w:rFonts w:ascii="Times New Roman" w:hAnsi="Times New Roman"/>
                 <w:sz w:val="19"/>
               </w:rPr>
-              <w:t>Untraining (instance-level influence removal), per Triantafillou et al., 2026 [19]</w:t>
+              <w:t xml:space="preserve">Experiments and analysis complete (11 October 2026). Remaining: final paper to the mentor 29 October, final progress presentation 31 October, final presentation 5 November 2026</w:t>
             </w:r>
           </w:p>
         </w:tc>
@@ -537,6 +584,12 @@
           <w:i w:val="0"/>
         </w:rPr>
         <w:t>This document is intended to be the single source of truth for the project. It consolidates the final topic, research motivation, literature position, experimental architecture, audit definitions, datasets, methods, evaluation metrics, implementation decisions, risks, timetable, deliverables and working references. When preparing the synopsis, weekly progress reports, research paper or presentation, terminology should remain consistent with this document unless the project mentor formally approves a change.</w:t>
+      </w:r>
+      <w:r>
+        <w:rPr>
+          <w:i w:val="0"/>
+        </w:rPr>
+        <w:t xml:space="preserve"> Two companion documents in the repository hold the detail this one summarises: docs/RESULTS.md, every result stage by stage with its tables, generated from the result records; and docs/STATUS.md, the build diary, with every decision, defect and correction and its date. Quote numbers from docs/RESULTS.md.</w:t>
       </w:r>
     </w:p>
     <w:tbl>
@@ -596,7 +649,151 @@
         <w:keepNext/>
       </w:pPr>
       <w:r>
-        <w:t>Document Contents</w:t>
+        <w:t xml:space="preserve">Changelog: v2.0 → v3.0 (19 October 2026)</w:t>
+      </w:r>
+    </w:p>
+    <w:p>
+      <w:pPr>
+        <w:spacing w:after="120"/>
+      </w:pPr>
+      <w:r>
+        <w:rPr>
+          <w:i w:val="0"/>
+        </w:rPr>
+        <w:t xml:space="preserve">Version 3.0 brings the document in line with the study as it was built and run between 26 August and 11 October 2026, and records its outcomes. The research claim, the research questions and the hypotheses are unchanged: they were registered before any result existed, and their outcomes are recorded beside them in Section 8.4 rather than written into them. Each change below was decided during implementation with a recorded reason; docs/STATUS.md has the full account with dates.</w:t>
+      </w:r>
+    </w:p>
+    <w:p>
+      <w:pPr>
+        <w:spacing w:after="120"/>
+      </w:pPr>
+      <w:r>
+        <w:rPr>
+          <w:b/>
+          <w:i w:val="0"/>
+        </w:rPr>
+        <w:t xml:space="preserve">Substantive changes in v3.0:</w:t>
+      </w:r>
+    </w:p>
+    <w:p>
+      <w:pPr>
+        <w:pStyle w:val="ListBullet"/>
+        <w:spacing w:after="60"/>
+        <w:ind w:left="346"/>
+      </w:pPr>
+      <w:r>
+        <w:t xml:space="preserve">Status and outcomes — experiments and analysis complete. Section 8.4 records the outcome of every research question and hypothesis; Section 2 and the working abstract (22.1) report the findings; Section 22.3 gains the claims the results rule out.</w:t>
+      </w:r>
+    </w:p>
+    <w:p>
+      <w:pPr>
+        <w:pStyle w:val="ListBullet"/>
+        <w:spacing w:after="60"/>
+        <w:ind w:left="346"/>
+      </w:pPr>
+      <w:r>
+        <w:t xml:space="preserve">Section 12 — the methods as built (new 12.1): one interface and one shared training loop; settings frozen after the pilot; ascent budgets fixed in steps so that compute no longer scales with forget-set size; two deliberate departures (NegGrad+ forget loss capped at chance level; SCRUB ascent capped at 24 steps); SalUn corrected to the authors' full retain pass. SSD implemented but not run; Incompetent Teacher not added.</w:t>
+      </w:r>
+    </w:p>
+    <w:p>
+      <w:pPr>
+        <w:pStyle w:val="ListBullet"/>
+        <w:spacing w:after="60"/>
+        <w:ind w:left="346"/>
+      </w:pPr>
+      <w:r>
+        <w:t xml:space="preserve">Section 13 — the forget sets as built: absolute sizes (random 500, 2,500, 3,000 and 5,000; 3,000 per memorization stratum; medium defined as nearest 0.5), the canary label rule and the canary_top_wrong ground truth. The v2.0 statement that random subsets are “overwhelmingly low-memorization” is corrected: a quarter of CIFAR-10 scores above 0.5.</w:t>
+      </w:r>
+    </w:p>
+    <w:p>
+      <w:pPr>
+        <w:pStyle w:val="ListBullet"/>
+        <w:spacing w:after="60"/>
+        <w:ind w:left="346"/>
+      </w:pPr>
+      <w:r>
+        <w:t xml:space="preserve">Section 14 — the audits as built: a sixth, secondary audit (SDE, retrain-free; approved 15 September 2026; new 14.9); RBF-CKA chosen as the second representation measure; raw activation distance retired from verdicts, because it measures the shared initialisation; cka_to_original added to test H3 (approved 1 October 2026); attack settings; TPR at 1% FPR as the low-FPR operating point; the relearning protocol as run.</w:t>
+      </w:r>
+    </w:p>
+    <w:p>
+      <w:pPr>
+        <w:pStyle w:val="ListBullet"/>
+        <w:spacing w:after="60"/>
+        <w:ind w:left="346"/>
+      </w:pPr>
+      <w:r>
+        <w:t xml:space="preserve">Section 15 — 15.5 moved to its place in Section 15 and rewritten as implemented: prediction-interval bands with leave-one-out over all retrains, native and calibrated verdicts, the original model as positive control, a 5-point utility guard, a 2-point minimum effect and canary scoring. 15.2–15.4 record how agreement and the oracle gap were actually computed.</w:t>
+      </w:r>
+    </w:p>
+    <w:p>
+      <w:pPr>
+        <w:pStyle w:val="ListBullet"/>
+        <w:spacing w:after="60"/>
+        <w:ind w:left="346"/>
+      </w:pPr>
+      <w:r>
+        <w:t xml:space="preserve">Section 16 — the matrix and statistics as run; the analyses added after seeing data are named as exploratory.</w:t>
+      </w:r>
+    </w:p>
+    <w:p>
+      <w:pPr>
+        <w:pStyle w:val="ListBullet"/>
+        <w:spacing w:after="60"/>
+        <w:ind w:left="346"/>
+      </w:pPr>
+      <w:r>
+        <w:t xml:space="preserve">Sections 17–19 — implementation as built (the project's own package rather than the RUM codebase; append-only Parquet records with provenance checks), the compute actually used (three Kaggle accounts), and the risks that materialised, with their mitigations.</w:t>
+      </w:r>
+    </w:p>
+    <w:p>
+      <w:pPr>
+        <w:pStyle w:val="ListBullet"/>
+        <w:spacing w:after="60"/>
+        <w:ind w:left="346"/>
+      </w:pPr>
+      <w:r>
+        <w:t xml:space="preserve">Sections 20–21 — deliverable status; the week plan replaced by the as-run timeline and the remaining schedule (paper 29 October; final progress presentation 31 October; final presentation 5 November 2026).</w:t>
+      </w:r>
+    </w:p>
+    <w:p>
+      <w:pPr>
+        <w:pStyle w:val="ListBullet"/>
+        <w:spacing w:after="60"/>
+        <w:ind w:left="346"/>
+      </w:pPr>
+      <w:r>
+        <w:t xml:space="preserve">Sections 5, 23–25 — SDE and Unlearning Comparator added to the positioning table; references [35]–[37] added (SDE, CKA, memorization estimates); resource table updated to what was used.</w:t>
+      </w:r>
+    </w:p>
+    <w:p>
+      <w:pPr>
+        <w:pStyle w:val="ListBullet"/>
+        <w:spacing w:after="60"/>
+        <w:ind w:left="346"/>
+      </w:pPr>
+      <w:r>
+        <w:t xml:space="preserve">Appendices — the decision sheet and the metric cheat sheet brought up to date.</w:t>
+      </w:r>
+    </w:p>
+    <w:p>
+      <w:pPr>
+        <w:pStyle w:val="ListBullet"/>
+        <w:spacing w:after="60"/>
+        <w:ind w:left="346"/>
+      </w:pPr>
+      <w:r>
+        <w:t xml:space="preserve">Layout — the v2.0 additions that had landed inside the contents list (Section 15.5 and the ownership note of Section 21) are moved to their sections; body text set in heading styles, and list items without bullets, are restyled. The cover title now matches the frozen topic of Section 1, which since v2.0 has included audit validity.</w:t>
+      </w:r>
+    </w:p>
+    <w:p>
+      <w:pPr>
+        <w:spacing w:after="120"/>
+      </w:pPr>
+      <w:r>
+        <w:rPr>
+          <w:i w:val="0"/>
+        </w:rPr>
+        <w:t xml:space="preserve"/>
       </w:r>
     </w:p>
     <w:p>
@@ -610,101 +807,125 @@
     </w:p>
     <w:p>
       <w:pPr>
-        <w:pStyle w:val="Heading1"/>
-        <w:keepNext/>
+        <w:spacing w:after="120"/>
       </w:pPr>
       <w:r>
-        <w:t>Version 2.0 follows an independent review of the frozen v1.0 position against literature published between February and August 2026. The review is archived in the project repository at docs/FORGETCHECK_REVIEW.md, with the full evidence trail and reasoning in docs/RESEARCH_LOG.md. Nothing in the project’s scientific discipline changed; the research claim, four experimental decisions and the statistical backbone did.</w:t>
+        <w:rPr>
+          <w:i w:val="0"/>
+        </w:rPr>
+        <w:t xml:space="preserve">Version 2.0 follows an independent review of the frozen v1.0 position against literature published between February and August 2026. The review is archived in the project repository at docs/FORGETCHECK_REVIEW.md, with the full evidence trail and reasoning in docs/RESEARCH_LOG.md. Nothing in the project’s scientific discipline changed; the research claim, four experimental decisions and the statistical backbone did.</w:t>
       </w:r>
     </w:p>
     <w:p>
       <w:pPr>
-        <w:pStyle w:val="Heading1"/>
-        <w:keepNext/>
+        <w:spacing w:after="120"/>
       </w:pPr>
       <w:r>
-        <w:t>Why the claim moved. Three papers published after the freeze date establish parts of what v1.0 proposed to discover. Metric Unreliability in Multimodal Machine Unlearning [20] performs cross-metric Kendall-tau disagreement analysis against a retrained oracle across five metric families, including a CIFAR-10 / ResNet-18 arm. RULER [22] and Are We Truly Forgetting? [23] independently establish former hypothesis H1. Section 6 is therefore narrowed to the parts that remain open: reversibility as a ranked audit family, disagreement within the privacy family, forget-set difficulty as a factor, and calibration of audits against an oracle ensemble and a ground-truth canary condition.</w:t>
+        <w:rPr>
+          <w:i w:val="0"/>
+        </w:rPr>
+        <w:t xml:space="preserve">Why the claim moved. Three papers published after the freeze date establish parts of what v1.0 proposed to discover. Metric Unreliability in Multimodal Machine Unlearning [20] performs cross-metric Kendall-tau disagreement analysis against a retrained oracle across five metric families, including a CIFAR-10 / ResNet-18 arm. RULER [22] and Are We Truly Forgetting? [23] independently establish former hypothesis H1. Section 6 is therefore narrowed to the parts that remain open: reversibility as a ranked audit family, disagreement within the privacy family, forget-set difficulty as a factor, and calibration of audits against an oracle ensemble and a ground-truth canary condition.</w:t>
       </w:r>
     </w:p>
     <w:p>
       <w:pPr>
-        <w:pStyle w:val="Heading1"/>
-        <w:keepNext/>
+        <w:spacing w:after="120"/>
       </w:pPr>
       <w:r>
-        <w:t>Substantive changes in v2.0:</w:t>
+        <w:rPr>
+          <w:b/>
+          <w:i w:val="0"/>
+        </w:rPr>
+        <w:t xml:space="preserve">Substantive changes in v2.0:</w:t>
       </w:r>
     </w:p>
     <w:p>
       <w:pPr>
-        <w:pStyle w:val="ListParagraph"/>
-        <w:keepNext/>
+        <w:pStyle w:val="ListBullet"/>
+        <w:spacing w:after="60"/>
+        <w:ind w:left="346"/>
       </w:pPr>
       <w:r>
-        <w:t>Section 1 and 3 — the project is now explicitly framed as an Untraining study in the sense of [19], which fixes retraining-from-scratch as the correct reference and makes membership inference an appropriate metric for this setting.</w:t>
+        <w:t xml:space="preserve">Section 1 and 3 — the project is now explicitly framed as an Untraining study in the sense of [19], which fixes retraining-from-scratch as the correct reference and makes membership inference an appropriate metric for this setting.</w:t>
       </w:r>
     </w:p>
     <w:p>
       <w:pPr>
-        <w:pStyle w:val="ListParagraph"/>
-        <w:keepNext/>
+        <w:pStyle w:val="ListBullet"/>
+        <w:spacing w:after="60"/>
+        <w:ind w:left="346"/>
       </w:pPr>
       <w:r>
-        <w:t>Section 6 — novelty statement replaced. Section 8 — H1 demoted to a replication target, H2 split into inter-family and intra-family forms, H5 added for audit validity.</w:t>
+        <w:t xml:space="preserve">Section 6 — novelty statement replaced. Section 8 — H1 demoted to a replication target, H2 split into inter-family and intra-family forms, H5 added for audit validity.</w:t>
       </w:r>
     </w:p>
     <w:p>
       <w:pPr>
-        <w:pStyle w:val="ListParagraph"/>
-        <w:keepNext/>
+        <w:pStyle w:val="ListBullet"/>
+        <w:spacing w:after="60"/>
+        <w:ind w:left="346"/>
       </w:pPr>
       <w:r>
-        <w:t>Section 12 — Selective Synaptic Dampening removed from the core method set. Its Fisher-importance mechanism cannot separate a random i.i.d. forget set from the retain set, and it is reported to fail at all forget fractions under random forgetting [24]. Replaced by SalUn and L1-sparse; NegGrad+ replaces plain NegGrad as the primary gradient-ascent method, with plain NegGrad retained as a labelled destructive control. Six methods total.</w:t>
+        <w:t xml:space="preserve">Section 12 — Selective Synaptic Dampening removed from the core method set. Its Fisher-importance mechanism cannot separate a random i.i.d. forget set from the retain set, and it is reported to fail at all forget fractions under random forgetting [24]. Replaced by SalUn and L1-sparse; NegGrad+ replaces plain NegGrad as the primary gradient-ascent method, with plain NegGrad retained as a labelled destructive control. Six methods total.</w:t>
       </w:r>
     </w:p>
     <w:p>
       <w:pPr>
-        <w:pStyle w:val="ListParagraph"/>
-        <w:keepNext/>
+        <w:pStyle w:val="ListBullet"/>
+        <w:spacing w:after="60"/>
+        <w:ind w:left="346"/>
       </w:pPr>
       <w:r>
-        <w:t>Section 13 — forget-set design split into two orthogonal factors: a deletion-size axis (demoted to a scaling check) and a memorization-difficulty axis (promoted to primary), plus a mislabeled-canary condition providing ground truth by construction.</w:t>
+        <w:t xml:space="preserve">Section 13 — forget-set design split into two orthogonal factors: a deletion-size axis (demoted to a scaling check) and a memorization-difficulty axis (promoted to primary), plus a mislabeled-canary condition providing ground truth by construction.</w:t>
       </w:r>
     </w:p>
     <w:p>
       <w:pPr>
-        <w:pStyle w:val="ListParagraph"/>
-        <w:keepNext/>
+        <w:pStyle w:val="ListBullet"/>
+        <w:spacing w:after="60"/>
+        <w:ind w:left="346"/>
       </w:pPr>
       <w:r>
-        <w:t>Section 14.4 — two membership-inference attacks of different strength, not one. Section 14.5 — a second, non-CKA representation measure and an oracle-vs-oracle baseline. Section 14.7 — anchor arms added to the relearning protocol.</w:t>
+        <w:t xml:space="preserve">Section 14.4 — two membership-inference attacks of different strength, not one. Section 14.5 — a second, non-CKA representation measure and an oracle-vs-oracle baseline. Section 14.7 — anchor arms added to the relearning protocol.</w:t>
       </w:r>
     </w:p>
     <w:p>
       <w:pPr>
-        <w:pStyle w:val="ListParagraph"/>
-        <w:keepNext/>
+        <w:pStyle w:val="ListBullet"/>
+        <w:spacing w:after="60"/>
+        <w:ind w:left="346"/>
       </w:pPr>
       <w:r>
-        <w:t>Section 15 — new subsection 15.5 on audit calibration and validity. Section 16 — the primary agreement statistic changes: correlation is computed over model instances rather than over four method ranks, because Kendall’s tau over four items cannot attain p &lt; 0.05 under any possible data (minimum two-sided p = 0.0833).</w:t>
+        <w:t xml:space="preserve">Section 15 — new subsection 15.5 on audit calibration and validity. Section 16 — the primary agreement statistic changes: correlation is computed over model instances rather than over four method ranks, because Kendall’s tau over four items cannot attain p &lt; 0.05 under any possible data (minimum two-sided p = 0.0833).</w:t>
       </w:r>
     </w:p>
     <w:p>
       <w:pPr>
-        <w:pStyle w:val="ListParagraph"/>
-        <w:keepNext/>
+        <w:pStyle w:val="ListBullet"/>
+        <w:spacing w:after="60"/>
+        <w:ind w:left="346"/>
       </w:pPr>
       <w:r>
-        <w:t>Section 17, 19, 21 — compute plan corrected. Training moves to Kaggle GPU; the local Ryzen AI 9 HX 370 machine cannot train PyTorch models on its Radeon 890M iGPU (unsupported by ROCm) and is measured at 4.76 hours per 30-epoch CIFAR-10 run on CPU. Gantt rebalanced.</w:t>
+        <w:t xml:space="preserve">Section 17, 19, 21 — compute plan corrected. Training moves to Kaggle GPU; the local Ryzen AI 9 HX 370 machine cannot train PyTorch models on its Radeon 890M iGPU (unsupported by ROCm) and is measured at 4.76 hours per 30-epoch CIFAR-10 run on CPU. Gantt rebalanced.</w:t>
       </w:r>
     </w:p>
     <w:p>
       <w:pPr>
-        <w:pStyle w:val="ListParagraph"/>
+        <w:pStyle w:val="ListBullet"/>
+        <w:spacing w:after="60"/>
+        <w:ind w:left="346"/>
+      </w:pPr>
+      <w:r>
+        <w:t xml:space="preserve">The optional LLM / TOFU extension is withdrawn to fund the calibration and canary work.</w:t>
+      </w:r>
+    </w:p>
+    <w:p>
+      <w:pPr>
+        <w:pStyle w:val="Heading1"/>
         <w:keepNext/>
       </w:pPr>
       <w:r>
-        <w:t>The optional LLM / TOFU extension is withdrawn to fund the calibration and canary work.</w:t>
+        <w:t>Document Contents</w:t>
       </w:r>
     </w:p>
     <w:p>
@@ -853,56 +1074,6 @@
     </w:p>
     <w:p>
       <w:pPr>
-        <w:pStyle w:val="Heading2"/>
-        <w:spacing w:after="40"/>
-        <w:ind w:left="288"/>
-      </w:pPr>
-      <w:r>
-        <w:t>15.5 Audit Calibration and Validity</w:t>
-      </w:r>
-    </w:p>
-    <w:p>
-      <w:pPr>
-        <w:pStyle w:val="Heading2"/>
-        <w:spacing w:after="40"/>
-        <w:ind w:left="288"/>
-      </w:pPr>
-      <w:r>
-        <w:t>Sections 15.1 to 15.4 measure whether audits agree. This section measures whether they are right, which is a different and stronger question. Two checks make it answerable, and both are run before any disagreement result is interpreted.</w:t>
-      </w:r>
-    </w:p>
-    <w:p>
-      <w:pPr>
-        <w:pStyle w:val="Heading2"/>
-        <w:spacing w:after="40"/>
-        <w:ind w:left="288"/>
-      </w:pPr>
-      <w:r>
-        <w:t>Oracle false-positive rate. Each independently retrained oracle held out from the reference set is passed through every audit as though it were a candidate unlearned model. A genuine from-scratch retrain is, by definition, perfectly untrained on the forget set, so any audit that returns a "not forgotten" verdict for it has a false-positive problem. The proportion of held-out oracles that each audit wrongly flags is reported per audit family as that audit’s false-positive rate. This is not a formality: recent work found a proposed certification criterion that its own retraining reference passed in only one case out of forty-five [28].</w:t>
-      </w:r>
-    </w:p>
-    <w:p>
-      <w:pPr>
-        <w:pStyle w:val="Heading2"/>
-        <w:spacing w:after="40"/>
-        <w:ind w:left="288"/>
-      </w:pPr>
-      <w:r>
-        <w:t>Canary accuracy. In the canary condition of Section 13, residual influence is known by construction: a model retrained without the mislabeled canaries provably carries no canary-label association, so any residual canary behavior is unambiguously residual influence. Each audit’s verdict can therefore be scored against a known answer, and reported as accuracy, sensitivity and specificity rather than merely as agreement with other audits.</w:t>
-      </w:r>
-    </w:p>
-    <w:p>
-      <w:pPr>
-        <w:pStyle w:val="Heading2"/>
-        <w:spacing w:after="40"/>
-        <w:ind w:left="288"/>
-      </w:pPr>
-      <w:r>
-        <w:t>Reporting rule. An audit family that shows a high oracle false-positive rate or poor canary accuracy is reported as unreliable in that setting, and its contribution to the disagreement analysis is interpreted accordingly. Disagreement between a validated audit and an unreliable one is not evidence that the question is hard; it is evidence about the unreliable audit.</w:t>
-      </w:r>
-    </w:p>
-    <w:p>
-      <w:pPr>
         <w:spacing w:after="40"/>
         <w:ind w:left="288"/>
       </w:pPr>
@@ -943,25 +1114,7 @@
         <w:ind w:left="288"/>
       </w:pPr>
       <w:r>
-        <w:t>21. Semester Plan / Gantt</w:t>
-      </w:r>
-    </w:p>
-    <w:p>
-      <w:pPr>
-        <w:spacing w:after="40"/>
-        <w:ind w:left="288"/>
-      </w:pPr>
-      <w:r>
-        <w:t>The schedule assumes four contributors. Ownership: member A holds the experimental substrate (weeks 3 to 7) and is on the critical path alone until the oracle ensemble exists; member B holds the behavioral and privacy audits; member C holds the representation and relearning audits; member D holds calibration, statistics, figures, the dashboard and paper assembly, starting in week 7 rather than at the end. Member A owns the training queue even though all four accounts contribute compute, so that checkpoint provenance is never ambiguous.</w:t>
-      </w:r>
-    </w:p>
-    <w:p>
-      <w:pPr>
-        <w:spacing w:after="40"/>
-        <w:ind w:left="288"/>
-      </w:pPr>
-      <w:r>
-        <w:t>If the schedule slips, the order of sacrifice is: secondary dataset, then the 1% and 10% size conditions, then the canary condition. The oracle ensemble and the relearning audit are never sacrificed, because they carry the contribution.</w:t>
+        <w:t xml:space="preserve">21. Timeline: As Run, and What Remains</w:t>
       </w:r>
     </w:p>
     <w:p>
@@ -1050,6 +1203,9 @@
             <w:vAlign w:val="center"/>
           </w:tcPr>
           <w:p>
+            <w:pPr>
+              <w:keepNext/>
+            </w:pPr>
             <w:r>
               <w:rPr>
                 <w:rFonts w:ascii="Times New Roman" w:hAnsi="Times New Roman"/>
@@ -1068,6 +1224,9 @@
             <w:vAlign w:val="center"/>
           </w:tcPr>
           <w:p>
+            <w:pPr>
+              <w:keepNext/>
+            </w:pPr>
             <w:r>
               <w:rPr>
                 <w:rFonts w:ascii="Times New Roman" w:hAnsi="Times New Roman"/>
@@ -1505,7 +1664,7 @@
               <w:rPr>
                 <w:sz w:val="21"/>
               </w:rPr>
-              <w:t>We will apply six existing machine-unlearning algorithms to forget sets of controlled difficulty, audit each resulting model behaviorally, for membership privacy under two attack strengths, at the representation level and under controlled relearning, and determine not only whether these audits agree but which of them can be trusted — calibrating each against an ensemble of independently retrained models and against a canary condition where the correct answer is known by construction.</w:t>
+              <w:t xml:space="preserve">We apply five existing machine-unlearning algorithms and a destructive control to forget sets of controlled difficulty, audit each resulting model behaviorally, for membership privacy under two attack strengths, at the representation level and under controlled relearning, and determine not only whether these audits agree but which of them can be trusted — calibrating each against an ensemble of independently retrained models and against a canary condition where the correct answer is known by construction.</w:t>
             </w:r>
           </w:p>
         </w:tc>
@@ -1556,6 +1715,24 @@
           <w:i w:val="0"/>
         </w:rPr>
         <w:t>The core experiment uses CIFAR-10 and ResNet-18. The original model is trained on the full training dataset. Forget sets are then selected along two axes: deletion size, and memorization difficulty at fixed size, together with a canary condition in which residual influence is known by construction. An ensemble of oracle models is retrained from scratch on the retained data only, providing a reference distribution rather than a single reference model, while six approximate unlearning methods are applied to the original model. Each resulting model is evaluated under a layered audit comprising retained utility, forget-set behavior, output-distribution similarity, membership privacy under two attack strengths, internal representation similarity and controlled relearning. Audits are then compared with one another, and separately calibrated for validity against held-out oracles and the canary condition, so that the study can report not only where audits disagree but which of them to believe.</w:t>
+      </w:r>
+    </w:p>
+    <w:p>
+      <w:pPr>
+        <w:spacing w:after="120"/>
+      </w:pPr>
+      <w:r>
+        <w:rPr>
+          <w:b/>
+          <w:i w:val="0"/>
+        </w:rPr>
+        <w:t xml:space="preserve">Status, October 2026. </w:t>
+      </w:r>
+      <w:r>
+        <w:rPr>
+          <w:i w:val="0"/>
+        </w:rPr>
+        <w:t xml:space="preserve">The study has been run in full: 10 original models, 52 retrains, 32 attack reference models and 240 unlearned models, each passed through six audits, calibrated against the retrains and analysed model by model. Three findings carry it. First, no method produces a model that looks like a retrain on any calibrated audit, and on representations most models end farther from retraining than the original model was. Second, audits used by their own decision rules give wrong verdicts on realistic forget sets — the population attack's rule calls all 17 genuine retrains “leaking” on the most-memorized forget set — while the same audits, calibrated against retrains and read alongside a utility guard, are nearly all valid on the canary ground truth, and the strong per-example attack tracks how much a model still remembers most closely. Third, the audits disagree about which method forgot best, and agree most where memorization is highest. Section 8.4 records every outcome; docs/RESULTS.md holds the evidence.</w:t>
       </w:r>
     </w:p>
     <w:p>
@@ -1610,6 +1787,9 @@
             <w:vAlign w:val="center"/>
           </w:tcPr>
           <w:p>
+            <w:pPr>
+              <w:keepNext/>
+            </w:pPr>
             <w:r>
               <w:rPr>
                 <w:rFonts w:ascii="Times New Roman" w:hAnsi="Times New Roman"/>
@@ -1628,6 +1808,9 @@
             <w:vAlign w:val="center"/>
           </w:tcPr>
           <w:p>
+            <w:pPr>
+              <w:keepNext/>
+            </w:pPr>
             <w:r>
               <w:rPr>
                 <w:rFonts w:ascii="Times New Roman" w:hAnsi="Times New Roman"/>
@@ -2116,6 +2299,9 @@
             <w:vAlign w:val="center"/>
           </w:tcPr>
           <w:p>
+            <w:pPr>
+              <w:keepNext/>
+            </w:pPr>
             <w:r>
               <w:rPr>
                 <w:rFonts w:ascii="Times New Roman" w:hAnsi="Times New Roman"/>
@@ -2134,6 +2320,9 @@
             <w:vAlign w:val="center"/>
           </w:tcPr>
           <w:p>
+            <w:pPr>
+              <w:keepNext/>
+            </w:pPr>
             <w:r>
               <w:rPr>
                 <w:rFonts w:ascii="Times New Roman" w:hAnsi="Times New Roman"/>
@@ -2152,6 +2341,9 @@
             <w:vAlign w:val="center"/>
           </w:tcPr>
           <w:p>
+            <w:pPr>
+              <w:keepNext/>
+            </w:pPr>
             <w:r>
               <w:rPr>
                 <w:rFonts w:ascii="Times New Roman" w:hAnsi="Times New Roman"/>
@@ -2522,7 +2714,7 @@
                 <w:rFonts w:ascii="Times New Roman" w:hAnsi="Times New Roman"/>
                 <w:sz w:val="17"/>
               </w:rPr>
-              <w:t>Provides a mechanism qualitatively different from SCRUB, but one that depends on the forget set having a distinct Fisher-importance signature. That condition fails for randomly drawn instance-level forget sets, so SSD is withdrawn from the core method set in v2.0 and retained only as an optional class-unlearning comparator. See Section 12.</w:t>
+              <w:t xml:space="preserve">Provides a mechanism qualitatively different from SCRUB, but one that depends on the forget set having a distinct Fisher-importance signature. That condition fails for randomly drawn instance-level forget sets, so SSD is withdrawn from the core method set in v2.0 and retained only as an optional class-unlearning comparator. See Section 12. Implemented but not run.</w:t>
             </w:r>
           </w:p>
         </w:tc>
@@ -3078,6 +3270,7 @@
           <w:tcPr>
             <w:tcW w:type="dxa" w:w="2232"/>
             <w:vAlign w:val="top"/>
+            <w:shd w:fill="F5F7F9"/>
           </w:tcPr>
           <w:p>
             <w:pPr>
@@ -3096,6 +3289,7 @@
           <w:tcPr>
             <w:tcW w:type="dxa" w:w="3456"/>
             <w:vAlign w:val="top"/>
+            <w:shd w:fill="F5F7F9"/>
           </w:tcPr>
           <w:p>
             <w:pPr>
@@ -3114,6 +3308,7 @@
           <w:tcPr>
             <w:tcW w:type="dxa" w:w="3528"/>
             <w:vAlign w:val="top"/>
+            <w:shd w:fill="F5F7F9"/>
           </w:tcPr>
           <w:p>
             <w:pPr>
@@ -3196,6 +3391,7 @@
           <w:tcPr>
             <w:tcW w:type="dxa" w:w="2232"/>
             <w:vAlign w:val="top"/>
+            <w:shd w:fill="F5F7F9"/>
           </w:tcPr>
           <w:p>
             <w:pPr>
@@ -3214,6 +3410,7 @@
           <w:tcPr>
             <w:tcW w:type="dxa" w:w="3456"/>
             <w:vAlign w:val="top"/>
+            <w:shd w:fill="F5F7F9"/>
           </w:tcPr>
           <w:p>
             <w:pPr>
@@ -3232,6 +3429,7 @@
           <w:tcPr>
             <w:tcW w:type="dxa" w:w="3528"/>
             <w:vAlign w:val="top"/>
+            <w:shd w:fill="F5F7F9"/>
           </w:tcPr>
           <w:p>
             <w:pPr>
@@ -3314,6 +3512,7 @@
           <w:tcPr>
             <w:tcW w:type="dxa" w:w="2232"/>
             <w:vAlign w:val="top"/>
+            <w:shd w:fill="F5F7F9"/>
           </w:tcPr>
           <w:p>
             <w:pPr>
@@ -3332,6 +3531,7 @@
           <w:tcPr>
             <w:tcW w:type="dxa" w:w="3456"/>
             <w:vAlign w:val="top"/>
+            <w:shd w:fill="F5F7F9"/>
           </w:tcPr>
           <w:p>
             <w:pPr>
@@ -3350,6 +3550,7 @@
           <w:tcPr>
             <w:tcW w:type="dxa" w:w="3528"/>
             <w:vAlign w:val="top"/>
+            <w:shd w:fill="F5F7F9"/>
           </w:tcPr>
           <w:p>
             <w:pPr>
@@ -3432,6 +3633,7 @@
           <w:tcPr>
             <w:tcW w:type="dxa" w:w="2232"/>
             <w:vAlign w:val="top"/>
+            <w:shd w:fill="F5F7F9"/>
           </w:tcPr>
           <w:p>
             <w:pPr>
@@ -3450,6 +3652,7 @@
           <w:tcPr>
             <w:tcW w:type="dxa" w:w="3456"/>
             <w:vAlign w:val="top"/>
+            <w:shd w:fill="F5F7F9"/>
           </w:tcPr>
           <w:p>
             <w:pPr>
@@ -3468,6 +3671,7 @@
           <w:tcPr>
             <w:tcW w:type="dxa" w:w="3528"/>
             <w:vAlign w:val="top"/>
+            <w:shd w:fill="F5F7F9"/>
           </w:tcPr>
           <w:p>
             <w:pPr>
@@ -3479,6 +3683,127 @@
                 <w:sz w:val="17"/>
               </w:rPr>
               <w:t>Motivates pairing CKA with a mechanistically different similarity measure before any representation-level claim is made.</w:t>
+            </w:r>
+          </w:p>
+        </w:tc>
+      </w:tr>
+      <w:tr>
+        <w:trPr>
+          <w:cantSplit/>
+        </w:trPr>
+        <w:tc>
+          <w:tcPr>
+            <w:tcW w:type="dxa" w:w="2232"/>
+            <w:vAlign w:val="top"/>
+          </w:tcPr>
+          <w:p>
+            <w:pPr>
+              <w:spacing w:after="40"/>
+            </w:pPr>
+            <w:r>
+              <w:rPr>
+                <w:rFonts w:ascii="Times New Roman" w:hAnsi="Times New Roman"/>
+                <w:sz w:val="17"/>
+              </w:rPr>
+              <w:t xml:space="preserve">Subset Statistical Independence (SDE) [35]</w:t>
+            </w:r>
+          </w:p>
+        </w:tc>
+        <w:tc>
+          <w:tcPr>
+            <w:tcW w:type="dxa" w:w="3456"/>
+            <w:vAlign w:val="top"/>
+          </w:tcPr>
+          <w:p>
+            <w:pPr>
+              <w:spacing w:after="40"/>
+            </w:pPr>
+            <w:r>
+              <w:rPr>
+                <w:rFonts w:ascii="Times New Roman" w:hAnsi="Times New Roman"/>
+                <w:sz w:val="17"/>
+              </w:rPr>
+              <w:t xml:space="preserve">A retrain-free audit: split-half statistical dependence (HSIC) of a model's outputs on a subset, compared with in-training and out-of-training references.</w:t>
+            </w:r>
+          </w:p>
+        </w:tc>
+        <w:tc>
+          <w:tcPr>
+            <w:tcW w:type="dxa" w:w="3528"/>
+            <w:vAlign w:val="top"/>
+          </w:tcPr>
+          <w:p>
+            <w:pPr>
+              <w:spacing w:after="40"/>
+            </w:pPr>
+            <w:r>
+              <w:rPr>
+                <w:rFonts w:ascii="Times New Roman" w:hAnsi="Times New Roman"/>
+                <w:sz w:val="17"/>
+              </w:rPr>
+              <w:t xml:space="preserve">Run as a sixth, secondary audit. Calibrated against retrains its statistic detects the original model everywhere, but its own retrain-free verdict misfires on non-random forget sets — exactly the validity question ForgetCheck asks.</w:t>
+            </w:r>
+          </w:p>
+        </w:tc>
+      </w:tr>
+      <w:tr>
+        <w:trPr>
+          <w:cantSplit/>
+        </w:trPr>
+        <w:tc>
+          <w:tcPr>
+            <w:tcW w:type="dxa" w:w="2232"/>
+            <w:vAlign w:val="top"/>
+            <w:shd w:fill="F5F7F9"/>
+          </w:tcPr>
+          <w:p>
+            <w:pPr>
+              <w:spacing w:after="40"/>
+            </w:pPr>
+            <w:r>
+              <w:rPr>
+                <w:rFonts w:ascii="Times New Roman" w:hAnsi="Times New Roman"/>
+                <w:sz w:val="17"/>
+              </w:rPr>
+              <w:t xml:space="preserve">Unlearning Comparator [34]</w:t>
+            </w:r>
+          </w:p>
+        </w:tc>
+        <w:tc>
+          <w:tcPr>
+            <w:tcW w:type="dxa" w:w="3456"/>
+            <w:vAlign w:val="top"/>
+            <w:shd w:fill="F5F7F9"/>
+          </w:tcPr>
+          <w:p>
+            <w:pPr>
+              <w:spacing w:after="40"/>
+            </w:pPr>
+            <w:r>
+              <w:rPr>
+                <w:rFonts w:ascii="Times New Roman" w:hAnsi="Times New Roman"/>
+                <w:sz w:val="17"/>
+              </w:rPr>
+              <w:t xml:space="preserve">A visual analytics system for comparing unlearning methods.</w:t>
+            </w:r>
+          </w:p>
+        </w:tc>
+        <w:tc>
+          <w:tcPr>
+            <w:tcW w:type="dxa" w:w="3528"/>
+            <w:vAlign w:val="top"/>
+            <w:shd w:fill="F5F7F9"/>
+          </w:tcPr>
+          <w:p>
+            <w:pPr>
+              <w:spacing w:after="40"/>
+            </w:pPr>
+            <w:r>
+              <w:rPr>
+                <w:rFonts w:ascii="Times New Roman" w:hAnsi="Times New Roman"/>
+                <w:sz w:val="17"/>
+              </w:rPr>
+              <w:t xml:space="preserve">Published prior art for the dashboard, which is therefore a visualization layer over the results, not a contribution.</w:t>
             </w:r>
           </w:p>
         </w:tc>
@@ -3716,6 +4041,9 @@
             <w:vAlign w:val="center"/>
           </w:tcPr>
           <w:p>
+            <w:pPr>
+              <w:keepNext/>
+            </w:pPr>
             <w:r>
               <w:rPr>
                 <w:rFonts w:ascii="Times New Roman" w:hAnsi="Times New Roman"/>
@@ -3734,6 +4062,9 @@
             <w:vAlign w:val="center"/>
           </w:tcPr>
           <w:p>
+            <w:pPr>
+              <w:keepNext/>
+            </w:pPr>
             <w:r>
               <w:rPr>
                 <w:rFonts w:ascii="Times New Roman" w:hAnsi="Times New Roman"/>
@@ -4034,6 +4365,9 @@
             <w:vAlign w:val="center"/>
           </w:tcPr>
           <w:p>
+            <w:pPr>
+              <w:keepNext/>
+            </w:pPr>
             <w:r>
               <w:rPr>
                 <w:rFonts w:ascii="Times New Roman" w:hAnsi="Times New Roman"/>
@@ -4052,6 +4386,9 @@
             <w:vAlign w:val="center"/>
           </w:tcPr>
           <w:p>
+            <w:pPr>
+              <w:keepNext/>
+            </w:pPr>
             <w:r>
               <w:rPr>
                 <w:rFonts w:ascii="Times New Roman" w:hAnsi="Times New Roman"/>
@@ -4334,6 +4671,850 @@
     </w:p>
     <w:p>
       <w:pPr>
+        <w:pStyle w:val="Heading2"/>
+        <w:keepNext/>
+      </w:pPr>
+      <w:r>
+        <w:t xml:space="preserve">8.4 Outcomes (October 2026)</w:t>
+      </w:r>
+    </w:p>
+    <w:p>
+      <w:pPr>
+        <w:spacing w:after="120"/>
+      </w:pPr>
+      <w:r>
+        <w:rPr>
+          <w:i w:val="0"/>
+        </w:rPr>
+        <w:t xml:space="preserve">The objectives, questions and hypotheses above are unchanged from their registration. Their outcomes on the full study are below; docs/RESULTS.md gives the evidence for each.</w:t>
+      </w:r>
+    </w:p>
+    <w:tbl>
+      <w:tblPr>
+        <w:tblStyle w:val="TableGrid"/>
+        <w:tblW w:type="auto" w:w="0"/>
+        <w:jc w:val="center"/>
+        <w:tblLook w:firstColumn="1" w:firstRow="1" w:lastColumn="0" w:lastRow="0" w:noHBand="0" w:noVBand="1" w:val="04A0"/>
+      </w:tblPr>
+      <w:tblGrid>
+        <w:gridCol w:w="792"/>
+        <w:gridCol w:w="3456"/>
+        <w:gridCol w:w="5112"/>
+      </w:tblGrid>
+      <w:tr>
+        <w:trPr>
+          <w:tblHeader w:val="true"/>
+          <w:cantSplit/>
+        </w:trPr>
+        <w:tc>
+          <w:tcPr>
+            <w:tcW w:type="dxa" w:w="792"/>
+            <w:shd w:fill="17324D"/>
+            <w:vAlign w:val="center"/>
+          </w:tcPr>
+          <w:p>
+            <w:pPr>
+              <w:keepNext/>
+            </w:pPr>
+            <w:r>
+              <w:rPr>
+                <w:rFonts w:ascii="Times New Roman" w:hAnsi="Times New Roman"/>
+                <w:b/>
+                <w:color w:val="FFFFFF"/>
+                <w:sz w:val="18"/>
+              </w:rPr>
+              <w:t xml:space="preserve">ID</w:t>
+            </w:r>
+          </w:p>
+        </w:tc>
+        <w:tc>
+          <w:tcPr>
+            <w:tcW w:type="dxa" w:w="3456"/>
+            <w:shd w:fill="17324D"/>
+            <w:vAlign w:val="center"/>
+          </w:tcPr>
+          <w:p>
+            <w:pPr>
+              <w:keepNext/>
+            </w:pPr>
+            <w:r>
+              <w:rPr>
+                <w:rFonts w:ascii="Times New Roman" w:hAnsi="Times New Roman"/>
+                <w:b/>
+                <w:color w:val="FFFFFF"/>
+                <w:sz w:val="18"/>
+              </w:rPr>
+              <w:t xml:space="preserve">Outcome</w:t>
+            </w:r>
+          </w:p>
+        </w:tc>
+        <w:tc>
+          <w:tcPr>
+            <w:tcW w:type="dxa" w:w="5112"/>
+            <w:shd w:fill="17324D"/>
+            <w:vAlign w:val="center"/>
+          </w:tcPr>
+          <w:p>
+            <w:pPr>
+              <w:keepNext/>
+            </w:pPr>
+            <w:r>
+              <w:rPr>
+                <w:rFonts w:ascii="Times New Roman" w:hAnsi="Times New Roman"/>
+                <w:b/>
+                <w:color w:val="FFFFFF"/>
+                <w:sz w:val="18"/>
+              </w:rPr>
+              <w:t xml:space="preserve">Key evidence</w:t>
+            </w:r>
+          </w:p>
+        </w:tc>
+      </w:tr>
+      <w:tr>
+        <w:trPr>
+          <w:cantSplit/>
+        </w:trPr>
+        <w:tc>
+          <w:tcPr>
+            <w:tcW w:type="dxa" w:w="792"/>
+            <w:vAlign w:val="top"/>
+          </w:tcPr>
+          <w:p>
+            <w:pPr>
+              <w:spacing w:after="40"/>
+            </w:pPr>
+            <w:r>
+              <w:rPr>
+                <w:rFonts w:ascii="Times New Roman" w:hAnsi="Times New Roman"/>
+                <w:sz w:val="18"/>
+              </w:rPr>
+              <w:t xml:space="preserve">RQ1</w:t>
+            </w:r>
+          </w:p>
+        </w:tc>
+        <w:tc>
+          <w:tcPr>
+            <w:tcW w:type="dxa" w:w="3456"/>
+            <w:vAlign w:val="top"/>
+          </w:tcPr>
+          <w:p>
+            <w:pPr>
+              <w:spacing w:after="40"/>
+            </w:pPr>
+            <w:r>
+              <w:rPr>
+                <w:rFonts w:ascii="Times New Roman" w:hAnsi="Times New Roman"/>
+                <w:sz w:val="18"/>
+              </w:rPr>
+              <w:t xml:space="preserve">Not closely, on any calibrated audit.</w:t>
+            </w:r>
+          </w:p>
+        </w:tc>
+        <w:tc>
+          <w:tcPr>
+            <w:tcW w:type="dxa" w:w="5112"/>
+            <w:vAlign w:val="top"/>
+          </w:tcPr>
+          <w:p>
+            <w:pPr>
+              <w:spacing w:after="40"/>
+            </w:pPr>
+            <w:r>
+              <w:rPr>
+                <w:rFonts w:ascii="Times New Roman" w:hAnsi="Times New Roman"/>
+                <w:sz w:val="18"/>
+              </w:rPr>
+              <w:t xml:space="preserve">Representation and relearning flag every healthy unlearned model as unlike every retrain; behavior flags all of them except at mem-low (77%); privacy 84–100% (mem-med 52–60%). On representation, 88–100% of models end farther from the retrains than the original model at mem-med and the random sets.</w:t>
+            </w:r>
+          </w:p>
+        </w:tc>
+      </w:tr>
+      <w:tr>
+        <w:trPr>
+          <w:cantSplit/>
+        </w:trPr>
+        <w:tc>
+          <w:tcPr>
+            <w:tcW w:type="dxa" w:w="792"/>
+            <w:vAlign w:val="top"/>
+            <w:shd w:fill="F5F7F9"/>
+          </w:tcPr>
+          <w:p>
+            <w:pPr>
+              <w:spacing w:after="40"/>
+            </w:pPr>
+            <w:r>
+              <w:rPr>
+                <w:rFonts w:ascii="Times New Roman" w:hAnsi="Times New Roman"/>
+                <w:sz w:val="18"/>
+              </w:rPr>
+              <w:t xml:space="preserve">RQ2</w:t>
+            </w:r>
+          </w:p>
+        </w:tc>
+        <w:tc>
+          <w:tcPr>
+            <w:tcW w:type="dxa" w:w="3456"/>
+            <w:vAlign w:val="top"/>
+            <w:shd w:fill="F5F7F9"/>
+          </w:tcPr>
+          <w:p>
+            <w:pPr>
+              <w:spacing w:after="40"/>
+            </w:pPr>
+            <w:r>
+              <w:rPr>
+                <w:rFonts w:ascii="Times New Roman" w:hAnsi="Times New Roman"/>
+                <w:sz w:val="18"/>
+              </w:rPr>
+              <w:t xml:space="preserve">Partly, and only where memorization is high.</w:t>
+            </w:r>
+          </w:p>
+        </w:tc>
+        <w:tc>
+          <w:tcPr>
+            <w:tcW w:type="dxa" w:w="5112"/>
+            <w:vAlign w:val="top"/>
+            <w:shd w:fill="F5F7F9"/>
+          </w:tcPr>
+          <w:p>
+            <w:pPr>
+              <w:spacing w:after="40"/>
+            </w:pPr>
+            <w:r>
+              <w:rPr>
+                <w:rFonts w:ascii="Times New Roman" w:hAnsi="Times New Roman"/>
+                <w:sz w:val="18"/>
+              </w:rPr>
+              <w:t xml:space="preserve">Within-condition Kendall τ: behavior vs population attack +0.28, vs RMIA +0.18; +0.74 and +0.75 at mem-high; −0.36 (behavior vs RMIA) at mem-med.</w:t>
+            </w:r>
+          </w:p>
+        </w:tc>
+      </w:tr>
+      <w:tr>
+        <w:trPr>
+          <w:cantSplit/>
+        </w:trPr>
+        <w:tc>
+          <w:tcPr>
+            <w:tcW w:type="dxa" w:w="792"/>
+            <w:vAlign w:val="top"/>
+          </w:tcPr>
+          <w:p>
+            <w:pPr>
+              <w:spacing w:after="40"/>
+            </w:pPr>
+            <w:r>
+              <w:rPr>
+                <w:rFonts w:ascii="Times New Roman" w:hAnsi="Times New Roman"/>
+                <w:sz w:val="18"/>
+              </w:rPr>
+              <w:t xml:space="preserve">RQ3</w:t>
+            </w:r>
+          </w:p>
+        </w:tc>
+        <w:tc>
+          <w:tcPr>
+            <w:tcW w:type="dxa" w:w="3456"/>
+            <w:vAlign w:val="top"/>
+          </w:tcPr>
+          <w:p>
+            <w:pPr>
+              <w:spacing w:after="40"/>
+            </w:pPr>
+            <w:r>
+              <w:rPr>
+                <w:rFonts w:ascii="Times New Roman" w:hAnsi="Times New Roman"/>
+                <w:sz w:val="18"/>
+              </w:rPr>
+              <w:t xml:space="preserve">Yes.</w:t>
+            </w:r>
+          </w:p>
+        </w:tc>
+        <w:tc>
+          <w:tcPr>
+            <w:tcW w:type="dxa" w:w="5112"/>
+            <w:vAlign w:val="top"/>
+          </w:tcPr>
+          <w:p>
+            <w:pPr>
+              <w:spacing w:after="40"/>
+            </w:pPr>
+            <w:r>
+              <w:rPr>
+                <w:rFonts w:ascii="Times New Roman" w:hAnsi="Times New Roman"/>
+                <w:sz w:val="18"/>
+              </w:rPr>
+              <w:t xml:space="preserve">Of the 21 models behaviorally nearer a retrain than the original, 12 are representationally nearer the original (canary 7 of 16; mem-high 5 of 5).</w:t>
+            </w:r>
+          </w:p>
+        </w:tc>
+      </w:tr>
+      <w:tr>
+        <w:trPr>
+          <w:cantSplit/>
+        </w:trPr>
+        <w:tc>
+          <w:tcPr>
+            <w:tcW w:type="dxa" w:w="792"/>
+            <w:vAlign w:val="top"/>
+            <w:shd w:fill="F5F7F9"/>
+          </w:tcPr>
+          <w:p>
+            <w:pPr>
+              <w:spacing w:after="40"/>
+            </w:pPr>
+            <w:r>
+              <w:rPr>
+                <w:rFonts w:ascii="Times New Roman" w:hAnsi="Times New Roman"/>
+                <w:sz w:val="18"/>
+              </w:rPr>
+              <w:t xml:space="preserve">RQ4</w:t>
+            </w:r>
+          </w:p>
+        </w:tc>
+        <w:tc>
+          <w:tcPr>
+            <w:tcW w:type="dxa" w:w="3456"/>
+            <w:vAlign w:val="top"/>
+            <w:shd w:fill="F5F7F9"/>
+          </w:tcPr>
+          <w:p>
+            <w:pPr>
+              <w:spacing w:after="40"/>
+            </w:pPr>
+            <w:r>
+              <w:rPr>
+                <w:rFonts w:ascii="Times New Roman" w:hAnsi="Times New Roman"/>
+                <w:sz w:val="18"/>
+              </w:rPr>
+              <w:t xml:space="preserve">Yes, concentrated in SalUn; elsewhere relearning mostly repeats plain forget accuracy.</w:t>
+            </w:r>
+          </w:p>
+        </w:tc>
+        <w:tc>
+          <w:tcPr>
+            <w:tcW w:type="dxa" w:w="5112"/>
+            <w:vAlign w:val="top"/>
+            <w:shd w:fill="F5F7F9"/>
+          </w:tcPr>
+          <w:p>
+            <w:pPr>
+              <w:spacing w:after="40"/>
+            </w:pPr>
+            <w:r>
+              <w:rPr>
+                <w:rFonts w:ascii="Times New Roman" w:hAnsi="Times New Roman"/>
+                <w:sz w:val="18"/>
+              </w:rPr>
+              <w:t xml:space="preserve">Of 60 models RMIA rates retrain-like, 38 relearn like the original (SalUn 25 of 28). Relearning flags nothing beyond starting accuracy at 6 of 8 conditions.</w:t>
+            </w:r>
+          </w:p>
+        </w:tc>
+      </w:tr>
+      <w:tr>
+        <w:trPr>
+          <w:cantSplit/>
+        </w:trPr>
+        <w:tc>
+          <w:tcPr>
+            <w:tcW w:type="dxa" w:w="792"/>
+            <w:vAlign w:val="top"/>
+          </w:tcPr>
+          <w:p>
+            <w:pPr>
+              <w:spacing w:after="40"/>
+            </w:pPr>
+            <w:r>
+              <w:rPr>
+                <w:rFonts w:ascii="Times New Roman" w:hAnsi="Times New Roman"/>
+                <w:sz w:val="18"/>
+              </w:rPr>
+              <w:t xml:space="preserve">RQ5</w:t>
+            </w:r>
+          </w:p>
+        </w:tc>
+        <w:tc>
+          <w:tcPr>
+            <w:tcW w:type="dxa" w:w="3456"/>
+            <w:vAlign w:val="top"/>
+          </w:tcPr>
+          <w:p>
+            <w:pPr>
+              <w:spacing w:after="40"/>
+            </w:pPr>
+            <w:r>
+              <w:rPr>
+                <w:rFonts w:ascii="Times New Roman" w:hAnsi="Times New Roman"/>
+                <w:sz w:val="18"/>
+              </w:rPr>
+              <w:t xml:space="preserve">Method differences depend on the forget set, but audits disagree least, not most, where memorization is high.</w:t>
+            </w:r>
+          </w:p>
+        </w:tc>
+        <w:tc>
+          <w:tcPr>
+            <w:tcW w:type="dxa" w:w="5112"/>
+            <w:vAlign w:val="top"/>
+          </w:tcPr>
+          <w:p>
+            <w:pPr>
+              <w:spacing w:after="40"/>
+            </w:pPr>
+            <w:r>
+              <w:rPr>
+                <w:rFonts w:ascii="Times New Roman" w:hAnsi="Times New Roman"/>
+                <w:sz w:val="18"/>
+              </w:rPr>
+              <w:t xml:space="preserve">Method × condition interaction p ≤ 0.002 for every primary audit. Mean agreement τ +0.38 at mem-high, +0.36 at the canary, +0.01 at mem-med.</w:t>
+            </w:r>
+          </w:p>
+        </w:tc>
+      </w:tr>
+      <w:tr>
+        <w:trPr>
+          <w:cantSplit/>
+        </w:trPr>
+        <w:tc>
+          <w:tcPr>
+            <w:tcW w:type="dxa" w:w="792"/>
+            <w:vAlign w:val="top"/>
+            <w:shd w:fill="F5F7F9"/>
+          </w:tcPr>
+          <w:p>
+            <w:pPr>
+              <w:spacing w:after="40"/>
+            </w:pPr>
+            <w:r>
+              <w:rPr>
+                <w:rFonts w:ascii="Times New Roman" w:hAnsi="Times New Roman"/>
+                <w:sz w:val="18"/>
+              </w:rPr>
+              <w:t xml:space="preserve">RQ6</w:t>
+            </w:r>
+          </w:p>
+        </w:tc>
+        <w:tc>
+          <w:tcPr>
+            <w:tcW w:type="dxa" w:w="3456"/>
+            <w:vAlign w:val="top"/>
+            <w:shd w:fill="F5F7F9"/>
+          </w:tcPr>
+          <w:p>
+            <w:pPr>
+              <w:spacing w:after="40"/>
+            </w:pPr>
+            <w:r>
+              <w:rPr>
+                <w:rFonts w:ascii="Times New Roman" w:hAnsi="Times New Roman"/>
+                <w:sz w:val="18"/>
+              </w:rPr>
+              <w:t xml:space="preserve">Calibrated against retrains and read with a utility guard, nearly every audit is valid; used by their own rules, the retrain-free audits are not.</w:t>
+            </w:r>
+          </w:p>
+        </w:tc>
+        <w:tc>
+          <w:tcPr>
+            <w:tcW w:type="dxa" w:w="5112"/>
+            <w:vAlign w:val="top"/>
+            <w:shd w:fill="F5F7F9"/>
+          </w:tcPr>
+          <w:p>
+            <w:pPr>
+              <w:spacing w:after="40"/>
+            </w:pPr>
+            <w:r>
+              <w:rPr>
+                <w:rFonts w:ascii="Times New Roman" w:hAnsi="Times New Roman"/>
+                <w:sz w:val="18"/>
+              </w:rPr>
+              <w:t xml:space="preserve">Native rules flag up to 17 of 17 retrains (population attack, mem-high); calibrated false-positive rate 2.4% (14/595) and 4.2% (11/260); 23 of 39 canary readings at balanced accuracy 1.00; RMIA tracks canary memory best (τ +0.75).</w:t>
+            </w:r>
+          </w:p>
+        </w:tc>
+      </w:tr>
+      <w:tr>
+        <w:trPr>
+          <w:cantSplit/>
+        </w:trPr>
+        <w:tc>
+          <w:tcPr>
+            <w:tcW w:type="dxa" w:w="792"/>
+            <w:vAlign w:val="top"/>
+          </w:tcPr>
+          <w:p>
+            <w:pPr>
+              <w:spacing w:after="40"/>
+            </w:pPr>
+            <w:r>
+              <w:rPr>
+                <w:rFonts w:ascii="Times New Roman" w:hAnsi="Times New Roman"/>
+                <w:sz w:val="18"/>
+              </w:rPr>
+              <w:t xml:space="preserve">H1</w:t>
+            </w:r>
+          </w:p>
+        </w:tc>
+        <w:tc>
+          <w:tcPr>
+            <w:tcW w:type="dxa" w:w="3456"/>
+            <w:vAlign w:val="top"/>
+          </w:tcPr>
+          <w:p>
+            <w:pPr>
+              <w:spacing w:after="40"/>
+            </w:pPr>
+            <w:r>
+              <w:rPr>
+                <w:rFonts w:ascii="Times New Roman" w:hAnsi="Times New Roman"/>
+                <w:sz w:val="18"/>
+              </w:rPr>
+              <w:t xml:space="preserve">The replication holds; the predicted larger effect at high memorization does not.</w:t>
+            </w:r>
+          </w:p>
+        </w:tc>
+        <w:tc>
+          <w:tcPr>
+            <w:tcW w:type="dxa" w:w="5112"/>
+            <w:vAlign w:val="top"/>
+          </w:tcPr>
+          <w:p>
+            <w:pPr>
+              <w:spacing w:after="40"/>
+            </w:pPr>
+            <w:r>
+              <w:rPr>
+                <w:rFonts w:ascii="Times New Roman" w:hAnsi="Times New Roman"/>
+                <w:sz w:val="18"/>
+              </w:rPr>
+              <w:t xml:space="preserve">Representation flags every model wherever it is scored; its departures are largest at mem-med and the random sets.</w:t>
+            </w:r>
+          </w:p>
+        </w:tc>
+      </w:tr>
+      <w:tr>
+        <w:trPr>
+          <w:cantSplit/>
+        </w:trPr>
+        <w:tc>
+          <w:tcPr>
+            <w:tcW w:type="dxa" w:w="792"/>
+            <w:vAlign w:val="top"/>
+            <w:shd w:fill="F5F7F9"/>
+          </w:tcPr>
+          <w:p>
+            <w:pPr>
+              <w:spacing w:after="40"/>
+            </w:pPr>
+            <w:r>
+              <w:rPr>
+                <w:rFonts w:ascii="Times New Roman" w:hAnsi="Times New Roman"/>
+                <w:sz w:val="18"/>
+              </w:rPr>
+              <w:t xml:space="preserve">H2a</w:t>
+            </w:r>
+          </w:p>
+        </w:tc>
+        <w:tc>
+          <w:tcPr>
+            <w:tcW w:type="dxa" w:w="3456"/>
+            <w:vAlign w:val="top"/>
+            <w:shd w:fill="F5F7F9"/>
+          </w:tcPr>
+          <w:p>
+            <w:pPr>
+              <w:spacing w:after="40"/>
+            </w:pPr>
+            <w:r>
+              <w:rPr>
+                <w:rFonts w:ascii="Times New Roman" w:hAnsi="Times New Roman"/>
+                <w:sz w:val="18"/>
+              </w:rPr>
+              <w:t xml:space="preserve">Supported.</w:t>
+            </w:r>
+          </w:p>
+        </w:tc>
+        <w:tc>
+          <w:tcPr>
+            <w:tcW w:type="dxa" w:w="5112"/>
+            <w:vAlign w:val="top"/>
+            <w:shd w:fill="F5F7F9"/>
+          </w:tcPr>
+          <w:p>
+            <w:pPr>
+              <w:spacing w:after="40"/>
+            </w:pPr>
+            <w:r>
+              <w:rPr>
+                <w:rFonts w:ascii="Times New Roman" w:hAnsi="Times New Roman"/>
+                <w:sz w:val="18"/>
+              </w:rPr>
+              <w:t xml:space="preserve">As RQ2.</w:t>
+            </w:r>
+          </w:p>
+        </w:tc>
+      </w:tr>
+      <w:tr>
+        <w:trPr>
+          <w:cantSplit/>
+        </w:trPr>
+        <w:tc>
+          <w:tcPr>
+            <w:tcW w:type="dxa" w:w="792"/>
+            <w:vAlign w:val="top"/>
+          </w:tcPr>
+          <w:p>
+            <w:pPr>
+              <w:spacing w:after="40"/>
+            </w:pPr>
+            <w:r>
+              <w:rPr>
+                <w:rFonts w:ascii="Times New Roman" w:hAnsi="Times New Roman"/>
+                <w:sz w:val="18"/>
+              </w:rPr>
+              <w:t xml:space="preserve">H2b</w:t>
+            </w:r>
+          </w:p>
+        </w:tc>
+        <w:tc>
+          <w:tcPr>
+            <w:tcW w:type="dxa" w:w="3456"/>
+            <w:vAlign w:val="top"/>
+          </w:tcPr>
+          <w:p>
+            <w:pPr>
+              <w:spacing w:after="40"/>
+            </w:pPr>
+            <w:r>
+              <w:rPr>
+                <w:rFonts w:ascii="Times New Roman" w:hAnsi="Times New Roman"/>
+                <w:sz w:val="18"/>
+              </w:rPr>
+              <w:t xml:space="preserve">The two attacks rank methods differently: supported. “More lenient”: not supported.</w:t>
+            </w:r>
+          </w:p>
+        </w:tc>
+        <w:tc>
+          <w:tcPr>
+            <w:tcW w:type="dxa" w:w="5112"/>
+            <w:vAlign w:val="top"/>
+          </w:tcPr>
+          <w:p>
+            <w:pPr>
+              <w:spacing w:after="40"/>
+            </w:pPr>
+            <w:r>
+              <w:rPr>
+                <w:rFonts w:ascii="Times New Roman" w:hAnsi="Times New Roman"/>
+                <w:sz w:val="18"/>
+              </w:rPr>
+              <w:t xml:space="preserve">τ +0.21 within conditions, −0.30 at mem-med. Verdicts 20 vs 10 (McNemar p = 0.099); on the gap scale the population attack is slightly stricter (+0.17).</w:t>
+            </w:r>
+          </w:p>
+        </w:tc>
+      </w:tr>
+      <w:tr>
+        <w:trPr>
+          <w:cantSplit/>
+        </w:trPr>
+        <w:tc>
+          <w:tcPr>
+            <w:tcW w:type="dxa" w:w="792"/>
+            <w:vAlign w:val="top"/>
+            <w:shd w:fill="F5F7F9"/>
+          </w:tcPr>
+          <w:p>
+            <w:pPr>
+              <w:spacing w:after="40"/>
+            </w:pPr>
+            <w:r>
+              <w:rPr>
+                <w:rFonts w:ascii="Times New Roman" w:hAnsi="Times New Roman"/>
+                <w:sz w:val="18"/>
+              </w:rPr>
+              <w:t xml:space="preserve">H3</w:t>
+            </w:r>
+          </w:p>
+        </w:tc>
+        <w:tc>
+          <w:tcPr>
+            <w:tcW w:type="dxa" w:w="3456"/>
+            <w:vAlign w:val="top"/>
+            <w:shd w:fill="F5F7F9"/>
+          </w:tcPr>
+          <w:p>
+            <w:pPr>
+              <w:spacing w:after="40"/>
+            </w:pPr>
+            <w:r>
+              <w:rPr>
+                <w:rFonts w:ascii="Times New Roman" w:hAnsi="Times New Roman"/>
+                <w:sz w:val="18"/>
+              </w:rPr>
+              <w:t xml:space="preserve">Supported, and not by method identity.</w:t>
+            </w:r>
+          </w:p>
+        </w:tc>
+        <w:tc>
+          <w:tcPr>
+            <w:tcW w:type="dxa" w:w="5112"/>
+            <w:vAlign w:val="top"/>
+            <w:shd w:fill="F5F7F9"/>
+          </w:tcPr>
+          <w:p>
+            <w:pPr>
+              <w:spacing w:after="40"/>
+            </w:pPr>
+            <w:r>
+              <w:rPr>
+                <w:rFonts w:ascii="Times New Roman" w:hAnsi="Times New Roman"/>
+                <w:sz w:val="18"/>
+              </w:rPr>
+              <w:t xml:space="preserve">Within-condition τ +0.64 between representation-to-original and relearning (signed scale); slope +0.49 [0.42, 0.57] controlling for method and condition.</w:t>
+            </w:r>
+          </w:p>
+        </w:tc>
+      </w:tr>
+      <w:tr>
+        <w:trPr>
+          <w:cantSplit/>
+        </w:trPr>
+        <w:tc>
+          <w:tcPr>
+            <w:tcW w:type="dxa" w:w="792"/>
+            <w:vAlign w:val="top"/>
+          </w:tcPr>
+          <w:p>
+            <w:pPr>
+              <w:spacing w:after="40"/>
+            </w:pPr>
+            <w:r>
+              <w:rPr>
+                <w:rFonts w:ascii="Times New Roman" w:hAnsi="Times New Roman"/>
+                <w:sz w:val="18"/>
+              </w:rPr>
+              <w:t xml:space="preserve">H4</w:t>
+            </w:r>
+          </w:p>
+        </w:tc>
+        <w:tc>
+          <w:tcPr>
+            <w:tcW w:type="dxa" w:w="3456"/>
+            <w:vAlign w:val="top"/>
+          </w:tcPr>
+          <w:p>
+            <w:pPr>
+              <w:spacing w:after="40"/>
+            </w:pPr>
+            <w:r>
+              <w:rPr>
+                <w:rFonts w:ascii="Times New Roman" w:hAnsi="Times New Roman"/>
+                <w:sz w:val="18"/>
+              </w:rPr>
+              <w:t xml:space="preserve">Not supported.</w:t>
+            </w:r>
+          </w:p>
+        </w:tc>
+        <w:tc>
+          <w:tcPr>
+            <w:tcW w:type="dxa" w:w="5112"/>
+            <w:vAlign w:val="top"/>
+          </w:tcPr>
+          <w:p>
+            <w:pPr>
+              <w:spacing w:after="40"/>
+            </w:pPr>
+            <w:r>
+              <w:rPr>
+                <w:rFonts w:ascii="Times New Roman" w:hAnsi="Times New Roman"/>
+                <w:sz w:val="18"/>
+              </w:rPr>
+              <w:t xml:space="preserve">Methods differ most at mem-low (behavior) and mem-med (RMIA, representation); audit families agree most at the two high-memorization conditions.</w:t>
+            </w:r>
+          </w:p>
+        </w:tc>
+      </w:tr>
+      <w:tr>
+        <w:trPr>
+          <w:cantSplit/>
+        </w:trPr>
+        <w:tc>
+          <w:tcPr>
+            <w:tcW w:type="dxa" w:w="792"/>
+            <w:vAlign w:val="top"/>
+            <w:shd w:fill="F5F7F9"/>
+          </w:tcPr>
+          <w:p>
+            <w:pPr>
+              <w:spacing w:after="40"/>
+            </w:pPr>
+            <w:r>
+              <w:rPr>
+                <w:rFonts w:ascii="Times New Roman" w:hAnsi="Times New Roman"/>
+                <w:sz w:val="18"/>
+              </w:rPr>
+              <w:t xml:space="preserve">H5</w:t>
+            </w:r>
+          </w:p>
+        </w:tc>
+        <w:tc>
+          <w:tcPr>
+            <w:tcW w:type="dxa" w:w="3456"/>
+            <w:vAlign w:val="top"/>
+            <w:shd w:fill="F5F7F9"/>
+          </w:tcPr>
+          <w:p>
+            <w:pPr>
+              <w:spacing w:after="40"/>
+            </w:pPr>
+            <w:r>
+              <w:rPr>
+                <w:rFonts w:ascii="Times New Roman" w:hAnsi="Times New Roman"/>
+                <w:sz w:val="18"/>
+              </w:rPr>
+              <w:t xml:space="preserve">Supported.</w:t>
+            </w:r>
+          </w:p>
+        </w:tc>
+        <w:tc>
+          <w:tcPr>
+            <w:tcW w:type="dxa" w:w="5112"/>
+            <w:vAlign w:val="top"/>
+            <w:shd w:fill="F5F7F9"/>
+          </w:tcPr>
+          <w:p>
+            <w:pPr>
+              <w:spacing w:after="40"/>
+            </w:pPr>
+            <w:r>
+              <w:rPr>
+                <w:rFonts w:ascii="Times New Roman" w:hAnsi="Times New Roman"/>
+                <w:sz w:val="18"/>
+              </w:rPr>
+              <w:t xml:space="preserve">All three retrain-free families flag genuine retrains by their own rules on non-random forget sets.</w:t>
+            </w:r>
+          </w:p>
+        </w:tc>
+      </w:tr>
+    </w:tbl>
+    <w:p>
+      <w:pPr>
+        <w:spacing w:after="20"/>
+      </w:pPr>
+    </w:p>
+    <w:p>
+      <w:pPr>
+        <w:spacing w:after="120"/>
+      </w:pPr>
+      <w:r>
+        <w:rPr>
+          <w:i w:val="0"/>
+        </w:rPr>
+        <w:t xml:space="preserve">H3 was tested with cka_to_original, approved on 1 October 2026 for the purpose, on a signed scale chosen after its first run because the hypothesis has a direction; the absolute version also supports it (τ +0.52). Analyses added after seeing data are labelled exploratory in docs/RESULTS.md.</w:t>
+      </w:r>
+    </w:p>
+    <w:p>
+      <w:pPr>
         <w:pStyle w:val="Heading1"/>
         <w:keepNext/>
       </w:pPr>
@@ -4387,7 +5568,7 @@
         <w:ind w:left="346"/>
       </w:pPr>
       <w:r>
-        <w:t>Behavioral, privacy, representation-level and relearning audits.</w:t>
+        <w:t xml:space="preserve">Behavioral, privacy, representation-level and relearning audits, plus a retrain-free independence audit (SDE) as a secondary comparison.</w:t>
       </w:r>
     </w:p>
     <w:p>
@@ -4412,22 +5593,22 @@
     </w:p>
     <w:p>
       <w:pPr>
-        <w:pStyle w:val="ListParagraph"/>
+        <w:pStyle w:val="ListBullet"/>
         <w:spacing w:after="60"/>
         <w:ind w:left="346"/>
       </w:pPr>
       <w:r>
-        <w:t>Calibration of each audit family for validity, using held-out retrained oracles and the canary condition, in addition to comparing audits with one another.</w:t>
+        <w:t xml:space="preserve">Calibration of each audit family for validity, using held-out retrained oracles and the canary condition, in addition to comparing audits with one another.</w:t>
       </w:r>
     </w:p>
     <w:p>
       <w:pPr>
-        <w:pStyle w:val="ListParagraph"/>
+        <w:pStyle w:val="ListBullet"/>
         <w:spacing w:after="60"/>
         <w:ind w:left="346"/>
       </w:pPr>
       <w:r>
-        <w:t>An ensemble of independently retrained models treated as a reference distribution, rather than a single retrained model treated as ground truth.</w:t>
+        <w:t xml:space="preserve">An ensemble of independently retrained models treated as a reference distribution, rather than a single retrained model treated as ground truth.</w:t>
       </w:r>
     </w:p>
     <w:p>
@@ -4437,7 +5618,7 @@
         <w:ind w:left="346"/>
       </w:pPr>
       <w:r>
-        <w:t>A reproducible codebase plus a Streamlit demonstration dashboard.</w:t>
+        <w:t xml:space="preserve">A reproducible codebase plus a Streamlit demonstration dashboard, kept as a visualization layer over the completed experiments.</w:t>
       </w:r>
     </w:p>
     <w:p>
@@ -4711,7 +5892,7 @@
         <w:rPr>
           <w:i w:val="0"/>
         </w:rPr>
-        <w:t>CIFAR-100 is optional secondary validation. It should be attempted only after the complete CIFAR-10 pipeline is stable. If time becomes limited, secondary-dataset breadth should be dropped before any of the core audit families are dropped.</w:t>
+        <w:t xml:space="preserve">CIFAR-100 was optional secondary validation and was not run: the CIFAR-10 study, with its calibration and canary work, used the available time. It remains future work.</w:t>
       </w:r>
     </w:p>
     <w:p>
@@ -4756,6 +5937,24 @@
     </w:p>
     <w:p>
       <w:pPr>
+        <w:spacing w:after="120"/>
+      </w:pPr>
+      <w:r>
+        <w:rPr>
+          <w:b/>
+          <w:i w:val="0"/>
+        </w:rPr>
+        <w:t xml:space="preserve">As built: </w:t>
+      </w:r>
+      <w:r>
+        <w:rPr>
+          <w:i w:val="0"/>
+        </w:rPr>
+        <w:t xml:space="preserve">the CIFAR variant of ResNet-18 (3×3 stride-1 first convolution, no max-pool), trained for 30 epochs with SGD (learning rate 0.1, Nesterov momentum 0.9, weight decay 5×10⁻⁴), batch size 256, a cosine schedule with one warm-up epoch, and mixed precision. The same recipe trains every original model, retrain and attack reference model, because any difference would turn every retrain-referenced comparison into a comparison of recipes. The clean original models reach 93.5% test accuracy (sd 0.17 points over five seeds).</w:t>
+      </w:r>
+    </w:p>
+    <w:p>
+      <w:pPr>
         <w:pStyle w:val="Heading1"/>
         <w:keepNext/>
       </w:pPr>
@@ -4771,7 +5970,7 @@
         <w:rPr>
           <w:i w:val="0"/>
         </w:rPr>
-        <w:t>Four core approximate methods are selected to provide mechanistic diversity without turning the semester into a reproduction exercise. The precise hyperparameters will be frozen only after pilot experiments and should be logged per run.</w:t>
+        <w:t xml:space="preserve">Five approximate methods and one destructive control provide mechanistic diversity without turning the semester into a reproduction exercise. All six are implemented behind one interface with one shared training loop, so that runtime and utility are comparable by construction. Their settings were frozen after the pilot (8 September 2026) and are hashed into every checkpoint, so a changed method can never silently reuse an old result.</w:t>
       </w:r>
     </w:p>
     <w:tbl>
@@ -4798,6 +5997,9 @@
             <w:vAlign w:val="center"/>
           </w:tcPr>
           <w:p>
+            <w:pPr>
+              <w:keepNext/>
+            </w:pPr>
             <w:r>
               <w:rPr>
                 <w:rFonts w:ascii="Times New Roman" w:hAnsi="Times New Roman"/>
@@ -4816,6 +6018,9 @@
             <w:vAlign w:val="center"/>
           </w:tcPr>
           <w:p>
+            <w:pPr>
+              <w:keepNext/>
+            </w:pPr>
             <w:r>
               <w:rPr>
                 <w:rFonts w:ascii="Times New Roman" w:hAnsi="Times New Roman"/>
@@ -4834,6 +6039,9 @@
             <w:vAlign w:val="center"/>
           </w:tcPr>
           <w:p>
+            <w:pPr>
+              <w:keepNext/>
+            </w:pPr>
             <w:r>
               <w:rPr>
                 <w:rFonts w:ascii="Times New Roman" w:hAnsi="Times New Roman"/>
@@ -5226,7 +6434,477 @@
         <w:rPr>
           <w:i w:val="0"/>
         </w:rPr>
-        <w:t>Selective Synaptic Dampening [6] was a core method in v1.0 and has been withdrawn from the core set. Its mechanism selects parameters whose Fisher importance is disproportionately high for the forget set relative to the retain set. A randomly drawn forget set is, by construction, distributed identically to the retain set, so that importance ratio is approximately uniform, no parameters are selected, and the dampening step approximates a no-op. This is a mismatch between mechanism and task rather than a tuning problem, and it is reported empirically: SSD fails to forget at all tested forget fractions under random forgetting while performing at or above the state of the art on class and sub-class unlearning [24]. SSD may be reported in an appendix as a documented mechanism-task mismatch, or evaluated in a separate class-unlearning condition where it is the appropriate tool. The Incompetent Teacher approach [3] remains an optional seventh method, to be added only after all six core methods and all audit modules are stable.</w:t>
+        <w:t xml:space="preserve">Selective Synaptic Dampening [6] was a core method in v1.0 and has been withdrawn from the core set. Its mechanism selects parameters whose Fisher importance is disproportionately high for the forget set relative to the retain set. A randomly drawn forget set is, by construction, distributed identically to the retain set, so that importance ratio is approximately uniform, no parameters are selected, and the dampening step approximates a no-op. This is a mismatch between mechanism and task rather than a tuning problem, and it is reported empirically: SSD fails to forget at all tested forget fractions under random forgetting while performing at or above the state of the art on class and sub-class unlearning [24]. SSD was implemented but not run; the optional class-unlearning side condition was not pursued. The Incompetent Teacher approach [3] was not added.</w:t>
+      </w:r>
+    </w:p>
+    <w:p>
+      <w:pPr>
+        <w:pStyle w:val="Heading2"/>
+        <w:keepNext/>
+      </w:pPr>
+      <w:r>
+        <w:t xml:space="preserve">12.1 Settings as Built, and Deliberate Departures</w:t>
+      </w:r>
+    </w:p>
+    <w:tbl>
+      <w:tblPr>
+        <w:tblStyle w:val="TableGrid"/>
+        <w:tblW w:type="auto" w:w="0"/>
+        <w:jc w:val="center"/>
+        <w:tblLook w:firstColumn="1" w:firstRow="1" w:lastColumn="0" w:lastRow="0" w:noHBand="0" w:noVBand="1" w:val="04A0"/>
+      </w:tblPr>
+      <w:tblGrid>
+        <w:gridCol w:w="1728"/>
+        <w:gridCol w:w="3312"/>
+        <w:gridCol w:w="4320"/>
+      </w:tblGrid>
+      <w:tr>
+        <w:trPr>
+          <w:tblHeader w:val="true"/>
+          <w:cantSplit/>
+        </w:trPr>
+        <w:tc>
+          <w:tcPr>
+            <w:tcW w:type="dxa" w:w="1728"/>
+            <w:shd w:fill="17324D"/>
+            <w:vAlign w:val="center"/>
+          </w:tcPr>
+          <w:p>
+            <w:pPr>
+              <w:keepNext/>
+            </w:pPr>
+            <w:r>
+              <w:rPr>
+                <w:rFonts w:ascii="Times New Roman" w:hAnsi="Times New Roman"/>
+                <w:b/>
+                <w:color w:val="FFFFFF"/>
+                <w:sz w:val="18"/>
+              </w:rPr>
+              <w:t xml:space="preserve">Method</w:t>
+            </w:r>
+          </w:p>
+        </w:tc>
+        <w:tc>
+          <w:tcPr>
+            <w:tcW w:type="dxa" w:w="3312"/>
+            <w:shd w:fill="17324D"/>
+            <w:vAlign w:val="center"/>
+          </w:tcPr>
+          <w:p>
+            <w:pPr>
+              <w:keepNext/>
+            </w:pPr>
+            <w:r>
+              <w:rPr>
+                <w:rFonts w:ascii="Times New Roman" w:hAnsi="Times New Roman"/>
+                <w:b/>
+                <w:color w:val="FFFFFF"/>
+                <w:sz w:val="18"/>
+              </w:rPr>
+              <w:t xml:space="preserve">Final settings</w:t>
+            </w:r>
+          </w:p>
+        </w:tc>
+        <w:tc>
+          <w:tcPr>
+            <w:tcW w:type="dxa" w:w="4320"/>
+            <w:shd w:fill="17324D"/>
+            <w:vAlign w:val="center"/>
+          </w:tcPr>
+          <w:p>
+            <w:pPr>
+              <w:keepNext/>
+            </w:pPr>
+            <w:r>
+              <w:rPr>
+                <w:rFonts w:ascii="Times New Roman" w:hAnsi="Times New Roman"/>
+                <w:b/>
+                <w:color w:val="FFFFFF"/>
+                <w:sz w:val="18"/>
+              </w:rPr>
+              <w:t xml:space="preserve">Departure from the published method, and why</w:t>
+            </w:r>
+          </w:p>
+        </w:tc>
+      </w:tr>
+      <w:tr>
+        <w:trPr>
+          <w:cantSplit/>
+        </w:trPr>
+        <w:tc>
+          <w:tcPr>
+            <w:tcW w:type="dxa" w:w="1728"/>
+            <w:vAlign w:val="top"/>
+          </w:tcPr>
+          <w:p>
+            <w:pPr>
+              <w:spacing w:after="40"/>
+            </w:pPr>
+            <w:r>
+              <w:rPr>
+                <w:rFonts w:ascii="Times New Roman" w:hAnsi="Times New Roman"/>
+                <w:sz w:val="18"/>
+              </w:rPr>
+              <w:t xml:space="preserve">Fine-tuning</w:t>
+            </w:r>
+          </w:p>
+        </w:tc>
+        <w:tc>
+          <w:tcPr>
+            <w:tcW w:type="dxa" w:w="3312"/>
+            <w:vAlign w:val="top"/>
+          </w:tcPr>
+          <w:p>
+            <w:pPr>
+              <w:spacing w:after="40"/>
+            </w:pPr>
+            <w:r>
+              <w:rPr>
+                <w:rFonts w:ascii="Times New Roman" w:hAnsi="Times New Roman"/>
+                <w:sz w:val="18"/>
+              </w:rPr>
+              <w:t xml:space="preserve">5 epochs on R; SGD, learning rate 0.01, momentum 0.9, weight decay 5×10⁻⁴.</w:t>
+            </w:r>
+          </w:p>
+        </w:tc>
+        <w:tc>
+          <w:tcPr>
+            <w:tcW w:type="dxa" w:w="4320"/>
+            <w:vAlign w:val="top"/>
+          </w:tcPr>
+          <w:p>
+            <w:pPr>
+              <w:spacing w:after="40"/>
+            </w:pPr>
+            <w:r>
+              <w:rPr>
+                <w:rFonts w:ascii="Times New Roman" w:hAnsi="Times New Roman"/>
+                <w:sz w:val="18"/>
+              </w:rPr>
+              <w:t xml:space="preserve">None.</w:t>
+            </w:r>
+          </w:p>
+        </w:tc>
+      </w:tr>
+      <w:tr>
+        <w:trPr>
+          <w:cantSplit/>
+        </w:trPr>
+        <w:tc>
+          <w:tcPr>
+            <w:tcW w:type="dxa" w:w="1728"/>
+            <w:vAlign w:val="top"/>
+            <w:shd w:fill="F5F7F9"/>
+          </w:tcPr>
+          <w:p>
+            <w:pPr>
+              <w:spacing w:after="40"/>
+            </w:pPr>
+            <w:r>
+              <w:rPr>
+                <w:rFonts w:ascii="Times New Roman" w:hAnsi="Times New Roman"/>
+                <w:sz w:val="18"/>
+              </w:rPr>
+              <w:t xml:space="preserve">NegGrad+</w:t>
+            </w:r>
+          </w:p>
+        </w:tc>
+        <w:tc>
+          <w:tcPr>
+            <w:tcW w:type="dxa" w:w="3312"/>
+            <w:vAlign w:val="top"/>
+            <w:shd w:fill="F5F7F9"/>
+          </w:tcPr>
+          <w:p>
+            <w:pPr>
+              <w:spacing w:after="40"/>
+            </w:pPr>
+            <w:r>
+              <w:rPr>
+                <w:rFonts w:ascii="Times New Roman" w:hAnsi="Times New Roman"/>
+                <w:sz w:val="18"/>
+              </w:rPr>
+              <w:t xml:space="preserve">5 epochs; learning rate 0.01; retain weight α = 0.95.</w:t>
+            </w:r>
+          </w:p>
+        </w:tc>
+        <w:tc>
+          <w:tcPr>
+            <w:tcW w:type="dxa" w:w="4320"/>
+            <w:vAlign w:val="top"/>
+            <w:shd w:fill="F5F7F9"/>
+          </w:tcPr>
+          <w:p>
+            <w:pPr>
+              <w:spacing w:after="40"/>
+            </w:pPr>
+            <w:r>
+              <w:rPr>
+                <w:rFonts w:ascii="Times New Roman" w:hAnsi="Times New Roman"/>
+                <w:sz w:val="18"/>
+              </w:rPr>
+              <w:t xml:space="preserve">Forget term capped at chance-level loss, max(0, ln 10 − CE). The published loss rewards ascent without bound and collapsed the pilot model (test accuracy 0.33). The cap has the same gradient while the forget set is still known and stops where the model would start becoming confidently wrong; an infinite cap recovers the published loss.</w:t>
+            </w:r>
+          </w:p>
+        </w:tc>
+      </w:tr>
+      <w:tr>
+        <w:trPr>
+          <w:cantSplit/>
+        </w:trPr>
+        <w:tc>
+          <w:tcPr>
+            <w:tcW w:type="dxa" w:w="1728"/>
+            <w:vAlign w:val="top"/>
+          </w:tcPr>
+          <w:p>
+            <w:pPr>
+              <w:spacing w:after="40"/>
+            </w:pPr>
+            <w:r>
+              <w:rPr>
+                <w:rFonts w:ascii="Times New Roman" w:hAnsi="Times New Roman"/>
+                <w:sz w:val="18"/>
+              </w:rPr>
+              <w:t xml:space="preserve">SCRUB</w:t>
+            </w:r>
+          </w:p>
+        </w:tc>
+        <w:tc>
+          <w:tcPr>
+            <w:tcW w:type="dxa" w:w="3312"/>
+            <w:vAlign w:val="top"/>
+          </w:tcPr>
+          <w:p>
+            <w:pPr>
+              <w:spacing w:after="40"/>
+            </w:pPr>
+            <w:r>
+              <w:rPr>
+                <w:rFonts w:ascii="Times New Roman" w:hAnsi="Times New Roman"/>
+                <w:sz w:val="18"/>
+              </w:rPr>
+              <w:t xml:space="preserve">5 epochs, 2 with ascent; learning rate 0.005; temperature 4.</w:t>
+            </w:r>
+          </w:p>
+        </w:tc>
+        <w:tc>
+          <w:tcPr>
+            <w:tcW w:type="dxa" w:w="4320"/>
+            <w:vAlign w:val="top"/>
+          </w:tcPr>
+          <w:p>
+            <w:pPr>
+              <w:spacing w:after="40"/>
+            </w:pPr>
+            <w:r>
+              <w:rPr>
+                <w:rFonts w:ascii="Times New Roman" w:hAnsi="Times New Roman"/>
+                <w:sz w:val="18"/>
+              </w:rPr>
+              <w:t xml:space="preserve">Ascent capped at 24 steps in total, which is exactly the published schedule at 3,000-example forget sets. Uncapped, the budget grew with forget-set size and diverged at 5,000 (retain accuracy 0.55–0.83).</w:t>
+            </w:r>
+          </w:p>
+        </w:tc>
+      </w:tr>
+      <w:tr>
+        <w:trPr>
+          <w:cantSplit/>
+        </w:trPr>
+        <w:tc>
+          <w:tcPr>
+            <w:tcW w:type="dxa" w:w="1728"/>
+            <w:vAlign w:val="top"/>
+            <w:shd w:fill="F5F7F9"/>
+          </w:tcPr>
+          <w:p>
+            <w:pPr>
+              <w:spacing w:after="40"/>
+            </w:pPr>
+            <w:r>
+              <w:rPr>
+                <w:rFonts w:ascii="Times New Roman" w:hAnsi="Times New Roman"/>
+                <w:sz w:val="18"/>
+              </w:rPr>
+              <w:t xml:space="preserve">NegGrad (control)</w:t>
+            </w:r>
+          </w:p>
+        </w:tc>
+        <w:tc>
+          <w:tcPr>
+            <w:tcW w:type="dxa" w:w="3312"/>
+            <w:vAlign w:val="top"/>
+            <w:shd w:fill="F5F7F9"/>
+          </w:tcPr>
+          <w:p>
+            <w:pPr>
+              <w:spacing w:after="40"/>
+            </w:pPr>
+            <w:r>
+              <w:rPr>
+                <w:rFonts w:ascii="Times New Roman" w:hAnsi="Times New Roman"/>
+                <w:sz w:val="18"/>
+              </w:rPr>
+              <w:t xml:space="preserve">60 steps of ascent on F; learning rate 0.01; no retain term.</w:t>
+            </w:r>
+          </w:p>
+        </w:tc>
+        <w:tc>
+          <w:tcPr>
+            <w:tcW w:type="dxa" w:w="4320"/>
+            <w:vAlign w:val="top"/>
+            <w:shd w:fill="F5F7F9"/>
+          </w:tcPr>
+          <w:p>
+            <w:pPr>
+              <w:spacing w:after="40"/>
+            </w:pPr>
+            <w:r>
+              <w:rPr>
+                <w:rFonts w:ascii="Times New Roman" w:hAnsi="Times New Roman"/>
+                <w:sz w:val="18"/>
+              </w:rPr>
+              <w:t xml:space="preserve">Budget in steps rather than epochs, so it is equally destructive at every forget-set size (in epochs it was a no-op at 500 examples). It collapses every model to a constant predictor (about 10% accuracy), by design.</w:t>
+            </w:r>
+          </w:p>
+        </w:tc>
+      </w:tr>
+      <w:tr>
+        <w:trPr>
+          <w:cantSplit/>
+        </w:trPr>
+        <w:tc>
+          <w:tcPr>
+            <w:tcW w:type="dxa" w:w="1728"/>
+            <w:vAlign w:val="top"/>
+          </w:tcPr>
+          <w:p>
+            <w:pPr>
+              <w:spacing w:after="40"/>
+            </w:pPr>
+            <w:r>
+              <w:rPr>
+                <w:rFonts w:ascii="Times New Roman" w:hAnsi="Times New Roman"/>
+                <w:sz w:val="18"/>
+              </w:rPr>
+              <w:t xml:space="preserve">SalUn</w:t>
+            </w:r>
+          </w:p>
+        </w:tc>
+        <w:tc>
+          <w:tcPr>
+            <w:tcW w:type="dxa" w:w="3312"/>
+            <w:vAlign w:val="top"/>
+          </w:tcPr>
+          <w:p>
+            <w:pPr>
+              <w:spacing w:after="40"/>
+            </w:pPr>
+            <w:r>
+              <w:rPr>
+                <w:rFonts w:ascii="Times New Roman" w:hAnsi="Times New Roman"/>
+                <w:sz w:val="18"/>
+              </w:rPr>
+              <w:t xml:space="preserve">Saliency mask over 50% of weights from forget-set gradients; random-label fine-tuning of F through the mask plus a full retain pass each epoch; 5 epochs; learning rate 0.01.</w:t>
+            </w:r>
+          </w:p>
+        </w:tc>
+        <w:tc>
+          <w:tcPr>
+            <w:tcW w:type="dxa" w:w="4320"/>
+            <w:vAlign w:val="top"/>
+          </w:tcPr>
+          <w:p>
+            <w:pPr>
+              <w:spacing w:after="40"/>
+            </w:pPr>
+            <w:r>
+              <w:rPr>
+                <w:rFonts w:ascii="Times New Roman" w:hAnsi="Times New Roman"/>
+                <w:sz w:val="18"/>
+              </w:rPr>
+              <w:t xml:space="preserve">None. An early implementation paired one retain batch with each forget batch, under-sampling R by up to 97×; it was corrected to the authors' code before the final runs.</w:t>
+            </w:r>
+          </w:p>
+        </w:tc>
+      </w:tr>
+      <w:tr>
+        <w:trPr>
+          <w:cantSplit/>
+        </w:trPr>
+        <w:tc>
+          <w:tcPr>
+            <w:tcW w:type="dxa" w:w="1728"/>
+            <w:vAlign w:val="top"/>
+            <w:shd w:fill="F5F7F9"/>
+          </w:tcPr>
+          <w:p>
+            <w:pPr>
+              <w:spacing w:after="40"/>
+            </w:pPr>
+            <w:r>
+              <w:rPr>
+                <w:rFonts w:ascii="Times New Roman" w:hAnsi="Times New Roman"/>
+                <w:sz w:val="18"/>
+              </w:rPr>
+              <w:t xml:space="preserve">L1-sparse</w:t>
+            </w:r>
+          </w:p>
+        </w:tc>
+        <w:tc>
+          <w:tcPr>
+            <w:tcW w:type="dxa" w:w="3312"/>
+            <w:vAlign w:val="top"/>
+            <w:shd w:fill="F5F7F9"/>
+          </w:tcPr>
+          <w:p>
+            <w:pPr>
+              <w:spacing w:after="40"/>
+            </w:pPr>
+            <w:r>
+              <w:rPr>
+                <w:rFonts w:ascii="Times New Roman" w:hAnsi="Times New Roman"/>
+                <w:sz w:val="18"/>
+              </w:rPr>
+              <w:t xml:space="preserve">5 epochs on R with an L1 penalty, λ = 5×10⁻⁵; learning rate 0.01.</w:t>
+            </w:r>
+          </w:p>
+        </w:tc>
+        <w:tc>
+          <w:tcPr>
+            <w:tcW w:type="dxa" w:w="4320"/>
+            <w:vAlign w:val="top"/>
+            <w:shd w:fill="F5F7F9"/>
+          </w:tcPr>
+          <w:p>
+            <w:pPr>
+              <w:spacing w:after="40"/>
+            </w:pPr>
+            <w:r>
+              <w:rPr>
+                <w:rFonts w:ascii="Times New Roman" w:hAnsi="Times New Roman"/>
+                <w:sz w:val="18"/>
+              </w:rPr>
+              <w:t xml:space="preserve">None.</w:t>
+            </w:r>
+          </w:p>
+        </w:tc>
+      </w:tr>
+    </w:tbl>
+    <w:p>
+      <w:pPr>
+        <w:spacing w:after="20"/>
+      </w:pPr>
+    </w:p>
+    <w:p>
+      <w:pPr>
+        <w:spacing w:after="120"/>
+      </w:pPr>
+      <w:r>
+        <w:rPr>
+          <w:i w:val="0"/>
+        </w:rPr>
+        <w:t xml:space="preserve">A confound was found and removed in the pilot: methods that counted their budget in passes over the forget set received ten times more updates at 5,000 examples than at 500, so any size effect would partly have been a compute effect. All ascent budgets are fixed in steps, and every one of the 240 final models comes from the final implementation of its method.</w:t>
       </w:r>
     </w:p>
     <w:p>
@@ -5273,6 +6951,9 @@
             <w:vAlign w:val="center"/>
           </w:tcPr>
           <w:p>
+            <w:pPr>
+              <w:keepNext/>
+            </w:pPr>
             <w:r>
               <w:rPr>
                 <w:rFonts w:ascii="Times New Roman" w:hAnsi="Times New Roman"/>
@@ -5291,6 +6972,9 @@
             <w:vAlign w:val="center"/>
           </w:tcPr>
           <w:p>
+            <w:pPr>
+              <w:keepNext/>
+            </w:pPr>
             <w:r>
               <w:rPr>
                 <w:rFonts w:ascii="Times New Roman" w:hAnsi="Times New Roman"/>
@@ -5309,6 +6993,9 @@
             <w:vAlign w:val="center"/>
           </w:tcPr>
           <w:p>
+            <w:pPr>
+              <w:keepNext/>
+            </w:pPr>
             <w:r>
               <w:rPr>
                 <w:rFonts w:ascii="Times New Roman" w:hAnsi="Times New Roman"/>
@@ -5339,7 +7026,7 @@
                 <w:rFonts w:ascii="Times New Roman" w:hAnsi="Times New Roman"/>
                 <w:sz w:val="18"/>
               </w:rPr>
-              <w:t>Size axis — Random 1%</w:t>
+              <w:t xml:space="preserve">Size axis — Random 1% (rand-500)</w:t>
             </w:r>
           </w:p>
         </w:tc>
@@ -5357,7 +7044,7 @@
                 <w:rFonts w:ascii="Times New Roman" w:hAnsi="Times New Roman"/>
                 <w:sz w:val="18"/>
               </w:rPr>
-              <w:t>Randomly select 1% of training examples for F.</w:t>
+              <w:t xml:space="preserve">500 examples drawn uniformly at random.</w:t>
             </w:r>
           </w:p>
         </w:tc>
@@ -5375,7 +7062,7 @@
                 <w:rFonts w:ascii="Times New Roman" w:hAnsi="Times New Roman"/>
                 <w:sz w:val="18"/>
               </w:rPr>
-              <w:t>Deletion-size scaling check only. Expected to be low-discriminability: a random CIFAR-10 subset is overwhelmingly low-memorization, and for such examples the retrained model behaves almost identically to the original [19].</w:t>
+              <w:t xml:space="preserve">Deletion-size scaling check. A random CIFAR-10 subset is a mixture, not an easy case: about a quarter of CIFAR-10 has memorization above 0.5, so random sets carry real but diluted signal. (v2.0 called them overwhelmingly low-memorization; the measured scores show otherwise.)</w:t>
             </w:r>
           </w:p>
         </w:tc>
@@ -5399,7 +7086,7 @@
                 <w:rFonts w:ascii="Times New Roman" w:hAnsi="Times New Roman"/>
                 <w:sz w:val="18"/>
               </w:rPr>
-              <w:t>Size axis — Random 5%</w:t>
+              <w:t xml:space="preserve">Size axis — Random 5% (rand-2500)</w:t>
             </w:r>
           </w:p>
         </w:tc>
@@ -5418,7 +7105,7 @@
                 <w:rFonts w:ascii="Times New Roman" w:hAnsi="Times New Roman"/>
                 <w:sz w:val="18"/>
               </w:rPr>
-              <w:t>Randomly select 5% of training examples for F.</w:t>
+              <w:t xml:space="preserve">2,500 examples drawn uniformly at random.</w:t>
             </w:r>
           </w:p>
         </w:tc>
@@ -5460,7 +7147,7 @@
                 <w:rFonts w:ascii="Times New Roman" w:hAnsi="Times New Roman"/>
                 <w:sz w:val="18"/>
               </w:rPr>
-              <w:t>Size axis — Random 10%</w:t>
+              <w:t xml:space="preserve">Size axis — Random 10% (rand-5000)</w:t>
             </w:r>
           </w:p>
         </w:tc>
@@ -5478,7 +7165,7 @@
                 <w:rFonts w:ascii="Times New Roman" w:hAnsi="Times New Roman"/>
                 <w:sz w:val="18"/>
               </w:rPr>
-              <w:t>Randomly select 10% of training examples for F.</w:t>
+              <w:t xml:space="preserve">5,000 examples drawn uniformly at random.</w:t>
             </w:r>
           </w:p>
         </w:tc>
@@ -5520,7 +7207,7 @@
                 <w:rFonts w:ascii="Times New Roman" w:hAnsi="Times New Roman"/>
                 <w:sz w:val="18"/>
               </w:rPr>
-              <w:t>Difficulty axis — High memorization (fixed size)</w:t>
+              <w:t xml:space="preserve">Bridge — Random 3,000 (rand-3000)</w:t>
             </w:r>
           </w:p>
         </w:tc>
@@ -5539,7 +7226,7 @@
                 <w:rFonts w:ascii="Times New Roman" w:hAnsi="Times New Roman"/>
                 <w:sz w:val="18"/>
               </w:rPr>
-              <w:t>Select the highest-memorization examples at a fixed forget-set size, using the released CIFAR-10 memorization scores [8].</w:t>
+              <w:t xml:space="preserve">3,000 examples drawn uniformly at random: the size of every memorization stratum.</w:t>
             </w:r>
           </w:p>
         </w:tc>
@@ -5558,7 +7245,7 @@
                 <w:rFonts w:ascii="Times New Roman" w:hAnsi="Times New Roman"/>
                 <w:sz w:val="18"/>
               </w:rPr>
-              <w:t>Primary condition. Hard deletion requests are where original and retrained models genuinely differ, and therefore where audits have something to disagree about.</w:t>
+              <w:t xml:space="preserve">Links the two axes: the random comparison point at matched size, and the reference condition of the confirmatory models.</w:t>
             </w:r>
           </w:p>
         </w:tc>
@@ -5571,7 +7258,6 @@
           <w:tcPr>
             <w:tcW w:type="dxa" w:w="1944"/>
             <w:vAlign w:val="top"/>
-            <w:shd w:fill="F5F7F9"/>
           </w:tcPr>
           <w:p>
             <w:pPr>
@@ -5582,7 +7268,7 @@
                 <w:rFonts w:ascii="Times New Roman" w:hAnsi="Times New Roman"/>
                 <w:sz w:val="18"/>
               </w:rPr>
-              <w:t>Difficulty axis — Medium memorization (fixed size)</w:t>
+              <w:t xml:space="preserve">Difficulty axis — High memorization (mem-high-3000)</w:t>
             </w:r>
           </w:p>
         </w:tc>
@@ -5590,7 +7276,6 @@
           <w:tcPr>
             <w:tcW w:type="dxa" w:w="3888"/>
             <w:vAlign w:val="top"/>
-            <w:shd w:fill="F5F7F9"/>
           </w:tcPr>
           <w:p>
             <w:pPr>
@@ -5601,7 +7286,7 @@
                 <w:rFonts w:ascii="Times New Roman" w:hAnsi="Times New Roman"/>
                 <w:sz w:val="18"/>
               </w:rPr>
-              <w:t>Select middle-stratum examples at the same fixed size.</w:t>
+              <w:t xml:space="preserve">The 3,000 highest-memorization examples, by the released CIFAR-10 memorization scores [8], [37] (mean score 0.97).</w:t>
             </w:r>
           </w:p>
         </w:tc>
@@ -5609,7 +7294,6 @@
           <w:tcPr>
             <w:tcW w:type="dxa" w:w="3528"/>
             <w:vAlign w:val="top"/>
-            <w:shd w:fill="F5F7F9"/>
           </w:tcPr>
           <w:p>
             <w:pPr>
@@ -5620,7 +7304,7 @@
                 <w:rFonts w:ascii="Times New Roman" w:hAnsi="Times New Roman"/>
                 <w:sz w:val="18"/>
               </w:rPr>
-              <w:t>Interpolates the difficulty axis so that any trend in disagreement can be observed rather than inferred from two endpoints.</w:t>
+              <w:t>Primary condition. Hard deletion requests are where original and retrained models genuinely differ, and therefore where audits have something to disagree about.</w:t>
             </w:r>
           </w:p>
         </w:tc>
@@ -5644,7 +7328,7 @@
                 <w:rFonts w:ascii="Times New Roman" w:hAnsi="Times New Roman"/>
                 <w:sz w:val="18"/>
               </w:rPr>
-              <w:t>Difficulty axis — Low memorization (fixed size) — negative control</w:t>
+              <w:t xml:space="preserve">Difficulty axis — Medium memorization (mem-med-3000)</w:t>
             </w:r>
           </w:p>
         </w:tc>
@@ -5663,7 +7347,7 @@
                 <w:rFonts w:ascii="Times New Roman" w:hAnsi="Times New Roman"/>
                 <w:sz w:val="18"/>
               </w:rPr>
-              <w:t>Select the lowest-memorization examples at the same fixed size.</w:t>
+              <w:t xml:space="preserve">The 3,000 examples nearest 0.5 on the memorization scale, as RUM defines the medium stratum (mean 0.50); not the middle of the ranking, which on this bottom-heavy distribution sits near zero.</w:t>
             </w:r>
           </w:p>
         </w:tc>
@@ -5682,7 +7366,7 @@
                 <w:rFonts w:ascii="Times New Roman" w:hAnsi="Times New Roman"/>
                 <w:sz w:val="18"/>
               </w:rPr>
-              <w:t>Designed negative control. Theory predicts almost no difference between the original and retrained models here [19], so a correctly functioning audit battery should report no detectable signal. An audit that reports strong forgetting evidence in this condition is misbehaving.</w:t>
+              <w:t>Interpolates the difficulty axis so that any trend in disagreement can be observed rather than inferred from two endpoints.</w:t>
             </w:r>
           </w:p>
         </w:tc>
@@ -5695,6 +7379,65 @@
           <w:tcPr>
             <w:tcW w:type="dxa" w:w="1944"/>
             <w:vAlign w:val="top"/>
+          </w:tcPr>
+          <w:p>
+            <w:pPr>
+              <w:spacing w:after="40"/>
+            </w:pPr>
+            <w:r>
+              <w:rPr>
+                <w:rFonts w:ascii="Times New Roman" w:hAnsi="Times New Roman"/>
+                <w:sz w:val="18"/>
+              </w:rPr>
+              <w:t xml:space="preserve">Difficulty axis — Low memorization (mem-low-3000) — negative control</w:t>
+            </w:r>
+          </w:p>
+        </w:tc>
+        <w:tc>
+          <w:tcPr>
+            <w:tcW w:type="dxa" w:w="3888"/>
+            <w:vAlign w:val="top"/>
+          </w:tcPr>
+          <w:p>
+            <w:pPr>
+              <w:spacing w:after="40"/>
+            </w:pPr>
+            <w:r>
+              <w:rPr>
+                <w:rFonts w:ascii="Times New Roman" w:hAnsi="Times New Roman"/>
+                <w:sz w:val="18"/>
+              </w:rPr>
+              <w:t xml:space="preserve">The 3,000 lowest-memorization examples; every one scores exactly 0.</w:t>
+            </w:r>
+          </w:p>
+        </w:tc>
+        <w:tc>
+          <w:tcPr>
+            <w:tcW w:type="dxa" w:w="3528"/>
+            <w:vAlign w:val="top"/>
+          </w:tcPr>
+          <w:p>
+            <w:pPr>
+              <w:spacing w:after="40"/>
+            </w:pPr>
+            <w:r>
+              <w:rPr>
+                <w:rFonts w:ascii="Times New Roman" w:hAnsi="Times New Roman"/>
+                <w:sz w:val="18"/>
+              </w:rPr>
+              <w:t>Designed negative control. Theory predicts almost no difference between the original and retrained models here [19], so a correctly functioning audit battery should report no detectable signal. An audit that reports strong forgetting evidence in this condition is misbehaving.</w:t>
+            </w:r>
+          </w:p>
+        </w:tc>
+      </w:tr>
+      <w:tr>
+        <w:trPr>
+          <w:cantSplit/>
+        </w:trPr>
+        <w:tc>
+          <w:tcPr>
+            <w:tcW w:type="dxa" w:w="1944"/>
+            <w:vAlign w:val="top"/>
             <w:shd w:fill="F5F7F9"/>
           </w:tcPr>
           <w:p>
@@ -5706,7 +7449,7 @@
                 <w:rFonts w:ascii="Times New Roman" w:hAnsi="Times New Roman"/>
                 <w:sz w:val="18"/>
               </w:rPr>
-              <w:t>Canary condition — ground truth by construction</w:t>
+              <w:t xml:space="preserve">Canary condition — ground truth by construction (canary-500)</w:t>
             </w:r>
           </w:p>
         </w:tc>
@@ -5725,7 +7468,7 @@
                 <w:rFonts w:ascii="Times New Roman" w:hAnsi="Times New Roman"/>
                 <w:sz w:val="18"/>
               </w:rPr>
-              <w:t>Inject a small set of deliberately mislabeled canary examples into training; the forget set is exactly those canaries.</w:t>
+              <w:t xml:space="preserve">500 randomly chosen training images whose label is replaced by (true label + 1 + index mod 9) mod 10 before the original model trains; the retrains are trained without them. The forget set is exactly those canaries.</w:t>
             </w:r>
           </w:p>
         </w:tc>
@@ -5745,6 +7488,13 @@
                 <w:sz w:val="18"/>
               </w:rPr>
               <w:t>Canaries can only be fitted by memorization, so a model retrained without them provably carries no canary-label association. Any residual canary behavior in an unlearned model is therefore unambiguously residual influence, which allows each audit to be scored for accuracy against a known answer rather than only compared with other audits.</w:t>
+            </w:r>
+            <w:r>
+              <w:rPr>
+                <w:rFonts w:ascii="Times New Roman" w:hAnsi="Times New Roman"/>
+                <w:sz w:val="18"/>
+              </w:rPr>
+              <w:t xml:space="preserve"> Residual memory is measured as canary_top_wrong: among the nine wrong labels, how often the planted one is the model's favourite — about 1 in 9 for a model with no memory, 0.71 for the original.</w:t>
             </w:r>
           </w:p>
         </w:tc>
@@ -5765,6 +7515,30 @@
         </w:rPr>
         <w:t>The size axis and the difficulty axis are separate experimental factors and must not be collapsed back into a single list of conditions. The difficulty axis is primary because it is tied directly to the research gap; the size axis answers the scalability question and should not carry primary conclusions. Optional structured or user-level deletion may be added later, but must not displace either axis. If the schedule slips, the order of sacrifice is: secondary dataset first, then the 1% and 10% size conditions, then the canary condition — never the difficulty axis and never the oracle ensemble.</w:t>
       </w:r>
+      <w:r>
+        <w:rPr>
+          <w:i w:val="0"/>
+        </w:rPr>
+        <w:t xml:space="preserve"> In the event nothing was sacrificed: all eight conditions were run at five seeds.</w:t>
+      </w:r>
+    </w:p>
+    <w:p>
+      <w:pPr>
+        <w:spacing w:after="120"/>
+      </w:pPr>
+      <w:r>
+        <w:rPr>
+          <w:b/>
+          <w:i w:val="0"/>
+        </w:rPr>
+        <w:t xml:space="preserve">As built. </w:t>
+      </w:r>
+      <w:r>
+        <w:rPr>
+          <w:i w:val="0"/>
+        </w:rPr>
+        <w:t xml:space="preserve">Forget sets are deterministic, hashed index arrays that regenerate byte-identically on any machine. The size axis is nested (rand-500 ⊂ rand-2500 ⊂ rand-3000 ⊂ rand-5000), so a difference between sizes is due to size rather than to which images were drawn, at the cost of the size conditions not being independent samples. Each kind of forget set draws from its own random stream, so the canaries and rand-500 overlap only by chance (3 of 500).</w:t>
+      </w:r>
     </w:p>
     <w:p>
       <w:pPr>
@@ -5784,6 +7558,12 @@
           <w:i w:val="0"/>
         </w:rPr>
         <w:t>ForgetCheck is deliberately layered. Each audit tests a different failure mode. A deeper audit is not treated as magic proof; it provides an additional, partially independent view. The central outcome is whether these views agree.</w:t>
+      </w:r>
+      <w:r>
+        <w:rPr>
+          <w:i w:val="0"/>
+        </w:rPr>
+        <w:t xml:space="preserve"> Six audits were run on every model: retained utility and output behavior, two membership-inference attacks, representation, relearning, and a secondary retrain-free independence audit (14.9).</w:t>
       </w:r>
     </w:p>
     <w:p>
@@ -5960,6 +7740,24 @@
     </w:p>
     <w:p>
       <w:pPr>
+        <w:spacing w:after="120"/>
+      </w:pPr>
+      <w:r>
+        <w:rPr>
+          <w:b/>
+          <w:i w:val="0"/>
+        </w:rPr>
+        <w:t xml:space="preserve">As built: </w:t>
+      </w:r>
+      <w:r>
+        <w:rPr>
+          <w:i w:val="0"/>
+        </w:rPr>
+        <w:t xml:space="preserve">test accuracy is the guard. A model more than 5 points below the retrains' mean test accuracy is treated as damaged, and any audit's flag on it is read as damage rather than as retained influence (Section 15.5). The destroyed NegGrad control loses 83–86 points; healthy methods lose at most 3.8 points outside the low-memorization stratum, where gradient ascent on the easiest examples costs up to 7.8.</w:t>
+      </w:r>
+    </w:p>
+    <w:p>
+      <w:pPr>
         <w:pStyle w:val="Heading2"/>
         <w:keepNext/>
       </w:pPr>
@@ -6011,6 +7809,24 @@
     </w:p>
     <w:p>
       <w:pPr>
+        <w:spacing w:after="120"/>
+      </w:pPr>
+      <w:r>
+        <w:rPr>
+          <w:b/>
+          <w:i w:val="0"/>
+        </w:rPr>
+        <w:t xml:space="preserve">As built: </w:t>
+      </w:r>
+      <w:r>
+        <w:rPr>
+          <w:i w:val="0"/>
+        </w:rPr>
+        <w:t xml:space="preserve">Jensen–Shannon divergence to the reference retrains (js_to_oracle) is the primary behavioral metric, with prediction agreement and logit distance beside it. Divergence to the model's own original (js_to_original) is recorded as a direction check; calibrated, it proved among the most valid measures of residual memory on the canary.</w:t>
+      </w:r>
+    </w:p>
+    <w:p>
+      <w:pPr>
         <w:pStyle w:val="Heading2"/>
         <w:keepNext/>
       </w:pPr>
@@ -6056,7 +7872,7 @@
         <w:ind w:left="346"/>
       </w:pPr>
       <w:r>
-        <w:t>Optional TPR at fixed low FPR</w:t>
+        <w:t xml:space="preserve">TPR at 1% FPR (the operating point fixed after the pilot)</w:t>
       </w:r>
     </w:p>
     <w:p>
@@ -6071,32 +7887,35 @@
     </w:p>
     <w:p>
       <w:pPr>
-        <w:pStyle w:val="ListParagraph"/>
+        <w:pStyle w:val="ListBullet"/>
         <w:spacing w:after="60"/>
         <w:ind w:left="346"/>
       </w:pPr>
       <w:r>
-        <w:t>Attack A (population): loss-, confidence- or entropy-thresholded attack of the kind shipped with the NeurIPS starter kit [17]. Included precisely because it is what the community commonly reports.</w:t>
+        <w:t xml:space="preserve">Attack A (population): a logistic attacker trained to separate forget examples from an equal number of test examples using loss, confidence and entropy, scored out-of-fold over five splits — the kind of attack the NeurIPS starter kit ships [17]. Included precisely because it is what the community commonly reports.</w:t>
       </w:r>
     </w:p>
     <w:p>
       <w:pPr>
-        <w:pStyle w:val="ListParagraph"/>
+        <w:pStyle w:val="ListBullet"/>
         <w:spacing w:after="60"/>
         <w:ind w:left="346"/>
       </w:pPr>
       <w:r>
-        <w:t>Attack B (per-example): RMIA [27], chosen over full U-LiRA because it retains strong per-example power with only a handful of reference models, where earlier per-example attacks degrade toward random guessing. This is what makes a defensible strong attack affordable.</w:t>
+        <w:t xml:space="preserve">Attack B (per-example): RMIA [27], chosen over full U-LiRA because it retains strong per-example power with only a handful of reference models, where earlier per-example attacks degrade toward random guessing. This is what makes a defensible strong attack affordable.</w:t>
+      </w:r>
+      <w:r>
+        <w:t xml:space="preserve"> As run: 32 reference models, each trained on a random half of the training set; the offline estimator (a = 0.3, γ = 2) is used for members and non-members alike, so that the estimator itself cannot encode the member/non-member difference.</w:t>
       </w:r>
     </w:p>
     <w:p>
       <w:pPr>
-        <w:pStyle w:val="ListParagraph"/>
+        <w:pStyle w:val="ListBullet"/>
         <w:spacing w:after="60"/>
         <w:ind w:left="346"/>
       </w:pPr>
       <w:r>
-        <w:t>Intra-family disagreement: rank correlation and verdict disagreement between Attack A and Attack B, reported alongside the between-family comparisons of Section 15.</w:t>
+        <w:t xml:space="preserve">Intra-family disagreement: rank correlation and verdict disagreement between Attack A and Attack B, reported alongside the between-family comparisons of Section 15.</w:t>
       </w:r>
     </w:p>
     <w:tbl>
@@ -6152,6 +7971,24 @@
     </w:p>
     <w:p>
       <w:pPr>
+        <w:spacing w:after="120"/>
+      </w:pPr>
+      <w:r>
+        <w:rPr>
+          <w:b/>
+          <w:i w:val="0"/>
+        </w:rPr>
+        <w:t xml:space="preserve">Native and calibrated verdicts. </w:t>
+      </w:r>
+      <w:r>
+        <w:rPr>
+          <w:i w:val="0"/>
+        </w:rPr>
+        <w:t xml:space="preserve">Each attack is read two ways: by its own rule (AUC significantly above 0.5; TPR above the nominal FPR) and against the band of genuine retrains (Section 15.5). The difference is the study's central validity result: a membership attack's correct value for a forgotten model is the retrains' value, which on atypical forget sets is far from 0.5 (0.84 at mem-high, 0.995 at the canary), because a trained attacker separates a forget set chosen by memorization or mislabeling from test data whether or not the model ever saw it.</w:t>
+      </w:r>
+    </w:p>
+    <w:p>
+      <w:pPr>
         <w:pStyle w:val="Heading2"/>
         <w:keepNext/>
       </w:pPr>
@@ -6180,10 +8017,11 @@
         <w:rPr>
           <w:b/>
         </w:rPr>
-        <w:t xml:space="preserve">Layer-wise CKA: </w:t>
+        <w:t xml:space="preserve">Layer-wise CKA [36]: </w:t>
       </w:r>
       <w:r>
-        <w:t>Centered Kernel Alignment provides a scale- and basis-robust way to compare representation geometry between models.</w:t>
+        <w:rPr/>
+        <w:t xml:space="preserve">Centered Kernel Alignment provides a scale- and basis-robust way to compare representation geometry between models.</w:t>
       </w:r>
     </w:p>
     <w:p>
@@ -6199,7 +8037,8 @@
         <w:t xml:space="preserve">Activation distance: </w:t>
       </w:r>
       <w:r>
-        <w:t>Cosine or Euclidean summary distances can complement CKA for direct feature shifts.</w:t>
+        <w:rPr/>
+        <w:t xml:space="preserve">computed, then retired from every verdict. Raw L2 compares neuron i of one network with neuron i of another, which only means something when the neurons correspond — as they do between an original model and the one retrain that shares its initialisation. That twin alone moved the score by 3.5–6.4 band half-widths, enough to flag every model at every condition.</w:t>
       </w:r>
     </w:p>
     <w:p>
@@ -6236,7 +8075,7 @@
     </w:p>
     <w:p>
       <w:pPr>
-        <w:pStyle w:val="ListParagraph"/>
+        <w:pStyle w:val="ListBullet"/>
         <w:spacing w:after="60"/>
         <w:ind w:left="346"/>
       </w:pPr>
@@ -6244,12 +8083,15 @@
         <w:rPr>
           <w:b/>
         </w:rPr>
-        <w:t>Second similarity measure (required): report at least one mechanistically different measure alongside linear CKA — RBF-CKA, orthogonal Procrustes distance, or distance correlation. A representation-level claim is made only where the two measures agree; where they disagree, that disagreement is itself reported.</w:t>
+        <w:t xml:space="preserve">Second similarity measure (required): </w:t>
+      </w:r>
+      <w:r>
+        <w:t xml:space="preserve">report at least one mechanistically different measure alongside linear CKA — RBF-CKA, orthogonal Procrustes distance, or distance correlation. A representation-level claim is made only where the two measures agree; where they disagree, that disagreement is itself reported. As built: RBF-CKA with a median bandwidth; it agrees with linear CKA (within-condition Kendall τ +0.84). Procrustes distance and distance correlation were not computed.</w:t>
       </w:r>
     </w:p>
     <w:p>
       <w:pPr>
-        <w:pStyle w:val="ListParagraph"/>
+        <w:pStyle w:val="ListBullet"/>
         <w:spacing w:after="60"/>
         <w:ind w:left="346"/>
       </w:pPr>
@@ -6257,7 +8099,26 @@
         <w:rPr>
           <w:b/>
         </w:rPr>
-        <w:t>Oracle-vs-oracle baseline (required): compute the same measures between pairs of independently retrained oracles. This establishes what "as similar as two retrainings" looks like numerically, so that a similarity value can be read as near-oracle or far-from-oracle rather than merely high or low.</w:t>
+        <w:t xml:space="preserve">Oracle-vs-oracle baseline (required): </w:t>
+      </w:r>
+      <w:r>
+        <w:t xml:space="preserve">compute the same measures between pairs of independently retrained oracles. This establishes what "as similar as two retrainings" looks like numerically, so that a similarity value can be read as near-oracle or far-from-oracle rather than merely high or low.</w:t>
+      </w:r>
+    </w:p>
+    <w:p>
+      <w:pPr>
+        <w:pStyle w:val="ListBullet"/>
+        <w:spacing w:after="60"/>
+        <w:ind w:left="346"/>
+      </w:pPr>
+      <w:r>
+        <w:rPr>
+          <w:b/>
+        </w:rPr>
+        <w:t xml:space="preserve">Representation to the original (cka_to_original): </w:t>
+      </w:r>
+      <w:r>
+        <w:t xml:space="preserve">linear CKA between a model and its own original model, added on 1 October 2026 to test H3, whose subject is closeness to the original rather than distance from the retrains.</w:t>
       </w:r>
     </w:p>
     <w:p>
@@ -6273,6 +8134,24 @@
     </w:p>
     <w:p>
       <w:pPr>
+        <w:spacing w:after="120"/>
+      </w:pPr>
+      <w:r>
+        <w:rPr>
+          <w:b/>
+          <w:i w:val="0"/>
+        </w:rPr>
+        <w:t xml:space="preserve">As built: </w:t>
+      </w:r>
+      <w:r>
+        <w:rPr>
+          <w:i w:val="0"/>
+        </w:rPr>
+        <w:t xml:space="preserve">global-average-pooled activations of layers 1–4 on a fixed 3,000-image probe (1,000 each of forget, retain and test images). Layer 4 is the headline layer: on the canary only late layers carry forget-set-specific structure, and layer-1 CKA catches none of the models that still remember.</w:t>
+      </w:r>
+    </w:p>
+    <w:p>
+      <w:pPr>
         <w:pStyle w:val="Heading2"/>
         <w:keepNext/>
       </w:pPr>
@@ -6308,7 +8187,7 @@
         <w:rPr>
           <w:i w:val="0"/>
         </w:rPr>
-        <w:t>Relearning tests whether apparently forgotten behavior can be reacquired unusually quickly. Time-to-relearn is an established instrument in vision unlearning rather than a new metric; what this project contributes is elevating it to a fully ranked audit family and asking whether it agrees with the other three. Starting separately from Mu and Mr, models are fine-tuned under an identical controlled protocol using a small, specified reintroduction of forgotten information, with performance recorded at fixed steps, for example 0, 1, 5, 10, 25 and 50 updates. Two anchor arms are required, because a recovery curve is uninterpretable without a scale and because models entering relearning at different utility levels have different amounts of headroom — which would otherwise let "started closer" masquerade as "retained more structure".</w:t>
+        <w:t xml:space="preserve">Relearning tests whether apparently forgotten behavior can be reacquired unusually quickly. Time-to-relearn is an established instrument in vision unlearning rather than a new metric; what this project contributes is elevating it to a fully ranked audit family and asking whether it agrees with the other three. Starting separately from Mu and Mr, models are fine-tuned under an identical controlled protocol using a small, specified reintroduction of forgotten information, with performance recorded at fixed steps, at steps 0, 1, 2, 5, 10, 25, 50 and 100. Two anchor arms are required, because a recovery curve is uninterpretable without a scale and because models entering relearning at different utility levels have different amounts of headroom — which would otherwise let "started closer" masquerade as "retained more structure".</w:t>
       </w:r>
     </w:p>
     <w:p>
@@ -6377,7 +8256,7 @@
     </w:p>
     <w:p>
       <w:pPr>
-        <w:pStyle w:val="ListParagraph"/>
+        <w:pStyle w:val="ListBullet"/>
         <w:spacing w:after="60"/>
         <w:ind w:left="346"/>
       </w:pPr>
@@ -6385,12 +8264,15 @@
         <w:rPr>
           <w:b/>
         </w:rPr>
-        <w:t>Upper anchor — M0: the model that never forgot, relearned under the identical protocol. Defines the fastest recovery physically available.</w:t>
+        <w:t xml:space="preserve">Upper anchor — M0: </w:t>
+      </w:r>
+      <w:r>
+        <w:t xml:space="preserve">the model that never forgot, relearned under the identical protocol. Defines the fastest recovery physically available.</w:t>
       </w:r>
     </w:p>
     <w:p>
       <w:pPr>
-        <w:pStyle w:val="ListParagraph"/>
+        <w:pStyle w:val="ListBullet"/>
         <w:spacing w:after="60"/>
         <w:ind w:left="346"/>
       </w:pPr>
@@ -6398,12 +8280,15 @@
         <w:rPr>
           <w:b/>
         </w:rPr>
-        <w:t>Lower anchor — a randomly initialised or from-scratch model with no prior exposure to the forget set. Defines recovery attributable to the relearning data alone.</w:t>
+        <w:t xml:space="preserve">Lower anchor — the paired retrain: </w:t>
+      </w:r>
+      <w:r>
+        <w:t xml:space="preserve">relearned under the identical protocol; normalised recovery is 0 there and 1 at M0. A randomly initialised network relearns the same batches once per condition as a protocol check: it must relearn less than a retrain, which it does at 7 of 8 conditions; at the canary it matches the retrain, as expected, because a retrain's true-label prior works against the planted labels.</w:t>
       </w:r>
     </w:p>
     <w:p>
       <w:pPr>
-        <w:pStyle w:val="ListParagraph"/>
+        <w:pStyle w:val="ListBullet"/>
         <w:spacing w:after="60"/>
         <w:ind w:left="346"/>
       </w:pPr>
@@ -6411,7 +8296,10 @@
         <w:rPr>
           <w:b/>
         </w:rPr>
-        <w:t>Normalised recovery: report each model’s recovery on a scale between the two anchors, not in raw units, and report starting utility either matched across arms or carried as a covariate in the mixed-effects models of Section 16.2.</w:t>
+        <w:t xml:space="preserve">Normalised recovery: </w:t>
+      </w:r>
+      <w:r>
+        <w:t xml:space="preserve">report each model’s recovery on a scale between the two anchors, not in raw units, and report starting utility either matched across arms or carried as a covariate in the mixed-effects models of Section 16.2.</w:t>
       </w:r>
     </w:p>
     <w:p>
@@ -6427,6 +8315,24 @@
     </w:p>
     <w:p>
       <w:pPr>
+        <w:spacing w:after="120"/>
+      </w:pPr>
+      <w:r>
+        <w:rPr>
+          <w:b/>
+          <w:i w:val="0"/>
+        </w:rPr>
+        <w:t xml:space="preserve">As run: </w:t>
+      </w:r>
+      <w:r>
+        <w:rPr>
+          <w:i w:val="0"/>
+        </w:rPr>
+        <w:t xml:space="preserve">500 forget examples are reintroduced (at the canary, with their planted labels) and each arm is fine-tuned for 100 steps with SGD (learning rate 0.01, momentum 0.9, batch 128). A recovery during which utility falls more than 5 points is voided, and normalised recovery is left undefined where the anchors differ by less than 2 points. One finding to carry into any use of this protocol: because the curve includes its starting point and only 500 of up to 5,000 forget examples are reintroduced, relearning AUC mostly repeats starting forget accuracy; it adds information only where accuracy is near its ceiling.</w:t>
+      </w:r>
+    </w:p>
+    <w:p>
+      <w:pPr>
         <w:pStyle w:val="Heading2"/>
         <w:keepNext/>
       </w:pPr>
@@ -6441,7 +8347,7 @@
         <w:ind w:left="346"/>
       </w:pPr>
       <w:r>
-        <w:t>Deletion-size stress: compare 1%, 5% and 10%.</w:t>
+        <w:t xml:space="preserve">Deletion-size stress: compare 500, 2,500, 3,000 and 5,000 random examples.</w:t>
       </w:r>
     </w:p>
     <w:p>
@@ -6456,12 +8362,12 @@
     </w:p>
     <w:p>
       <w:pPr>
-        <w:pStyle w:val="ListParagraph"/>
+        <w:pStyle w:val="ListBullet"/>
         <w:spacing w:after="60"/>
         <w:ind w:left="346"/>
       </w:pPr>
       <w:r>
-        <w:t>Audit-validity stress: pass held-out retrained oracles and the canary condition through every audit, per Section 15.5.</w:t>
+        <w:t xml:space="preserve">Audit-validity stress: pass held-out retrained oracles and the canary condition through every audit, per Section 15.5.</w:t>
       </w:r>
     </w:p>
     <w:p>
@@ -6472,6 +8378,29 @@
       </w:pPr>
       <w:r>
         <w:t>Optional sequential deletion: add only after core experiments; MUSE identifies successive removal as a relevant challenge [11].</w:t>
+      </w:r>
+      <w:r>
+        <w:t xml:space="preserve"> Not run.</w:t>
+      </w:r>
+    </w:p>
+    <w:p>
+      <w:pPr>
+        <w:pStyle w:val="Heading2"/>
+        <w:keepNext/>
+      </w:pPr>
+      <w:r>
+        <w:t xml:space="preserve">14.9 Audit Layer 5 — Subset Independence (SDE), Secondary</w:t>
+      </w:r>
+    </w:p>
+    <w:p>
+      <w:pPr>
+        <w:spacing w:after="120"/>
+      </w:pPr>
+      <w:r>
+        <w:rPr>
+          <w:i w:val="0"/>
+        </w:rPr>
+        <w:t xml:space="preserve">Added on 15 September 2026 with the team's approval, after the novelty check resolved the ICLR 2026 paper behind it [35]. SDE is retrain-free: it splits a subset in half, measures the statistical dependence (HSIC) between the model's outputs on the two halves, and compares the result with in-training (retain) and out-of-training (test) references; training induces dependence, so a subset the model remembers should look in-training. It is run because it is exactly the kind of retrain-free verdict whose validity this project tests. One departure: the kernel bandwidth uses the median heuristic, because the paper's √dimension bandwidth collapses HSIC to numerical noise on 10-class softmax outputs. Its family is registered as unranked, so it is secondary throughout.</w:t>
       </w:r>
     </w:p>
     <w:p>
@@ -6531,7 +8460,13 @@
         <w:rPr>
           <w:i w:val="0"/>
         </w:rPr>
-        <w:t>The unit of analysis is the model instance, not the method. Ranking six methods and correlating those ranks would be statistically inert: with n items there are n! orderings, and for small n the attainable p-values are severely restricted. With the four methods of v1.0 the minimum attainable two-sided p-value for Kendall’s tau is 0.0833, meaning that two audits ranking all four methods identically could still not be declared to agree at the 0.05 level; at six methods it is 0.0028. Rank tables per setting are therefore retained as descriptive displays only. The inferential analysis instead correlates metric values across every (method x forget-condition x seed) model instance, giving on the order of a hundred observations rather than six, which is the approach taken by comparable published work [20]. Kendall’s tau and Spearman correlation are both reported over that instance-level population, with bootstrap confidence intervals. Pairwise comparisons include behavior vs privacy, behavior vs representation, privacy vs relearning, representation vs relearning, and — within the privacy family — population attack vs per-example attack.</w:t>
+        <w:t xml:space="preserve">The unit of analysis is the model instance, not the method. Ranking the methods and correlating those ranks would be statistically inert: with n items there are n! orderings, and for small n the attainable p-values are severely restricted. With the four methods of v1.0 the minimum attainable two-sided p-value for Kendall’s tau is 0.0833, meaning that two audits ranking all four methods identically could still not be declared to agree at the 0.05 level; at five methods it is 0.0167, and at six 0.0028. Rank tables per setting are therefore retained as descriptive displays only. The inferential analysis instead correlates metric values across every (method x forget-condition x seed) model instance, giving 197 observations in this study rather than five, which is the approach taken by comparable published work [20]. Kendall’s tau and Spearman correlation are both reported over that instance-level population, with bootstrap confidence intervals. Pairwise comparisons include behavior vs privacy, behavior vs representation, privacy vs relearning, representation vs relearning, and — within the privacy family — population attack vs per-example attack.</w:t>
+      </w:r>
+      <w:r>
+        <w:rPr>
+          <w:i w:val="0"/>
+        </w:rPr>
+        <w:t xml:space="preserve"> Each correlation is reported pooled, per condition, and within conditions (the n-weighted mean of the per-condition values), because pooling across conditions can manufacture agreement when every audit merely shifts with the condition.</w:t>
       </w:r>
     </w:p>
     <w:p>
@@ -6553,6 +8488,12 @@
         </w:rPr>
         <w:t>For selected metrics, define pass/fail bands relative to the stochastic retraining reference rather than arbitrary absolute thresholds. Then compute the percentage of model–setting combinations for which two audits give contradictory verdicts. Thresholds should be calibrated using the variation among independent retrained models wherever practical.</w:t>
       </w:r>
+      <w:r>
+        <w:rPr>
+          <w:i w:val="0"/>
+        </w:rPr>
+        <w:t xml:space="preserve"> As run, this verdict statistic was saturated: behavior, representation and relearning flag every healthy model, so they cannot disagree, and the informative disagreement lies in the gaps of 15.4.</w:t>
+      </w:r>
     </w:p>
     <w:p>
       <w:pPr>
@@ -6572,6 +8513,12 @@
           <w:i w:val="0"/>
         </w:rPr>
         <w:t>For a scalar metric m, a convenient internal normalization is Gm = |m(Mu) − m(Mr)| / (|m(M0) − m(Mr)| + ε). G near 0 means the unlearned model is close to retraining on that metric; G near 1 means little progress relative to the original; values above 1 mean the model moved farther from retraining. This is a project-level analysis device, not a claimed new theoretical metric.</w:t>
+      </w:r>
+      <w:r>
+        <w:rPr>
+          <w:i w:val="0"/>
+        </w:rPr>
+        <w:t xml:space="preserve"> As built, G is summarised by medians, because its tail is long wherever the denominator is small, and modelled on the log scale, where the original model's gap becomes a constant absorbed by the condition term and each method coefficient is a ratio. Where direction matters (H3), a signed form is used, (m(Mu) − m(Mr)) / (m(M0) − m(Mr)), which is negative when a model sits on the far side of the retrains from the original.</w:t>
       </w:r>
     </w:p>
     <w:tbl>
@@ -6616,6 +8563,12 @@
               </w:rPr>
               <w:t>If the original and retrained models already have nearly identical values for a metric, the denominator becomes too small and that metric cannot meaningfully distinguish unlearning. Mark the setting as low-discriminability instead of forcing a score. This is especially important for easy random forget sets [7].</w:t>
             </w:r>
+            <w:r>
+              <w:rPr>
+                <w:sz w:val="21"/>
+              </w:rPr>
+              <w:t xml:space="preserve"> As built: a cell is marked when the original model lies within one retrain standard deviation of the retrain mean or, for proportion metrics, within 2 points of it, since the standard-deviation rule cannot see a ceiling.</w:t>
+            </w:r>
           </w:p>
         </w:tc>
       </w:tr>
@@ -6624,6 +8577,134 @@
       <w:pPr>
         <w:spacing w:after="20"/>
       </w:pPr>
+    </w:p>
+    <w:p>
+      <w:pPr>
+        <w:pStyle w:val="Heading2"/>
+        <w:keepNext/>
+      </w:pPr>
+      <w:r>
+        <w:t xml:space="preserve">15.5 Audit Calibration and Validity</w:t>
+      </w:r>
+    </w:p>
+    <w:p>
+      <w:pPr>
+        <w:spacing w:after="120"/>
+      </w:pPr>
+      <w:r>
+        <w:rPr>
+          <w:i w:val="0"/>
+        </w:rPr>
+        <w:t xml:space="preserve">Sections 15.1 to 15.4 measure whether audits agree. This section measures whether they are right, which is a different and stronger question. Two checks make it answerable, and both are run before any disagreement result is interpreted.</w:t>
+      </w:r>
+    </w:p>
+    <w:p>
+      <w:pPr>
+        <w:spacing w:after="120"/>
+      </w:pPr>
+      <w:r>
+        <w:rPr>
+          <w:b/>
+          <w:i w:val="0"/>
+        </w:rPr>
+        <w:t xml:space="preserve">Oracle false-positive rate. </w:t>
+      </w:r>
+      <w:r>
+        <w:rPr>
+          <w:i w:val="0"/>
+        </w:rPr>
+        <w:t xml:space="preserve">Every retrain is passed through every audit as though it were a candidate unlearned model and compared with a band built from the other retrains (leave-one-out), so each audit's false-positive rate rests on all 52 retrains: 17 at the primary condition, 5 elsewhere. The pre-registered split at the primary condition (nine band-forming retrains, three held out) is reported as a check. A genuine retrain is, by definition, perfectly untrained on the forget set, so any “not forgotten” verdict for it is a false positive. This is not a formality: recent work found a proposed certification criterion that its own retraining reference passed in only one case out of forty-five [28].</w:t>
+      </w:r>
+    </w:p>
+    <w:p>
+      <w:pPr>
+        <w:spacing w:after="120"/>
+      </w:pPr>
+      <w:r>
+        <w:rPr>
+          <w:b/>
+          <w:i w:val="0"/>
+        </w:rPr>
+        <w:t xml:space="preserve">Bands, native verdicts and power. </w:t>
+      </w:r>
+      <w:r>
+        <w:rPr>
+          <w:i w:val="0"/>
+        </w:rPr>
+        <w:t xml:space="preserve">The band for each metric and condition is a 95.45% prediction interval, mean ± t·s·√(1 + 1/n), which holds its nominal rate with as few as four retrains where a literal mean ± 2 sd does not; it is one-sided for metrics with a direction and two-sided for “closer to the oracle”. Each audit is read two ways, by its own decision rule (the native verdict) and against the band (the calibrated verdict). The original model is passed through the same audits at every condition as the positive control, so each audit also reports its power.</w:t>
+      </w:r>
+    </w:p>
+    <w:p>
+      <w:pPr>
+        <w:spacing w:after="120"/>
+      </w:pPr>
+      <w:r>
+        <w:rPr>
+          <w:b/>
+          <w:i w:val="0"/>
+        </w:rPr>
+        <w:t xml:space="preserve">Canary accuracy. </w:t>
+      </w:r>
+      <w:r>
+        <w:rPr>
+          <w:i w:val="0"/>
+        </w:rPr>
+        <w:t xml:space="preserve">In the canary condition of Section 13, residual influence is known by construction: a model retrained without the mislabeled canaries provably carries no canary-label association, so any residual canary behavior is unambiguously residual influence. Each audit's verdict is therefore scored against a known answer, as balanced accuracy over the original models and healthy unlearned models (positives) and the retrains and destroyed controls (negatives). The ground truth is canary_top_wrong; the registered canary_acc and canary_prob mis-score a destroyed model, which hits the planted label one time in ten by chance.</w:t>
+      </w:r>
+    </w:p>
+    <w:p>
+      <w:pPr>
+        <w:spacing w:after="120"/>
+      </w:pPr>
+      <w:r>
+        <w:rPr>
+          <w:b/>
+          <w:i w:val="0"/>
+        </w:rPr>
+        <w:t xml:space="preserve">Utility guard. </w:t>
+      </w:r>
+      <w:r>
+        <w:rPr>
+          <w:i w:val="0"/>
+        </w:rPr>
+        <w:t xml:space="preserve">A distance from the retrains says “not a retrain”, which is as true of a broken model as of one that remembers. A model more than 5 points below the retrains' test accuracy is therefore treated as damaged, and a flag on it is read as damage. On the canary this guard is what lifts most retrain-referenced audits from a balanced accuracy of 0.75 to 1.00.</w:t>
+      </w:r>
+    </w:p>
+    <w:p>
+      <w:pPr>
+        <w:spacing w:after="120"/>
+      </w:pPr>
+      <w:r>
+        <w:rPr>
+          <w:b/>
+          <w:i w:val="0"/>
+        </w:rPr>
+        <w:t xml:space="preserve">Reporting rule. </w:t>
+      </w:r>
+      <w:r>
+        <w:rPr>
+          <w:i w:val="0"/>
+        </w:rPr>
+        <w:t xml:space="preserve">An audit family that shows a high oracle false-positive rate or poor canary accuracy is reported as unreliable in that setting, and its contribution to the disagreement analysis is interpreted accordingly. Disagreement between a validated audit and an unreliable one is not evidence that the question is hard; it is evidence about the unreliable audit.</w:t>
+      </w:r>
+    </w:p>
+    <w:p>
+      <w:pPr>
+        <w:spacing w:after="120"/>
+      </w:pPr>
+      <w:r>
+        <w:rPr>
+          <w:b/>
+          <w:i w:val="0"/>
+        </w:rPr>
+        <w:t xml:space="preserve">Outcome (Section 8.4). </w:t>
+      </w:r>
+      <w:r>
+        <w:rPr>
+          <w:i w:val="0"/>
+        </w:rPr>
+        <w:t xml:space="preserve">Every audit's own rule fails somewhere on realistic forget sets, while calibrated verdicts hold a false-positive rate of 2.4% at the five-retrain conditions and 4.2% at the primary condition, against a nominal 2.3–4.6%.</w:t>
+      </w:r>
     </w:p>
     <w:p>
       <w:pPr>
@@ -6666,6 +8747,9 @@
             <w:vAlign w:val="center"/>
           </w:tcPr>
           <w:p>
+            <w:pPr>
+              <w:keepNext/>
+            </w:pPr>
             <w:r>
               <w:rPr>
                 <w:rFonts w:ascii="Times New Roman" w:hAnsi="Times New Roman"/>
@@ -6684,6 +8768,9 @@
             <w:vAlign w:val="center"/>
           </w:tcPr>
           <w:p>
+            <w:pPr>
+              <w:keepNext/>
+            </w:pPr>
             <w:r>
               <w:rPr>
                 <w:rFonts w:ascii="Times New Roman" w:hAnsi="Times New Roman"/>
@@ -6816,7 +8903,7 @@
                 <w:rFonts w:ascii="Times New Roman" w:hAnsi="Times New Roman"/>
                 <w:sz w:val="19"/>
               </w:rPr>
-              <w:t>Fine-tuning; NegGrad+; NegGrad (destructive control); SCRUB; SalUn; L1-sparse (six ranked methods)</w:t>
+              <w:t xml:space="preserve">Fine-tuning; NegGrad+; SCRUB; SalUn; L1-sparse (five ranked methods); NegGrad (destructive control, excluded from the agreement analysis as damaged)</w:t>
             </w:r>
           </w:p>
         </w:tc>
@@ -6859,7 +8946,7 @@
                 <w:rFonts w:ascii="Times New Roman" w:hAnsi="Times New Roman"/>
                 <w:sz w:val="19"/>
               </w:rPr>
-              <w:t>Size axis: Random 1%, 5%, 10%. Difficulty axis at fixed size: low, medium, high memorization. Canary condition.</w:t>
+              <w:t xml:space="preserve">Size axis: random 500, 2,500 and 5,000 (1%, 5%, 10%), plus random 3,000 as the bridge. Difficulty axis at 3,000: low, medium, high memorization. Canary condition (500).</w:t>
             </w:r>
           </w:p>
         </w:tc>
@@ -6943,7 +9030,7 @@
                 <w:rFonts w:ascii="Times New Roman" w:hAnsi="Times New Roman"/>
                 <w:sz w:val="19"/>
               </w:rPr>
-              <w:t>Original model; twelve independently retrained oracles at the primary condition, of which three are held out as audit-validity probes and never contribute to a reference band; paired oracles for every condition</w:t>
+              <w:t xml:space="preserve">Original model; five paired retrains for every condition; twelve independent retrains at the primary condition, three of them pre-registered as held out; every retrain enters every validity rate by leave-one-out</w:t>
             </w:r>
           </w:p>
         </w:tc>
@@ -6984,7 +9071,7 @@
                 <w:rFonts w:ascii="Times New Roman" w:hAnsi="Times New Roman"/>
                 <w:sz w:val="19"/>
               </w:rPr>
-              <w:t>Behavior, MIA privacy at two attack strengths, representation, relearning — plus audit validity (Section 15.5)</w:t>
+              <w:t xml:space="preserve">Behavior, MIA privacy at two attack strengths, representation, relearning — plus a secondary independence audit (SDE) and audit validity (Section 15.5)</w:t>
             </w:r>
           </w:p>
         </w:tc>
@@ -7070,7 +9157,7 @@
                 <w:rFonts w:ascii="Times New Roman" w:hAnsi="Times New Roman"/>
                 <w:sz w:val="19"/>
               </w:rPr>
-              <w:t>Kaggle GPU (P100 / T4) for all training; local CPU machines for audits, statistics and the dashboard</w:t>
+              <w:t xml:space="preserve">Kaggle GPU (T4 / P100, three accounts) for training and GPU audits; calibration and analysis on CPU, on Kaggle or locally</w:t>
             </w:r>
           </w:p>
         </w:tc>
@@ -7175,7 +9262,13 @@
         <w:rPr>
           <w:i w:val="0"/>
         </w:rPr>
-        <w:t>Six methods across the size and difficulty axes and five seeds produce on the order of two hundred and forty approximate-unlearning runs, in addition to original training, the retrained oracle ensemble, thirty-two membership-inference reference models, relearning runs and their anchor arms — roughly seven hundred runs in total. This is a substantially larger matrix than v1.0, and it is affordable: the experimental substrate is adopted from an existing public codebase rather than rebuilt, and training runs on cloud GPU sessions where the team’s available quota exceeds the requirement by an order of magnitude. The additional budget is deliberately spent on depth rather than breadth — more seeds, more oracles and more privacy reference models — because the contribution is a calibration claim, and calibration precision scales with the number of reference models rather than with the number of methods. A single-seed pilot must be run through the entire pipeline — including all four audits, the calibration checks of Section 15.5 and the disagreement analysis, not merely training — before the full matrix is launched, so that a design fault surfaces while it is still cheap to fix.</w:t>
+        <w:t xml:space="preserve">Six methods across the size and difficulty axes and five seeds produce on the order of two hundred and forty approximate-unlearning runs, in addition to original training, the retrained oracle ensemble, thirty-two membership-inference reference models, relearning runs and their anchor arms — roughly seven hundred runs in total. This is a substantially larger matrix than v1.0, and it is affordable: training runs on cloud GPU sessions where the team’s available quota exceeds the requirement by an order of magnitude. The additional budget is deliberately spent on depth rather than breadth — more seeds, more oracles and more privacy reference models — because the contribution is a calibration claim, and calibration precision scales with the number of reference models rather than with the number of methods. A single-seed pilot must be run through the entire pipeline — including all four audits, the calibration checks of Section 15.5 and the disagreement analysis, not merely training — before the full matrix is launched, so that a design fault surfaces while it is still cheap to fix.</w:t>
+      </w:r>
+      <w:r>
+        <w:rPr>
+          <w:i w:val="0"/>
+        </w:rPr>
+        <w:t xml:space="preserve"> As run: 62 trainings for the original models and retrains (about 8 GPU-hours), 32 attack reference models (about 4), 240 unlearning runs (about 12.6), and six audits over the 240 unlearned models plus 92 calibration candidates (52 retrains and 40 original-model runs).</w:t>
       </w:r>
     </w:p>
     <w:p>
@@ -7239,32 +9332,62 @@
     </w:p>
     <w:p>
       <w:pPr>
-        <w:pStyle w:val="ListParagraph"/>
+        <w:pStyle w:val="ListBullet"/>
         <w:spacing w:after="60"/>
         <w:ind w:left="346"/>
       </w:pPr>
       <w:r>
-        <w:t>Use linear mixed-effects models for confirmatory tests, of the form metric ~ method + forget-condition + (1 | seed), so that the repeated-measures structure of the design is modelled rather than ignored. This follows established practice in comparable representation-level unlearning work [22].</w:t>
+        <w:t xml:space="preserve">Use linear mixed-effects models for confirmatory tests, of the form metric ~ method + forget-condition + (1 | seed), so that the repeated-measures structure of the design is modelled rather than ignored. This follows established practice in comparable representation-level unlearning work [22].</w:t>
       </w:r>
     </w:p>
     <w:p>
       <w:pPr>
-        <w:pStyle w:val="ListParagraph"/>
+        <w:pStyle w:val="ListBullet"/>
         <w:spacing w:after="60"/>
         <w:ind w:left="346"/>
       </w:pPr>
       <w:r>
-        <w:t>Define all pass/fail thresholds in units of the oracle ensemble’s standard deviation for the metric in question, never as absolute values. A threshold that a genuine retrained model fails is a broken threshold, not a strict one.</w:t>
+        <w:t xml:space="preserve">Define all pass/fail thresholds in units of the oracle ensemble’s standard deviation for the metric in question, never as absolute values. A threshold that a genuine retrained model fails is a broken threshold, not a strict one.</w:t>
       </w:r>
     </w:p>
     <w:p>
       <w:pPr>
-        <w:pStyle w:val="ListParagraph"/>
+        <w:pStyle w:val="ListBullet"/>
         <w:spacing w:after="60"/>
         <w:ind w:left="346"/>
       </w:pPr>
       <w:r>
-        <w:t>Report the number of model instances entering each correlation, and never report a rank correlation over the six methods as though it carried inferential weight.</w:t>
+        <w:t xml:space="preserve">Report the number of model instances entering each correlation, and never report a rank correlation over the six methods as though it carried inferential weight.</w:t>
+      </w:r>
+    </w:p>
+    <w:p>
+      <w:pPr>
+        <w:pStyle w:val="ListBullet"/>
+        <w:spacing w:after="60"/>
+        <w:ind w:left="346"/>
+      </w:pPr>
+      <w:r>
+        <w:t xml:space="preserve">As run: bootstrap intervals resample models (10,000 resamples, seed 300); the confirmatory models are fitted on log G, with fine-tuning and rand-3000 as references, and each fit keeps the best of three optimizers.</w:t>
+      </w:r>
+    </w:p>
+    <w:p>
+      <w:pPr>
+        <w:pStyle w:val="ListBullet"/>
+        <w:spacing w:after="60"/>
+        <w:ind w:left="346"/>
+      </w:pPr>
+      <w:r>
+        <w:t xml:space="preserve">Analyses added after seeing data are labelled exploratory: the signed gap, the share of models beyond the original, canary validity by degree, RQ4 on the gap scale, McNemar's test for H2b, agreement by condition and H3's controlled model.</w:t>
+      </w:r>
+    </w:p>
+    <w:p>
+      <w:pPr>
+        <w:pStyle w:val="ListBullet"/>
+        <w:spacing w:after="60"/>
+        <w:ind w:left="346"/>
+      </w:pPr>
+      <w:r>
+        <w:t xml:space="preserve">Per condition there are 25 models (five methods × five seeds), so per-condition correlations largely order methods; their bootstrap ignores that a method's five seeds share an original model, which the mixed models do account for.</w:t>
       </w:r>
     </w:p>
     <w:p>
@@ -7299,6 +9422,9 @@
             <w:vAlign w:val="center"/>
           </w:tcPr>
           <w:p>
+            <w:pPr>
+              <w:keepNext/>
+            </w:pPr>
             <w:r>
               <w:rPr>
                 <w:rFonts w:ascii="Times New Roman" w:hAnsi="Times New Roman"/>
@@ -7317,6 +9443,9 @@
             <w:vAlign w:val="center"/>
           </w:tcPr>
           <w:p>
+            <w:pPr>
+              <w:keepNext/>
+            </w:pPr>
             <w:r>
               <w:rPr>
                 <w:rFonts w:ascii="Times New Roman" w:hAnsi="Times New Roman"/>
@@ -7492,7 +9621,7 @@
                 <w:rFonts w:ascii="Times New Roman" w:hAnsi="Times New Roman"/>
                 <w:sz w:val="19"/>
               </w:rPr>
-              <w:t>MIA ROC-AUC and attack accuracy under both a population attack and a per-example attack (RMIA); TPR at fixed low FPR; gap between the two attack strengths</w:t>
+              <w:t xml:space="preserve">MIA ROC-AUC, attack accuracy and TPR at 1% FPR under both a population attack and a per-example attack (RMIA); gap between the two attack strengths</w:t>
             </w:r>
           </w:p>
         </w:tc>
@@ -7533,7 +9662,7 @@
                 <w:rFonts w:ascii="Times New Roman" w:hAnsi="Times New Roman"/>
                 <w:sz w:val="19"/>
               </w:rPr>
-              <w:t>Layer-wise linear CKA plus a second, non-CKA similarity measure; activation distance; oracle-vs-oracle baseline; PCA visualization</w:t>
+              <w:t xml:space="preserve">Layer-wise linear CKA plus RBF-CKA; CKA to the original model (for H3); oracle-vs-oracle baseline. Raw activation distance retired from verdicts</w:t>
             </w:r>
           </w:p>
         </w:tc>
@@ -7576,7 +9705,7 @@
                 <w:rFonts w:ascii="Times New Roman" w:hAnsi="Times New Roman"/>
                 <w:sz w:val="19"/>
               </w:rPr>
-              <w:t>Recovery curve normalised between M0 and no-exposure anchors; T80; area under the relearning curve</w:t>
+              <w:t xml:space="preserve">Relearning AUC and T80 under a fixed protocol; recovery normalised between the paired retrain (0) and M0 (1); random-init floor as a protocol check</w:t>
             </w:r>
           </w:p>
         </w:tc>
@@ -7617,7 +9746,7 @@
                 <w:rFonts w:ascii="Times New Roman" w:hAnsi="Times New Roman"/>
                 <w:sz w:val="19"/>
               </w:rPr>
-              <w:t>Wall-clock time; GPU time; optional energy estimate</w:t>
+              <w:t xml:space="preserve">Wall-clock time recorded per run; not analysed (the run-time records were lost with the Stage 3–5 record shards, and GPU speed differed by about 20% between accounts)</w:t>
             </w:r>
           </w:p>
         </w:tc>
@@ -7701,7 +9830,7 @@
                 <w:rFonts w:ascii="Times New Roman" w:hAnsi="Times New Roman"/>
                 <w:sz w:val="19"/>
               </w:rPr>
-              <w:t>Change across 1%, 5%, 10% deletion</w:t>
+              <w:t xml:space="preserve">Change across 500, 2,500, 3,000 and 5,000 random examples</w:t>
             </w:r>
           </w:p>
         </w:tc>
@@ -7787,7 +9916,7 @@
                 <w:rFonts w:ascii="Times New Roman" w:hAnsi="Times New Roman"/>
                 <w:sz w:val="19"/>
               </w:rPr>
-              <w:t>Oracle false-positive rate per audit family; canary-condition accuracy, sensitivity and specificity</w:t>
+              <w:t xml:space="preserve">Native and calibrated false-positive rate over all retrains (leave-one-out); power on the original model; canary balanced accuracy (canary_top_wrong ground truth, with the utility guard); canary validity by degree</w:t>
             </w:r>
           </w:p>
         </w:tc>
@@ -7818,20 +9947,30 @@
     </w:p>
     <w:p>
       <w:pPr>
-        <w:pStyle w:val="Heading2"/>
-        <w:keepNext/>
+        <w:spacing w:after="120"/>
       </w:pPr>
       <w:r>
-        <w:t>Implementation is governed by a separate engineering specification, docs/IMPLEMENTATION_PLAN.md, which fixes run identifiers, the result-record schema, the metric registry, the execution order and a per-stage acceptance gate. That document is binding on implementation detail; this one remains binding on scientific claims.</w:t>
+        <w:rPr>
+          <w:i w:val="0"/>
+        </w:rPr>
+        <w:t xml:space="preserve">Implementation is governed by a separate engineering specification, docs/IMPLEMENTATION_PLAN.md, which fixes run identifiers, the result-record schema, the metric registry, the execution order and a per-stage acceptance gate. That document is binding on implementation detail; this one remains binding on scientific claims.</w:t>
       </w:r>
     </w:p>
     <w:p>
       <w:pPr>
-        <w:pStyle w:val="Heading2"/>
-        <w:keepNext/>
+        <w:spacing w:after="120"/>
       </w:pPr>
       <w:r>
-        <w:t>Compute is not a constraint on this project, but session persistence is. Training runs on ephemeral cloud notebook sessions, so the pipeline must be built around checkpoint artefacts rather than long-lived sessions: every training run writes its checkpoint and a structured result record to persistent storage, and every audit reads from checkpoints rather than from a model held in memory. The logging requirements of Section 18 are therefore load-bearing infrastructure and must be built in week 3, not retrofitted later.</w:t>
+        <w:rPr>
+          <w:i w:val="0"/>
+        </w:rPr>
+        <w:t xml:space="preserve">Compute is not a constraint on this project, but session persistence is. Training runs on ephemeral cloud notebook sessions, so the pipeline must be built around checkpoint artefacts rather than long-lived sessions: every training run writes its checkpoint and a structured result record to persistent storage, and every audit reads from checkpoints rather than from a model held in memory. The logging requirements of Section 18 are therefore load-bearing infrastructure and must be built in week 3, not retrofitted later.</w:t>
+      </w:r>
+      <w:r>
+        <w:rPr>
+          <w:i w:val="0"/>
+        </w:rPr>
+        <w:t xml:space="preserve"> As built, it was the first thing built (Stage 1, 26 August 2026), before any model was trained.</w:t>
       </w:r>
     </w:p>
     <w:tbl>
@@ -7857,6 +9996,9 @@
             <w:vAlign w:val="center"/>
           </w:tcPr>
           <w:p>
+            <w:pPr>
+              <w:keepNext/>
+            </w:pPr>
             <w:r>
               <w:rPr>
                 <w:rFonts w:ascii="Times New Roman" w:hAnsi="Times New Roman"/>
@@ -7875,6 +10017,9 @@
             <w:vAlign w:val="center"/>
           </w:tcPr>
           <w:p>
+            <w:pPr>
+              <w:keepNext/>
+            </w:pPr>
             <w:r>
               <w:rPr>
                 <w:rFonts w:ascii="Times New Roman" w:hAnsi="Times New Roman"/>
@@ -7882,7 +10027,7 @@
                 <w:color w:val="FFFFFF"/>
                 <w:sz w:val="19"/>
               </w:rPr>
-              <w:t>Recommended Tools</w:t>
+              <w:t xml:space="preserve">Tools (as built)</w:t>
             </w:r>
           </w:p>
         </w:tc>
@@ -7966,7 +10111,7 @@
                 <w:rFonts w:ascii="Times New Roman" w:hAnsi="Times New Roman"/>
                 <w:sz w:val="19"/>
               </w:rPr>
-              <w:t>NumPy, pandas, scikit-learn, SciPy</w:t>
+              <w:t xml:space="preserve">NumPy, pandas, PyArrow, scikit-learn, SciPy; statsmodels for the mixed-effects models</w:t>
             </w:r>
           </w:p>
         </w:tc>
@@ -8007,7 +10152,7 @@
                 <w:rFonts w:ascii="Times New Roman" w:hAnsi="Times New Roman"/>
                 <w:sz w:val="19"/>
               </w:rPr>
-              <w:t>Matplotlib, Seaborn</w:t>
+              <w:t xml:space="preserve">Matplotlib, every figure generated from the result tables; Seaborn reserved for the dashboard</w:t>
             </w:r>
           </w:p>
         </w:tc>
@@ -8050,7 +10195,7 @@
                 <w:rFonts w:ascii="Times New Roman" w:hAnsi="Times New Roman"/>
                 <w:sz w:val="19"/>
               </w:rPr>
-              <w:t>Structured CSV/JSON records written per run to persistent storage; optional MLflow or Weights &amp; Biases</w:t>
+              <w:t xml:space="preserve">One structured record per measurement, written as Parquet shards and checked against the metric registry when written; each carries its commit, environment and checkpoint hashes (Section 18). Shards move between sessions as Kaggle dataset versions. No MLflow or Weights &amp; Biases</w:t>
             </w:r>
           </w:p>
         </w:tc>
@@ -8091,7 +10236,7 @@
                 <w:rFonts w:ascii="Times New Roman" w:hAnsi="Times New Roman"/>
                 <w:sz w:val="19"/>
               </w:rPr>
-              <w:t>RUM codebase as the primary experimental substrate (CIFAR-10, ResNet-18, instance-level forget sets, released memorization scores, six of the six core methods, MIA scripts); SCRUB and torchunlearn as independent cross-checks; NeurIPS starter kit for the population attack</w:t>
+              <w:t xml:space="preserve">The project's own package (src/forgetcheck/unlearn): one interface and one shared training loop for all six methods, so that methods differ only in their objective; SalUn checked against its official implementation. The RUM release supplies the CIFAR-10 memorization scores; the NeurIPS starter kit is the model for the population attack</w:t>
             </w:r>
           </w:p>
         </w:tc>
@@ -8134,7 +10279,7 @@
                 <w:rFonts w:ascii="Times New Roman" w:hAnsi="Times New Roman"/>
                 <w:sz w:val="19"/>
               </w:rPr>
-              <w:t>Streamlit</w:t>
+              <w:t xml:space="preserve">Streamlit, planned as a visualization layer over the completed results (Section 20.2)</w:t>
             </w:r>
           </w:p>
         </w:tc>
@@ -8218,7 +10363,7 @@
                 <w:rFonts w:ascii="Times New Roman" w:hAnsi="Times New Roman"/>
                 <w:sz w:val="19"/>
               </w:rPr>
-              <w:t>Conda or venv; frozen requirements; optional Docker</w:t>
+              <w:t xml:space="preserve">venv and pyproject.toml; each Kaggle session clones the repository, checks out the commit it records, and installs the package</w:t>
             </w:r>
           </w:p>
         </w:tc>
@@ -8261,7 +10406,7 @@
                 <w:rFonts w:ascii="Times New Roman" w:hAnsi="Times New Roman"/>
                 <w:sz w:val="19"/>
               </w:rPr>
-              <w:t>Kaggle notebooks (P100 / T4, 30 GPU-hours per week per account, four accounts) as primary; Colab free tier as overflow</w:t>
+              <w:t xml:space="preserve">Kaggle notebooks (T4 / P100) on three accounts, about 30–35 GPU-hours in all; Colab was not needed</w:t>
             </w:r>
           </w:p>
         </w:tc>
@@ -8304,7 +10449,7 @@
                 <w:rFonts w:ascii="Times New Roman" w:hAnsi="Times New Roman"/>
                 <w:sz w:val="19"/>
               </w:rPr>
-              <w:t>Audits, layer-wise CKA, statistics, figures and the dashboard. Note: the team’s Ryzen AI 9 HX 370 machine cannot train PyTorch models on its Radeon 890M integrated GPU, which is unsupported by ROCm; local training is CPU-only and measured at 4.76 hours per 30-epoch CIFAR-10 run.</w:t>
+              <w:t xml:space="preserve">Audits, layer-wise CKA, statistics, figures and the dashboard. Note: the team’s Ryzen AI 9 HX 370 machine cannot train PyTorch models on its Radeon 890M integrated GPU, which is unsupported by ROCm; local training is CPU-only and measured at 4.76 hours per 30-epoch CIFAR-10 run. As run, the audits also ran on Kaggle GPUs; local machines carried development, the test suite and re-analysis of the downloaded results.</w:t>
             </w:r>
           </w:p>
         </w:tc>
@@ -8321,11 +10466,12 @@
         <w:keepNext/>
       </w:pPr>
       <w:r>
-        <w:t>17.2 Suggested Repository Layout</w:t>
+        <w:t xml:space="preserve">17.2 Repository Layout (as built)</w:t>
       </w:r>
     </w:p>
     <w:p>
       <w:pPr>
+        <w:keepLines/>
         <w:ind w:left="360"/>
       </w:pPr>
       <w:r>
@@ -8333,69 +10479,47 @@
           <w:rFonts w:ascii="Courier New" w:hAnsi="Courier New"/>
           <w:sz w:val="17"/>
         </w:rPr>
-        <w:t>forgetcheck/</w:t>
+        <w:t xml:space="preserve">Minor-Project/</w:t>
         <w:br/>
-        <w:t>├── configs/</w:t>
+        <w:t xml:space="preserve">├── src/forgetcheck/</w:t>
         <w:br/>
-        <w:t>│   ├── baseline.yaml</w:t>
+        <w:t xml:space="preserve">│   ├── registry/       # run ids, metric registry, records, provenance, store</w:t>
         <w:br/>
-        <w:t>│   ├── unlearning/</w:t>
+        <w:t xml:space="preserve">│   ├── data/           # CIFAR-10, forget sets, memorization scores</w:t>
         <w:br/>
-        <w:t>│   └── audits/</w:t>
+        <w:t xml:space="preserve">│   ├── models/         # ResNet-18</w:t>
         <w:br/>
-        <w:t>├── data/                  # downloaded/derived data; large files ignored in Git</w:t>
+        <w:t xml:space="preserve">│   ├── train/          # one training loop: originals, retrains, reference models</w:t>
         <w:br/>
-        <w:t>├── src/</w:t>
+        <w:t xml:space="preserve">│   ├── unlearn/        # the method interface, six methods, runner</w:t>
         <w:br/>
-        <w:t>│   ├── train_base.py</w:t>
+        <w:t xml:space="preserve">│   ├── audits/         # behavioral, privacy_population, privacy_rmia,</w:t>
         <w:br/>
-        <w:t>│   ├── retrain_oracle.py</w:t>
+        <w:t xml:space="preserve">│   │                   # representation, relearning, sde, probes, runner</w:t>
         <w:br/>
-        <w:t>│   ├── forget_sets.py</w:t>
+        <w:t xml:space="preserve">│   ├── calibrate/      # bands, native rules, canary scoring, twins, report</w:t>
         <w:br/>
-        <w:t>│   ├── unlearning/</w:t>
+        <w:t xml:space="preserve">│   ├── analysis/       # agreement, mixed_effects, figures, report</w:t>
         <w:br/>
-        <w:t>│   │   ├── finetune.py</w:t>
+        <w:t xml:space="preserve">│   ├── cli.py          # the forgetcheck command, one subcommand per step</w:t>
         <w:br/>
-        <w:t>│   │   ├── neggrad.py</w:t>
+        <w:t xml:space="preserve">│   ├── config.py</w:t>
         <w:br/>
-        <w:t>│   │   ├── scrub.py</w:t>
+        <w:t xml:space="preserve">│   └── evaluation.py</w:t>
         <w:br/>
-        <w:t>│   │   └── ssd.py</w:t>
+        <w:t xml:space="preserve">├── configs/            # base.yaml, metrics.yaml (the registry), audits.yaml</w:t>
         <w:br/>
-        <w:t>│   ├── audits/</w:t>
+        <w:t xml:space="preserve">├── data/memorization/  # RUM's CIFAR-10 memorization scores</w:t>
         <w:br/>
-        <w:t>│   │   ├── behavioral.py</w:t>
+        <w:t xml:space="preserve">├── notebooks/kaggle/   # 00–06, one notebook per stage, built by _build.py</w:t>
         <w:br/>
-        <w:t>│   │   ├── membership.py</w:t>
+        <w:t xml:space="preserve">├── results/            # records, calibration, analysis, figures, reports</w:t>
         <w:br/>
-        <w:t>│   │   ├── representations.py</w:t>
+        <w:t xml:space="preserve">├── tests/              # pytest suite, on synthetic data shaped like the real data</w:t>
         <w:br/>
-        <w:t>│   │   ├── relearning.py</w:t>
+        <w:t xml:space="preserve">├── docs/               # RESULTS, STATUS, IMPLEMENTATION_PLAN, review, research log</w:t>
         <w:br/>
-        <w:t>│   │   └── disagreement.py</w:t>
-        <w:br/>
-        <w:t>│   └── utils/</w:t>
-        <w:br/>
-        <w:t>├── experiments/</w:t>
-        <w:br/>
-        <w:t>├── checkpoints/</w:t>
-        <w:br/>
-        <w:t>├── results/</w:t>
-        <w:br/>
-        <w:t>│   ├── raw/</w:t>
-        <w:br/>
-        <w:t>│   ├── summary/</w:t>
-        <w:br/>
-        <w:t>│   └── figures/</w:t>
-        <w:br/>
-        <w:t>├── dashboard/</w:t>
-        <w:br/>
-        <w:t>├── tests/</w:t>
-        <w:br/>
-        <w:t>├── requirements.txt</w:t>
-        <w:br/>
-        <w:t>└── README.md</w:t>
+        <w:t xml:space="preserve">└── pyproject.toml</w:t>
       </w:r>
     </w:p>
     <w:p>
@@ -8415,7 +10539,7 @@
         <w:rPr>
           <w:i w:val="0"/>
         </w:rPr>
-        <w:t>Every run must be machine-readable and reproducible. Do not manually copy experiment results into spreadsheets. Each script should append or write a structured record to results.csv or a small experiment database. Model checkpoints, config files and random seeds must be linked to the corresponding experiment ID.</w:t>
+        <w:t xml:space="preserve">Every run is machine-readable and reproducible. No result is copied by hand: every command writes structured records, one per measurement, as Parquet shards that are checked against the metric registry when written. Model checkpoints, method settings and random seeds are linked to each record through its run identifier and provenance fields.</w:t>
       </w:r>
     </w:p>
     <w:tbl>
@@ -8441,6 +10565,9 @@
             <w:vAlign w:val="center"/>
           </w:tcPr>
           <w:p>
+            <w:pPr>
+              <w:keepNext/>
+            </w:pPr>
             <w:r>
               <w:rPr>
                 <w:rFonts w:ascii="Times New Roman" w:hAnsi="Times New Roman"/>
@@ -8459,6 +10586,9 @@
             <w:vAlign w:val="center"/>
           </w:tcPr>
           <w:p>
+            <w:pPr>
+              <w:keepNext/>
+            </w:pPr>
             <w:r>
               <w:rPr>
                 <w:rFonts w:ascii="Times New Roman" w:hAnsi="Times New Roman"/>
@@ -8489,7 +10619,7 @@
                 <w:rFonts w:ascii="Times New Roman" w:hAnsi="Times New Roman"/>
                 <w:sz w:val="18"/>
               </w:rPr>
-              <w:t>experiment_id</w:t>
+              <w:t xml:space="preserve">run_id</w:t>
             </w:r>
           </w:p>
         </w:tc>
@@ -8507,7 +10637,7 @@
                 <w:rFonts w:ascii="Times New Roman" w:hAnsi="Times New Roman"/>
                 <w:sz w:val="18"/>
               </w:rPr>
-              <w:t>Unique identifier, e.g., cifar10_scrub_r5_seed42</w:t>
+              <w:t xml:space="preserve">Unique identifier, {dataset+arch}__{role}__{forget}__{method}__{seed}, e.g. c10r18__unlearn__mem-high-3000__scrub__train2</w:t>
             </w:r>
           </w:p>
         </w:tc>
@@ -8531,7 +10661,7 @@
                 <w:rFonts w:ascii="Times New Roman" w:hAnsi="Times New Roman"/>
                 <w:sz w:val="18"/>
               </w:rPr>
-              <w:t>dataset</w:t>
+              <w:t xml:space="preserve">role</w:t>
             </w:r>
           </w:p>
         </w:tc>
@@ -8550,7 +10680,7 @@
                 <w:rFonts w:ascii="Times New Roman" w:hAnsi="Times New Roman"/>
                 <w:sz w:val="18"/>
               </w:rPr>
-              <w:t>CIFAR10</w:t>
+              <w:t xml:space="preserve">base, oracle, shadow, unlearn or relearn</w:t>
             </w:r>
           </w:p>
         </w:tc>
@@ -8573,7 +10703,7 @@
                 <w:rFonts w:ascii="Times New Roman" w:hAnsi="Times New Roman"/>
                 <w:sz w:val="18"/>
               </w:rPr>
-              <w:t>architecture</w:t>
+              <w:t xml:space="preserve">dataset, arch</w:t>
             </w:r>
           </w:p>
         </w:tc>
@@ -8591,7 +10721,7 @@
                 <w:rFonts w:ascii="Times New Roman" w:hAnsi="Times New Roman"/>
                 <w:sz w:val="18"/>
               </w:rPr>
-              <w:t>ResNet18</w:t>
+              <w:t xml:space="preserve">cifar10, resnet18</w:t>
             </w:r>
           </w:p>
         </w:tc>
@@ -8615,7 +10745,7 @@
                 <w:rFonts w:ascii="Times New Roman" w:hAnsi="Times New Roman"/>
                 <w:sz w:val="18"/>
               </w:rPr>
-              <w:t>seed</w:t>
+              <w:t xml:space="preserve">forget_id, forget_kind, forget_size, forget_stratum</w:t>
             </w:r>
           </w:p>
         </w:tc>
@@ -8634,7 +10764,7 @@
                 <w:rFonts w:ascii="Times New Roman" w:hAnsi="Times New Roman"/>
                 <w:sz w:val="18"/>
               </w:rPr>
-              <w:t>42</w:t>
+              <w:t xml:space="preserve">Which forget set, e.g. mem-high-3000</w:t>
             </w:r>
           </w:p>
         </w:tc>
@@ -8657,7 +10787,7 @@
                 <w:rFonts w:ascii="Times New Roman" w:hAnsi="Times New Roman"/>
                 <w:sz w:val="18"/>
               </w:rPr>
-              <w:t>forget_type</w:t>
+              <w:t xml:space="preserve">method</w:t>
             </w:r>
           </w:p>
         </w:tc>
@@ -8675,7 +10805,7 @@
                 <w:rFonts w:ascii="Times New Roman" w:hAnsi="Times New Roman"/>
                 <w:sz w:val="18"/>
               </w:rPr>
-              <w:t>random or high_mem</w:t>
+              <w:t xml:space="preserve">Unlearning method, or none for reference models</w:t>
             </w:r>
           </w:p>
         </w:tc>
@@ -8699,7 +10829,7 @@
                 <w:rFonts w:ascii="Times New Roman" w:hAnsi="Times New Roman"/>
                 <w:sz w:val="18"/>
               </w:rPr>
-              <w:t>forget_fraction</w:t>
+              <w:t xml:space="preserve">train_seed, selection_seed, oracle_seed, audit_seed, shadow_idx</w:t>
             </w:r>
           </w:p>
         </w:tc>
@@ -8718,7 +10848,7 @@
                 <w:rFonts w:ascii="Times New Roman" w:hAnsi="Times New Roman"/>
                 <w:sz w:val="18"/>
               </w:rPr>
-              <w:t>0.05</w:t>
+              <w:t xml:space="preserve">The seed of each independent stream, so that no two streams share randomness</w:t>
             </w:r>
           </w:p>
         </w:tc>
@@ -8741,7 +10871,7 @@
                 <w:rFonts w:ascii="Times New Roman" w:hAnsi="Times New Roman"/>
                 <w:sz w:val="18"/>
               </w:rPr>
-              <w:t>unlearning_method</w:t>
+              <w:t xml:space="preserve">hparams_sha</w:t>
             </w:r>
           </w:p>
         </w:tc>
@@ -8759,7 +10889,7 @@
                 <w:rFonts w:ascii="Times New Roman" w:hAnsi="Times New Roman"/>
                 <w:sz w:val="18"/>
               </w:rPr>
-              <w:t>scrub</w:t>
+              <w:t xml:space="preserve">Hash of the method's settings; a changed setting marks its records stale</w:t>
             </w:r>
           </w:p>
         </w:tc>
@@ -8783,7 +10913,7 @@
                 <w:rFonts w:ascii="Times New Roman" w:hAnsi="Times New Roman"/>
                 <w:sz w:val="18"/>
               </w:rPr>
-              <w:t>hyperparameters</w:t>
+              <w:t xml:space="preserve">audit</w:t>
             </w:r>
           </w:p>
         </w:tc>
@@ -8802,7 +10932,7 @@
                 <w:rFonts w:ascii="Times New Roman" w:hAnsi="Times New Roman"/>
                 <w:sz w:val="18"/>
               </w:rPr>
-              <w:t>Serialized config / path to YAML</w:t>
+              <w:t xml:space="preserve">The audit that produced the record</w:t>
             </w:r>
           </w:p>
         </w:tc>
@@ -8825,7 +10955,7 @@
                 <w:rFonts w:ascii="Times New Roman" w:hAnsi="Times New Roman"/>
                 <w:sz w:val="18"/>
               </w:rPr>
-              <w:t>retain_accuracy</w:t>
+              <w:t xml:space="preserve">metric</w:t>
             </w:r>
           </w:p>
         </w:tc>
@@ -8843,7 +10973,7 @@
                 <w:rFonts w:ascii="Times New Roman" w:hAnsi="Times New Roman"/>
                 <w:sz w:val="18"/>
               </w:rPr>
-              <w:t>Primary utility metric</w:t>
+              <w:t xml:space="preserve">A name from the metric registry (configs/metrics.yaml); an unregistered name is refused</w:t>
             </w:r>
           </w:p>
         </w:tc>
@@ -8867,7 +10997,7 @@
                 <w:rFonts w:ascii="Times New Roman" w:hAnsi="Times New Roman"/>
                 <w:sz w:val="18"/>
               </w:rPr>
-              <w:t>forget_metrics</w:t>
+              <w:t xml:space="preserve">probe_set</w:t>
             </w:r>
           </w:p>
         </w:tc>
@@ -8886,7 +11016,7 @@
                 <w:rFonts w:ascii="Times New Roman" w:hAnsi="Times New Roman"/>
                 <w:sz w:val="18"/>
               </w:rPr>
-              <w:t>Loss/accuracy relative to oracle</w:t>
+              <w:t xml:space="preserve">What was measured: forget, retain, test, canary, or a network layer</w:t>
             </w:r>
           </w:p>
         </w:tc>
@@ -8909,7 +11039,7 @@
                 <w:rFonts w:ascii="Times New Roman" w:hAnsi="Times New Roman"/>
                 <w:sz w:val="18"/>
               </w:rPr>
-              <w:t>MIA_AUC</w:t>
+              <w:t xml:space="preserve">value</w:t>
             </w:r>
           </w:p>
         </w:tc>
@@ -8927,7 +11057,7 @@
                 <w:rFonts w:ascii="Times New Roman" w:hAnsi="Times New Roman"/>
                 <w:sz w:val="18"/>
               </w:rPr>
-              <w:t>Privacy audit</w:t>
+              <w:t xml:space="preserve">The measurement</w:t>
             </w:r>
           </w:p>
         </w:tc>
@@ -8951,7 +11081,7 @@
                 <w:rFonts w:ascii="Times New Roman" w:hAnsi="Times New Roman"/>
                 <w:sz w:val="18"/>
               </w:rPr>
-              <w:t>JS_distance</w:t>
+              <w:t xml:space="preserve">n_probe</w:t>
             </w:r>
           </w:p>
         </w:tc>
@@ -8970,7 +11100,7 @@
                 <w:rFonts w:ascii="Times New Roman" w:hAnsi="Times New Roman"/>
                 <w:sz w:val="18"/>
               </w:rPr>
-              <w:t>Output similarity to oracle</w:t>
+              <w:t xml:space="preserve">Number of examples behind the value</w:t>
             </w:r>
           </w:p>
         </w:tc>
@@ -8993,7 +11123,7 @@
                 <w:rFonts w:ascii="Times New Roman" w:hAnsi="Times New Roman"/>
                 <w:sz w:val="18"/>
               </w:rPr>
-              <w:t>CKA_scores</w:t>
+              <w:t xml:space="preserve">checkpoint_sha</w:t>
             </w:r>
           </w:p>
         </w:tc>
@@ -9011,7 +11141,7 @@
                 <w:rFonts w:ascii="Times New Roman" w:hAnsi="Times New Roman"/>
                 <w:sz w:val="18"/>
               </w:rPr>
-              <w:t>Layer-wise representation metrics</w:t>
+              <w:t xml:space="preserve">Exact model state audited</w:t>
             </w:r>
           </w:p>
         </w:tc>
@@ -9035,7 +11165,7 @@
                 <w:rFonts w:ascii="Times New Roman" w:hAnsi="Times New Roman"/>
                 <w:sz w:val="18"/>
               </w:rPr>
-              <w:t>relearning_AUC</w:t>
+              <w:t xml:space="preserve">runtime_s</w:t>
             </w:r>
           </w:p>
         </w:tc>
@@ -9054,7 +11184,7 @@
                 <w:rFonts w:ascii="Times New Roman" w:hAnsi="Times New Roman"/>
                 <w:sz w:val="18"/>
               </w:rPr>
-              <w:t>Reversibility metric</w:t>
+              <w:t xml:space="preserve">Efficiency</w:t>
             </w:r>
           </w:p>
         </w:tc>
@@ -9077,7 +11207,7 @@
                 <w:rFonts w:ascii="Times New Roman" w:hAnsi="Times New Roman"/>
                 <w:sz w:val="18"/>
               </w:rPr>
-              <w:t>runtime_seconds</w:t>
+              <w:t xml:space="preserve">git_commit</w:t>
             </w:r>
           </w:p>
         </w:tc>
@@ -9095,7 +11225,7 @@
                 <w:rFonts w:ascii="Times New Roman" w:hAnsi="Times New Roman"/>
                 <w:sz w:val="18"/>
               </w:rPr>
-              <w:t>Efficiency</w:t>
+              <w:t xml:space="preserve">Code version that produced the record</w:t>
             </w:r>
           </w:p>
         </w:tc>
@@ -9119,7 +11249,7 @@
                 <w:rFonts w:ascii="Times New Roman" w:hAnsi="Times New Roman"/>
                 <w:sz w:val="18"/>
               </w:rPr>
-              <w:t>checkpoint_path</w:t>
+              <w:t xml:space="preserve">env_sha</w:t>
             </w:r>
           </w:p>
         </w:tc>
@@ -9138,7 +11268,7 @@
                 <w:rFonts w:ascii="Times New Roman" w:hAnsi="Times New Roman"/>
                 <w:sz w:val="18"/>
               </w:rPr>
-              <w:t>Exact model state used in audits</w:t>
+              <w:t xml:space="preserve">Hash of the software environment</w:t>
             </w:r>
           </w:p>
         </w:tc>
@@ -9161,7 +11291,7 @@
                 <w:rFonts w:ascii="Times New Roman" w:hAnsi="Times New Roman"/>
                 <w:sz w:val="18"/>
               </w:rPr>
-              <w:t>git_commit</w:t>
+              <w:t xml:space="preserve">timestamp, notes</w:t>
             </w:r>
           </w:p>
         </w:tc>
@@ -9179,7 +11309,7 @@
                 <w:rFonts w:ascii="Times New Roman" w:hAnsi="Times New Roman"/>
                 <w:sz w:val="18"/>
               </w:rPr>
-              <w:t>Code version used to create result</w:t>
+              <w:t xml:space="preserve">When the record was written, which stale-record rejection relies on; free text</w:t>
             </w:r>
           </w:p>
         </w:tc>
@@ -9238,6 +11368,26 @@
       </w:pPr>
       <w:r>
         <w:t>Document any departure from published baseline code.</w:t>
+      </w:r>
+    </w:p>
+    <w:p>
+      <w:pPr>
+        <w:pStyle w:val="ListBullet"/>
+        <w:spacing w:after="60"/>
+        <w:ind w:left="346"/>
+      </w:pPr>
+      <w:r>
+        <w:t xml:space="preserve">As run: GPU training is not bit-reproducible, so a re-run produces a statistically equivalent model rather than the same one. Everything downstream of the checkpoints is deterministic: the analysis recomputes every reported number exactly from the records (bootstrap seed 300).</w:t>
+      </w:r>
+    </w:p>
+    <w:p>
+      <w:pPr>
+        <w:pStyle w:val="ListBullet"/>
+        <w:spacing w:after="60"/>
+        <w:ind w:left="346"/>
+      </w:pPr>
+      <w:r>
+        <w:t xml:space="preserve">Stale records are refused: each fix that changes an audit's output carries a valid_from date in configs/audits.yaml, and calibration rejects any record older than the fix it depends on. After every push of records to Kaggle, the dataset's version History is checked, because a push that creates no version fails silently (Section 19).</w:t>
       </w:r>
     </w:p>
     <w:p>
@@ -9273,6 +11423,9 @@
             <w:vAlign w:val="center"/>
           </w:tcPr>
           <w:p>
+            <w:pPr>
+              <w:keepNext/>
+            </w:pPr>
             <w:r>
               <w:rPr>
                 <w:rFonts w:ascii="Times New Roman" w:hAnsi="Times New Roman"/>
@@ -9291,6 +11444,9 @@
             <w:vAlign w:val="center"/>
           </w:tcPr>
           <w:p>
+            <w:pPr>
+              <w:keepNext/>
+            </w:pPr>
             <w:r>
               <w:rPr>
                 <w:rFonts w:ascii="Times New Roman" w:hAnsi="Times New Roman"/>
@@ -9309,6 +11465,9 @@
             <w:vAlign w:val="center"/>
           </w:tcPr>
           <w:p>
+            <w:pPr>
+              <w:keepNext/>
+            </w:pPr>
             <w:r>
               <w:rPr>
                 <w:rFonts w:ascii="Times New Roman" w:hAnsi="Times New Roman"/>
@@ -9375,7 +11534,7 @@
                 <w:rFonts w:ascii="Times New Roman" w:hAnsi="Times New Roman"/>
                 <w:sz w:val="17"/>
               </w:rPr>
-              <w:t>Train exclusively on Kaggle and Colab GPU sessions; use local machines for audits, statistics and the dashboard, where 32 GB of RAM is a genuine advantage. Four Kaggle accounts supply about 120 GPU-hours per week against a total budget of roughly 11 to 26 hours.</w:t>
+              <w:t xml:space="preserve">Train exclusively on Kaggle and Colab GPU sessions; use local machines for audits, statistics and the dashboard, where 32 GB of RAM is a genuine advantage. Four Kaggle accounts supply about 120 GPU-hours per week against a total budget of roughly 11 to 26 hours. As run: three accounts, about 30–35 GPU-hours in all.</w:t>
             </w:r>
           </w:p>
         </w:tc>
@@ -9437,7 +11596,7 @@
                 <w:rFonts w:ascii="Times New Roman" w:hAnsi="Times New Roman"/>
                 <w:sz w:val="17"/>
               </w:rPr>
-              <w:t>Containerize or freeze environment; port only the minimum necessary components; validate on reported baseline setting.</w:t>
+              <w:t xml:space="preserve">Containerize or freeze environment; port only the minimum necessary components; validate on reported baseline setting. As built, no research code was imported: the methods were implemented in the project's own package and checked against the original implementations.</w:t>
             </w:r>
           </w:p>
         </w:tc>
@@ -9558,7 +11717,7 @@
                 <w:rFonts w:ascii="Times New Roman" w:hAnsi="Times New Roman"/>
                 <w:sz w:val="17"/>
               </w:rPr>
-              <w:t>Require agreement between linear CKA and a second, mechanistically different measure before any representation claim; interpret only against the oracle-vs-oracle baseline.</w:t>
+              <w:t xml:space="preserve">Require agreement between linear CKA and a second, mechanistically different measure before any representation claim; interpret only against the oracle-vs-oracle baseline. As built, the second measure is RBF-CKA, which agrees with linear CKA (τ +0.84); a non-CKA measure was not computed.</w:t>
             </w:r>
           </w:p>
         </w:tc>
@@ -9599,7 +11758,7 @@
                 <w:rFonts w:ascii="Times New Roman" w:hAnsi="Times New Roman"/>
                 <w:sz w:val="17"/>
               </w:rPr>
-              <w:t>For low-memorization examples the ideal untraining solution is close to no change from the original model [19], so much of a randomly drawn forget set carries no detectable signal and normalized oracle-gap denominators collapse.</w:t>
+              <w:t xml:space="preserve">For low-memorization examples the ideal untraining solution is close to no change from the original model [19], so normalized oracle-gap denominators collapse there. A randomly drawn forget set is a mixture rather than an easy case: a quarter of CIFAR-10's training images are highly memorized, so random sets carry real but diluted signal.</w:t>
             </w:r>
           </w:p>
         </w:tc>
@@ -9617,7 +11776,7 @@
                 <w:rFonts w:ascii="Times New Roman" w:hAnsi="Times New Roman"/>
                 <w:sz w:val="17"/>
               </w:rPr>
-              <w:t>Make memorization difficulty an explicit experimental axis; keep the low-memorization stratum as a designed negative control rather than a discarded cell; retain the low-discriminability flag of Section 15.4.</w:t>
+              <w:t xml:space="preserve">Make memorization difficulty an explicit experimental axis; keep the low-memorization stratum as a designed negative control rather than a discarded cell; retain the low-discriminability flag of Section 15.4. As run, the low stratum was quiet, as designed.</w:t>
             </w:r>
           </w:p>
         </w:tc>
@@ -9813,7 +11972,6 @@
           <w:tcPr>
             <w:tcW w:type="dxa" w:w="1944"/>
             <w:vAlign w:val="top"/>
-            <w:shd w:fill="F5F7F9"/>
           </w:tcPr>
           <w:p>
             <w:pPr>
@@ -9832,7 +11990,6 @@
           <w:tcPr>
             <w:tcW w:type="dxa" w:w="3240"/>
             <w:vAlign w:val="top"/>
-            <w:shd w:fill="F5F7F9"/>
           </w:tcPr>
           <w:p>
             <w:pPr>
@@ -9851,7 +12008,6 @@
           <w:tcPr>
             <w:tcW w:type="dxa" w:w="3960"/>
             <w:vAlign w:val="top"/>
-            <w:shd w:fill="F5F7F9"/>
           </w:tcPr>
           <w:p>
             <w:pPr>
@@ -9862,7 +12018,7 @@
                 <w:rFonts w:ascii="Times New Roman" w:hAnsi="Times New Roman"/>
                 <w:sz w:val="17"/>
               </w:rPr>
-              <w:t>Correlate metric values across model instances rather than ranks across methods; carry six ranked methods; use mixed-effects models for confirmatory tests and report bootstrap intervals.</w:t>
+              <w:t xml:space="preserve">Correlate metric values across model instances rather than ranks across methods; carry five ranked methods and a destructive control; use mixed-effects models for confirmatory tests and report bootstrap intervals.</w:t>
             </w:r>
           </w:p>
         </w:tc>
@@ -9925,6 +12081,186 @@
                 <w:sz w:val="17"/>
               </w:rPr>
               <w:t>Freeze the result-record schema in week 3, before any audit module is written. One row per (model, condition, seed) with identical keys across all audits.</w:t>
+            </w:r>
+          </w:p>
+        </w:tc>
+      </w:tr>
+      <w:tr>
+        <w:trPr>
+          <w:cantSplit/>
+        </w:trPr>
+        <w:tc>
+          <w:tcPr>
+            <w:tcW w:type="dxa" w:w="1944"/>
+            <w:vAlign w:val="top"/>
+          </w:tcPr>
+          <w:p>
+            <w:pPr>
+              <w:spacing w:after="40"/>
+            </w:pPr>
+            <w:r>
+              <w:rPr>
+                <w:rFonts w:ascii="Times New Roman" w:hAnsi="Times New Roman"/>
+                <w:sz w:val="17"/>
+              </w:rPr>
+              <w:t xml:space="preserve">Method implementations diverge from the published methods</w:t>
+            </w:r>
+          </w:p>
+        </w:tc>
+        <w:tc>
+          <w:tcPr>
+            <w:tcW w:type="dxa" w:w="3240"/>
+            <w:vAlign w:val="top"/>
+          </w:tcPr>
+          <w:p>
+            <w:pPr>
+              <w:spacing w:after="40"/>
+            </w:pPr>
+            <w:r>
+              <w:rPr>
+                <w:rFonts w:ascii="Times New Roman" w:hAnsi="Times New Roman"/>
+                <w:sz w:val="17"/>
+              </w:rPr>
+              <w:t xml:space="preserve">A method that silently differs from its paper makes every comparison about the wrong algorithm. This risk materialised: the 8 September pilot found that the destructive control was not destructive and that NegGrad+ diverged.</w:t>
+            </w:r>
+          </w:p>
+        </w:tc>
+        <w:tc>
+          <w:tcPr>
+            <w:tcW w:type="dxa" w:w="3960"/>
+            <w:vAlign w:val="top"/>
+          </w:tcPr>
+          <w:p>
+            <w:pPr>
+              <w:spacing w:after="40"/>
+            </w:pPr>
+            <w:r>
+              <w:rPr>
+                <w:rFonts w:ascii="Times New Roman" w:hAnsi="Times New Roman"/>
+                <w:sz w:val="17"/>
+              </w:rPr>
+              <w:t xml:space="preserve">Run the pilot through the whole pipeline before the matrix; hash each method's settings into its records so that a change marks them stale; recompute what is stale (64 of 240 unlearning runs).</w:t>
+            </w:r>
+          </w:p>
+        </w:tc>
+      </w:tr>
+      <w:tr>
+        <w:trPr>
+          <w:cantSplit/>
+        </w:trPr>
+        <w:tc>
+          <w:tcPr>
+            <w:tcW w:type="dxa" w:w="1944"/>
+            <w:vAlign w:val="top"/>
+            <w:shd w:fill="F5F7F9"/>
+          </w:tcPr>
+          <w:p>
+            <w:pPr>
+              <w:spacing w:after="40"/>
+            </w:pPr>
+            <w:r>
+              <w:rPr>
+                <w:rFonts w:ascii="Times New Roman" w:hAnsi="Times New Roman"/>
+                <w:sz w:val="17"/>
+              </w:rPr>
+              <w:t xml:space="preserve">Stale or lost records</w:t>
+            </w:r>
+          </w:p>
+        </w:tc>
+        <w:tc>
+          <w:tcPr>
+            <w:tcW w:type="dxa" w:w="3240"/>
+            <w:vAlign w:val="top"/>
+            <w:shd w:fill="F5F7F9"/>
+          </w:tcPr>
+          <w:p>
+            <w:pPr>
+              <w:spacing w:after="40"/>
+            </w:pPr>
+            <w:r>
+              <w:rPr>
+                <w:rFonts w:ascii="Times New Roman" w:hAnsi="Times New Roman"/>
+                <w:sz w:val="17"/>
+              </w:rPr>
+              <w:t xml:space="preserve">A record computed by superseded code looks exactly like a current one. This risk materialised: re-runs pushed on 20 September never became a dataset version, so the final bundle kept pre-fix rows; found on 3 October.</w:t>
+            </w:r>
+          </w:p>
+        </w:tc>
+        <w:tc>
+          <w:tcPr>
+            <w:tcW w:type="dxa" w:w="3960"/>
+            <w:vAlign w:val="top"/>
+            <w:shd w:fill="F5F7F9"/>
+          </w:tcPr>
+          <w:p>
+            <w:pPr>
+              <w:spacing w:after="40"/>
+            </w:pPr>
+            <w:r>
+              <w:rPr>
+                <w:rFonts w:ascii="Times New Roman" w:hAnsi="Times New Roman"/>
+                <w:sz w:val="17"/>
+              </w:rPr>
+              <w:t xml:space="preserve">Re-run on 11 October. Each fix carries a valid_from date and calibration refuses older records; every report prints a provenance table; the dataset's History is checked after every push.</w:t>
+            </w:r>
+          </w:p>
+        </w:tc>
+      </w:tr>
+      <w:tr>
+        <w:trPr>
+          <w:cantSplit/>
+        </w:trPr>
+        <w:tc>
+          <w:tcPr>
+            <w:tcW w:type="dxa" w:w="1944"/>
+            <w:vAlign w:val="top"/>
+          </w:tcPr>
+          <w:p>
+            <w:pPr>
+              <w:spacing w:after="40"/>
+            </w:pPr>
+            <w:r>
+              <w:rPr>
+                <w:rFonts w:ascii="Times New Roman" w:hAnsi="Times New Roman"/>
+                <w:sz w:val="17"/>
+              </w:rPr>
+              <w:t xml:space="preserve">An audit measures something other than forgetting</w:t>
+            </w:r>
+          </w:p>
+        </w:tc>
+        <w:tc>
+          <w:tcPr>
+            <w:tcW w:type="dxa" w:w="3240"/>
+            <w:vAlign w:val="top"/>
+          </w:tcPr>
+          <w:p>
+            <w:pPr>
+              <w:spacing w:after="40"/>
+            </w:pPr>
+            <w:r>
+              <w:rPr>
+                <w:rFonts w:ascii="Times New Roman" w:hAnsi="Times New Roman"/>
+                <w:sz w:val="17"/>
+              </w:rPr>
+              <w:t xml:space="preserve">A score can move for reasons unrelated to memory. This risk materialised: raw activation distance tracked shared initialisation, not forgetting.</w:t>
+            </w:r>
+          </w:p>
+        </w:tc>
+        <w:tc>
+          <w:tcPr>
+            <w:tcW w:type="dxa" w:w="3960"/>
+            <w:vAlign w:val="top"/>
+          </w:tcPr>
+          <w:p>
+            <w:pPr>
+              <w:spacing w:after="40"/>
+            </w:pPr>
+            <w:r>
+              <w:rPr>
+                <w:rFonts w:ascii="Times New Roman" w:hAnsi="Times New Roman"/>
+                <w:sz w:val="17"/>
+              </w:rPr>
+              <w:t xml:space="preserve">Pass every retrain through every audit (Section 15.5); the twin check, which compares an original model with the one retrain that shares its initialisation, retired activation distance from every verdict.</w:t>
             </w:r>
           </w:p>
         </w:tc>
@@ -10010,7 +12346,8 @@
         <w:t xml:space="preserve">4. </w:t>
       </w:r>
       <w:r>
-        <w:t>Implementations/wrappers for four core unlearning methods.</w:t>
+        <w:rPr/>
+        <w:t xml:space="preserve">Implementations of six unlearning methods: five ranked methods and a destructive control.</w:t>
       </w:r>
     </w:p>
     <w:p>
@@ -10055,7 +12392,8 @@
         <w:t xml:space="preserve">7. </w:t>
       </w:r>
       <w:r>
-        <w:t>Representation-analysis module with CKA and visualization.</w:t>
+        <w:rPr/>
+        <w:t xml:space="preserve">Representation-analysis module with linear and RBF CKA.</w:t>
       </w:r>
     </w:p>
     <w:p>
@@ -10085,20 +12423,8 @@
         <w:t xml:space="preserve">9. </w:t>
       </w:r>
       <w:r>
-        <w:t>Cross-audit agreement/disagreement analyzer.</w:t>
-      </w:r>
-    </w:p>
-    <w:p>
-      <w:pPr>
-        <w:pStyle w:val="ListParagraph"/>
-        <w:spacing w:after="60"/>
-        <w:ind w:left="403" w:hanging="317"/>
-      </w:pPr>
-      <w:r>
-        <w:rPr>
-          <w:b/>
-        </w:rPr>
-        <w:t>Audit calibration module: oracle false-positive rates and canary-condition scoring per audit family.</w:t>
+        <w:rPr/>
+        <w:t xml:space="preserve">Independence (SDE) audit module.</w:t>
       </w:r>
     </w:p>
     <w:p>
@@ -10113,7 +12439,8 @@
         <w:t xml:space="preserve">10. </w:t>
       </w:r>
       <w:r>
-        <w:t>Final result tables and publication-quality figures.</w:t>
+        <w:rPr/>
+        <w:t xml:space="preserve">Cross-audit agreement/disagreement analyzer.</w:t>
       </w:r>
     </w:p>
     <w:p>
@@ -10128,7 +12455,8 @@
         <w:t xml:space="preserve">11. </w:t>
       </w:r>
       <w:r>
-        <w:t>Streamlit demonstration dashboard.</w:t>
+        <w:rPr/>
+        <w:t xml:space="preserve">Audit calibration module: oracle false-positive rates and canary-condition scoring per audit family.</w:t>
       </w:r>
     </w:p>
     <w:p>
@@ -10143,7 +12471,58 @@
         <w:t xml:space="preserve">12. </w:t>
       </w:r>
       <w:r>
-        <w:t>Project report, IEEE-style research paper and presentation deck.</w:t>
+        <w:rPr/>
+        <w:t xml:space="preserve">Final result tables and publication-quality figures.</w:t>
+      </w:r>
+    </w:p>
+    <w:p>
+      <w:pPr>
+        <w:spacing w:after="60"/>
+        <w:ind w:left="403" w:hanging="317"/>
+      </w:pPr>
+      <w:r>
+        <w:rPr>
+          <w:b/>
+        </w:rPr>
+        <w:t xml:space="preserve">13. </w:t>
+      </w:r>
+      <w:r>
+        <w:rPr/>
+        <w:t xml:space="preserve">Streamlit demonstration dashboard.</w:t>
+      </w:r>
+    </w:p>
+    <w:p>
+      <w:pPr>
+        <w:spacing w:after="60"/>
+        <w:ind w:left="403" w:hanging="317"/>
+      </w:pPr>
+      <w:r>
+        <w:rPr>
+          <w:b/>
+        </w:rPr>
+        <w:t xml:space="preserve">14. </w:t>
+      </w:r>
+      <w:r>
+        <w:rPr/>
+        <w:t xml:space="preserve">Project report, IEEE-style research paper and presentation deck.</w:t>
+      </w:r>
+    </w:p>
+    <w:p>
+      <w:pPr>
+        <w:spacing w:after="120"/>
+      </w:pPr>
+      <w:r>
+        <w:rPr>
+          <w:b/>
+          <w:i w:val="0"/>
+        </w:rPr>
+        <w:t xml:space="preserve">Status, 19 October 2026. </w:t>
+      </w:r>
+      <w:r>
+        <w:rPr>
+          <w:i w:val="0"/>
+        </w:rPr>
+        <w:t xml:space="preserve">Deliverables 1–12 are complete: the repository, the trained models and their checkpoints, the six methods, the audit modules, the analyzer, the calibration module, and the tables and figures (docs/RESULTS.md). Deliverables 13 and 14 remain; their dates are in Section 21.</w:t>
       </w:r>
     </w:p>
     <w:p>
@@ -10164,6 +12543,12 @@
           <w:i w:val="0"/>
         </w:rPr>
         <w:t>The dashboard should allow a user/evaluator to select a forget setting and an unlearning method and view the major audit results. It is a visualization layer over completed experiments, not the research contribution itself.</w:t>
+      </w:r>
+      <w:r>
+        <w:rPr>
+          <w:i w:val="0"/>
+        </w:rPr>
+        <w:t xml:space="preserve"> Its design draws on Unlearning Comparator [34], a visual-analytics system for comparing unlearning methods; ForgetCheck's views add each audit's retrain band and calibrated verdict.</w:t>
       </w:r>
     </w:p>
     <w:tbl>
@@ -10189,6 +12574,9 @@
             <w:vAlign w:val="center"/>
           </w:tcPr>
           <w:p>
+            <w:pPr>
+              <w:keepNext/>
+            </w:pPr>
             <w:r>
               <w:rPr>
                 <w:rFonts w:ascii="Times New Roman" w:hAnsi="Times New Roman"/>
@@ -10207,6 +12595,9 @@
             <w:vAlign w:val="center"/>
           </w:tcPr>
           <w:p>
+            <w:pPr>
+              <w:keepNext/>
+            </w:pPr>
             <w:r>
               <w:rPr>
                 <w:rFonts w:ascii="Times New Roman" w:hAnsi="Times New Roman"/>
@@ -10298,7 +12689,7 @@
                 <w:rFonts w:ascii="Times New Roman" w:hAnsi="Times New Roman"/>
                 <w:sz w:val="19"/>
               </w:rPr>
-              <w:t>Size axis (random 1 / 5 / 10%); difficulty axis (low / medium / high memorization); canary condition</w:t>
+              <w:t xml:space="preserve">Size axis (random 500 / 2,500 / 5,000, and the 3,000 bridge); difficulty axis (low / medium / high memorization); canary condition</w:t>
             </w:r>
           </w:p>
         </w:tc>
@@ -10591,7 +12982,7 @@
                 <w:rFonts w:ascii="Times New Roman" w:hAnsi="Times New Roman"/>
                 <w:sz w:val="19"/>
               </w:rPr>
-              <w:t>Runtime / GPU time</w:t>
+              <w:t xml:space="preserve">Not shown: the run-time records were lost (Section 16.3)</w:t>
             </w:r>
           </w:p>
         </w:tc>
@@ -10649,7 +13040,7 @@
         <w:keepNext/>
       </w:pPr>
       <w:r>
-        <w:t>21. Semester Plan / Gantt</w:t>
+        <w:t xml:space="preserve">21. Timeline: As Run, and What Remains</w:t>
       </w:r>
     </w:p>
     <w:tbl>
@@ -10660,9 +13051,9 @@
         <w:tblLook w:firstColumn="1" w:firstRow="1" w:lastColumn="0" w:lastRow="0" w:noHBand="0" w:noVBand="1" w:val="04A0"/>
       </w:tblPr>
       <w:tblGrid>
-        <w:gridCol w:w="3081"/>
-        <w:gridCol w:w="3081"/>
-        <w:gridCol w:w="3081"/>
+        <w:gridCol w:w="1440"/>
+        <w:gridCol w:w="4320"/>
+        <w:gridCol w:w="3456"/>
       </w:tblGrid>
       <w:tr>
         <w:trPr>
@@ -10671,11 +13062,14 @@
         </w:trPr>
         <w:tc>
           <w:tcPr>
-            <w:tcW w:type="dxa" w:w="1008"/>
+            <w:tcW w:type="dxa" w:w="1440"/>
             <w:shd w:fill="17324D"/>
             <w:vAlign w:val="center"/>
           </w:tcPr>
           <w:p>
+            <w:pPr>
+              <w:keepNext/>
+            </w:pPr>
             <w:r>
               <w:rPr>
                 <w:rFonts w:ascii="Times New Roman" w:hAnsi="Times New Roman"/>
@@ -10683,17 +13077,20 @@
                 <w:color w:val="FFFFFF"/>
                 <w:sz w:val="18"/>
               </w:rPr>
-              <w:t>Week</w:t>
-            </w:r>
-          </w:p>
-        </w:tc>
-        <w:tc>
-          <w:tcPr>
-            <w:tcW w:type="dxa" w:w="4176"/>
+              <w:t xml:space="preserve">When</w:t>
+            </w:r>
+          </w:p>
+        </w:tc>
+        <w:tc>
+          <w:tcPr>
+            <w:tcW w:type="dxa" w:w="4320"/>
             <w:shd w:fill="17324D"/>
             <w:vAlign w:val="center"/>
           </w:tcPr>
           <w:p>
+            <w:pPr>
+              <w:keepNext/>
+            </w:pPr>
             <w:r>
               <w:rPr>
                 <w:rFonts w:ascii="Times New Roman" w:hAnsi="Times New Roman"/>
@@ -10701,17 +13098,20 @@
                 <w:color w:val="FFFFFF"/>
                 <w:sz w:val="18"/>
               </w:rPr>
-              <w:t>Primary Work</w:t>
-            </w:r>
-          </w:p>
-        </w:tc>
-        <w:tc>
-          <w:tcPr>
-            <w:tcW w:type="dxa" w:w="4032"/>
+              <w:t xml:space="preserve">Work</w:t>
+            </w:r>
+          </w:p>
+        </w:tc>
+        <w:tc>
+          <w:tcPr>
+            <w:tcW w:type="dxa" w:w="3456"/>
             <w:shd w:fill="17324D"/>
             <w:vAlign w:val="center"/>
           </w:tcPr>
           <w:p>
+            <w:pPr>
+              <w:keepNext/>
+            </w:pPr>
             <w:r>
               <w:rPr>
                 <w:rFonts w:ascii="Times New Roman" w:hAnsi="Times New Roman"/>
@@ -10719,7 +13119,7 @@
                 <w:color w:val="FFFFFF"/>
                 <w:sz w:val="18"/>
               </w:rPr>
-              <w:t>Concrete Output</w:t>
+              <w:t xml:space="preserve">Outcome</w:t>
             </w:r>
           </w:p>
         </w:tc>
@@ -10730,7 +13130,7 @@
         </w:trPr>
         <w:tc>
           <w:tcPr>
-            <w:tcW w:type="dxa" w:w="1008"/>
+            <w:tcW w:type="dxa" w:w="1440"/>
             <w:vAlign w:val="top"/>
           </w:tcPr>
           <w:p>
@@ -10742,13 +13142,13 @@
                 <w:rFonts w:ascii="Times New Roman" w:hAnsi="Times New Roman"/>
                 <w:sz w:val="18"/>
               </w:rPr>
-              <w:t>1</w:t>
-            </w:r>
-          </w:p>
-        </w:tc>
-        <w:tc>
-          <w:tcPr>
-            <w:tcW w:type="dxa" w:w="4176"/>
+              <w:t xml:space="preserve">7 Aug 2026</w:t>
+            </w:r>
+          </w:p>
+        </w:tc>
+        <w:tc>
+          <w:tcPr>
+            <w:tcW w:type="dxa" w:w="4320"/>
             <w:vAlign w:val="top"/>
           </w:tcPr>
           <w:p>
@@ -10760,13 +13160,13 @@
                 <w:rFonts w:ascii="Times New Roman" w:hAnsi="Times New Roman"/>
                 <w:sz w:val="18"/>
               </w:rPr>
-              <w:t>Reposition claim and hypotheses against post-freeze literature; rewrite Sections 6 and 8</w:t>
-            </w:r>
-          </w:p>
-        </w:tc>
-        <w:tc>
-          <w:tcPr>
-            <w:tcW w:type="dxa" w:w="4032"/>
+              <w:t xml:space="preserve">Master reference v1.0 frozen</w:t>
+            </w:r>
+          </w:p>
+        </w:tc>
+        <w:tc>
+          <w:tcPr>
+            <w:tcW w:type="dxa" w:w="3456"/>
             <w:vAlign w:val="top"/>
           </w:tcPr>
           <w:p>
@@ -10778,7 +13178,7 @@
                 <w:rFonts w:ascii="Times New Roman" w:hAnsi="Times New Roman"/>
                 <w:sz w:val="18"/>
               </w:rPr>
-              <w:t>Revised master reference v2.0; changelog</w:t>
+              <w:t xml:space="preserve">Topic, claim and design fixed</w:t>
             </w:r>
           </w:p>
         </w:tc>
@@ -10789,7 +13189,7 @@
         </w:trPr>
         <w:tc>
           <w:tcPr>
-            <w:tcW w:type="dxa" w:w="1008"/>
+            <w:tcW w:type="dxa" w:w="1440"/>
             <w:vAlign w:val="top"/>
             <w:shd w:fill="F5F7F9"/>
           </w:tcPr>
@@ -10802,13 +13202,13 @@
                 <w:rFonts w:ascii="Times New Roman" w:hAnsi="Times New Roman"/>
                 <w:sz w:val="18"/>
               </w:rPr>
-              <w:t>2</w:t>
-            </w:r>
-          </w:p>
-        </w:tc>
-        <w:tc>
-          <w:tcPr>
-            <w:tcW w:type="dxa" w:w="4176"/>
+              <w:t xml:space="preserve">25 Aug</w:t>
+            </w:r>
+          </w:p>
+        </w:tc>
+        <w:tc>
+          <w:tcPr>
+            <w:tcW w:type="dxa" w:w="4320"/>
             <w:vAlign w:val="top"/>
             <w:shd w:fill="F5F7F9"/>
           </w:tcPr>
@@ -10821,13 +13221,13 @@
                 <w:rFonts w:ascii="Times New Roman" w:hAnsi="Times New Roman"/>
                 <w:sz w:val="18"/>
               </w:rPr>
-              <w:t>Synopsis and experiment specification; freeze RQs, metrics and metric directions</w:t>
-            </w:r>
-          </w:p>
-        </w:tc>
-        <w:tc>
-          <w:tcPr>
-            <w:tcW w:type="dxa" w:w="4032"/>
+              <w:t xml:space="preserve">Independent review against the 2026 literature; claim and hypotheses repositioned</w:t>
+            </w:r>
+          </w:p>
+        </w:tc>
+        <w:tc>
+          <w:tcPr>
+            <w:tcW w:type="dxa" w:w="3456"/>
             <w:vAlign w:val="top"/>
             <w:shd w:fill="F5F7F9"/>
           </w:tcPr>
@@ -10840,7 +13240,7 @@
                 <w:rFonts w:ascii="Times New Roman" w:hAnsi="Times New Roman"/>
                 <w:sz w:val="18"/>
               </w:rPr>
-              <w:t>Approved synopsis; frozen specification</w:t>
+              <w:t xml:space="preserve">Master reference v2.0; implementation plan</w:t>
             </w:r>
           </w:p>
         </w:tc>
@@ -10851,7 +13251,7 @@
         </w:trPr>
         <w:tc>
           <w:tcPr>
-            <w:tcW w:type="dxa" w:w="1008"/>
+            <w:tcW w:type="dxa" w:w="1440"/>
             <w:vAlign w:val="top"/>
           </w:tcPr>
           <w:p>
@@ -10863,13 +13263,13 @@
                 <w:rFonts w:ascii="Times New Roman" w:hAnsi="Times New Roman"/>
                 <w:sz w:val="18"/>
               </w:rPr>
-              <w:t>3</w:t>
-            </w:r>
-          </w:p>
-        </w:tc>
-        <w:tc>
-          <w:tcPr>
-            <w:tcW w:type="dxa" w:w="4176"/>
+              <w:t xml:space="preserve">26–27 Aug</w:t>
+            </w:r>
+          </w:p>
+        </w:tc>
+        <w:tc>
+          <w:tcPr>
+            <w:tcW w:type="dxa" w:w="4320"/>
             <w:vAlign w:val="top"/>
           </w:tcPr>
           <w:p>
@@ -10881,13 +13281,13 @@
                 <w:rFonts w:ascii="Times New Roman" w:hAnsi="Times New Roman"/>
                 <w:sz w:val="18"/>
               </w:rPr>
-              <w:t>Adopt RUM codebase; reproduce its reported baseline; M0 pipeline; download memorization scores; freeze result-record and checkpoint schema</w:t>
-            </w:r>
-          </w:p>
-        </w:tc>
-        <w:tc>
-          <w:tcPr>
-            <w:tcW w:type="dxa" w:w="4032"/>
+              <w:t xml:space="preserve">Stages 0–2: environment, data contracts and result schema, forget sets</w:t>
+            </w:r>
+          </w:p>
+        </w:tc>
+        <w:tc>
+          <w:tcPr>
+            <w:tcW w:type="dxa" w:w="3456"/>
             <w:vAlign w:val="top"/>
           </w:tcPr>
           <w:p>
@@ -10899,7 +13299,7 @@
                 <w:rFonts w:ascii="Times New Roman" w:hAnsi="Times New Roman"/>
                 <w:sz w:val="18"/>
               </w:rPr>
-              <w:t>Reproducible M0 pipeline; frozen schema</w:t>
+              <w:t xml:space="preserve">Schema frozen before any model was trained; all eight forget sets built and hashed</w:t>
             </w:r>
           </w:p>
         </w:tc>
@@ -10910,7 +13310,7 @@
         </w:trPr>
         <w:tc>
           <w:tcPr>
-            <w:tcW w:type="dxa" w:w="1008"/>
+            <w:tcW w:type="dxa" w:w="1440"/>
             <w:vAlign w:val="top"/>
             <w:shd w:fill="F5F7F9"/>
           </w:tcPr>
@@ -10923,13 +13323,13 @@
                 <w:rFonts w:ascii="Times New Roman" w:hAnsi="Times New Roman"/>
                 <w:sz w:val="18"/>
               </w:rPr>
-              <w:t>4</w:t>
-            </w:r>
-          </w:p>
-        </w:tc>
-        <w:tc>
-          <w:tcPr>
-            <w:tcW w:type="dxa" w:w="4176"/>
+              <w:t xml:space="preserve">29 Aug</w:t>
+            </w:r>
+          </w:p>
+        </w:tc>
+        <w:tc>
+          <w:tcPr>
+            <w:tcW w:type="dxa" w:w="4320"/>
             <w:vAlign w:val="top"/>
             <w:shd w:fill="F5F7F9"/>
           </w:tcPr>
@@ -10942,13 +13342,13 @@
                 <w:rFonts w:ascii="Times New Roman" w:hAnsi="Times New Roman"/>
                 <w:sz w:val="18"/>
               </w:rPr>
-              <w:t>Forget-set generator: size axis, memorization strata, canary condition; first oracles</w:t>
-            </w:r>
-          </w:p>
-        </w:tc>
-        <w:tc>
-          <w:tcPr>
-            <w:tcW w:type="dxa" w:w="4032"/>
+              <w:t xml:space="preserve">Stage 3: original models and retrains</w:t>
+            </w:r>
+          </w:p>
+        </w:tc>
+        <w:tc>
+          <w:tcPr>
+            <w:tcW w:type="dxa" w:w="3456"/>
             <w:vAlign w:val="top"/>
             <w:shd w:fill="F5F7F9"/>
           </w:tcPr>
@@ -10961,7 +13361,7 @@
                 <w:rFonts w:ascii="Times New Roman" w:hAnsi="Times New Roman"/>
                 <w:sz w:val="18"/>
               </w:rPr>
-              <w:t>All forget conditions; first Mr</w:t>
+              <w:t xml:space="preserve">62 of 62 trained; mean test accuracy 93.5%</w:t>
             </w:r>
           </w:p>
         </w:tc>
@@ -10972,7 +13372,7 @@
         </w:trPr>
         <w:tc>
           <w:tcPr>
-            <w:tcW w:type="dxa" w:w="1008"/>
+            <w:tcW w:type="dxa" w:w="1440"/>
             <w:vAlign w:val="top"/>
           </w:tcPr>
           <w:p>
@@ -10984,13 +13384,13 @@
                 <w:rFonts w:ascii="Times New Roman" w:hAnsi="Times New Roman"/>
                 <w:sz w:val="18"/>
               </w:rPr>
-              <w:t>5</w:t>
-            </w:r>
-          </w:p>
-        </w:tc>
-        <w:tc>
-          <w:tcPr>
-            <w:tcW w:type="dxa" w:w="4176"/>
+              <w:t xml:space="preserve">8 Sep</w:t>
+            </w:r>
+          </w:p>
+        </w:tc>
+        <w:tc>
+          <w:tcPr>
+            <w:tcW w:type="dxa" w:w="4320"/>
             <w:vAlign w:val="top"/>
           </w:tcPr>
           <w:p>
@@ -11002,13 +13402,13 @@
                 <w:rFonts w:ascii="Times New Roman" w:hAnsi="Times New Roman"/>
                 <w:sz w:val="18"/>
               </w:rPr>
-              <w:t>All six unlearning methods running end to end at one seed</w:t>
-            </w:r>
-          </w:p>
-        </w:tc>
-        <w:tc>
-          <w:tcPr>
-            <w:tcW w:type="dxa" w:w="4032"/>
+              <w:t xml:space="preserve">Full-pipeline pilot</w:t>
+            </w:r>
+          </w:p>
+        </w:tc>
+        <w:tc>
+          <w:tcPr>
+            <w:tcW w:type="dxa" w:w="3456"/>
             <w:vAlign w:val="top"/>
           </w:tcPr>
           <w:p>
@@ -11020,7 +13420,7 @@
                 <w:rFonts w:ascii="Times New Roman" w:hAnsi="Times New Roman"/>
                 <w:sz w:val="18"/>
               </w:rPr>
-              <w:t>Six validated unlearning pipelines</w:t>
+              <w:t xml:space="preserve">Two method defects found and fixed; novelty check closed (not a scoop)</w:t>
             </w:r>
           </w:p>
         </w:tc>
@@ -11031,7 +13431,7 @@
         </w:trPr>
         <w:tc>
           <w:tcPr>
-            <w:tcW w:type="dxa" w:w="1008"/>
+            <w:tcW w:type="dxa" w:w="1440"/>
             <w:vAlign w:val="top"/>
             <w:shd w:fill="F5F7F9"/>
           </w:tcPr>
@@ -11044,13 +13444,13 @@
                 <w:rFonts w:ascii="Times New Roman" w:hAnsi="Times New Roman"/>
                 <w:sz w:val="18"/>
               </w:rPr>
-              <w:t>6</w:t>
-            </w:r>
-          </w:p>
-        </w:tc>
-        <w:tc>
-          <w:tcPr>
-            <w:tcW w:type="dxa" w:w="4176"/>
+              <w:t xml:space="preserve">9–14 Sep</w:t>
+            </w:r>
+          </w:p>
+        </w:tc>
+        <w:tc>
+          <w:tcPr>
+            <w:tcW w:type="dxa" w:w="4320"/>
             <w:vAlign w:val="top"/>
             <w:shd w:fill="F5F7F9"/>
           </w:tcPr>
@@ -11063,13 +13463,13 @@
                 <w:rFonts w:ascii="Times New Roman" w:hAnsi="Times New Roman"/>
                 <w:sz w:val="18"/>
               </w:rPr>
-              <w:t>Full-pipeline pilot: one seed, one condition, all four audits, calibration checks and disagreement analysis run through to a figure</w:t>
-            </w:r>
-          </w:p>
-        </w:tc>
-        <w:tc>
-          <w:tcPr>
-            <w:tcW w:type="dxa" w:w="4032"/>
+              <w:t xml:space="preserve">Stage 5: the unlearning matrix</w:t>
+            </w:r>
+          </w:p>
+        </w:tc>
+        <w:tc>
+          <w:tcPr>
+            <w:tcW w:type="dxa" w:w="3456"/>
             <w:vAlign w:val="top"/>
             <w:shd w:fill="F5F7F9"/>
           </w:tcPr>
@@ -11082,7 +13482,7 @@
                 <w:rFonts w:ascii="Times New Roman" w:hAnsi="Times New Roman"/>
                 <w:sz w:val="18"/>
               </w:rPr>
-              <w:t>Pilot result figure; design faults surfaced</w:t>
+              <w:t xml:space="preserve">240 of 240 runs; 64 recomputed after fixes</w:t>
             </w:r>
           </w:p>
         </w:tc>
@@ -11093,7 +13493,7 @@
         </w:trPr>
         <w:tc>
           <w:tcPr>
-            <w:tcW w:type="dxa" w:w="1008"/>
+            <w:tcW w:type="dxa" w:w="1440"/>
             <w:vAlign w:val="top"/>
           </w:tcPr>
           <w:p>
@@ -11105,13 +13505,13 @@
                 <w:rFonts w:ascii="Times New Roman" w:hAnsi="Times New Roman"/>
                 <w:sz w:val="18"/>
               </w:rPr>
-              <w:t>7</w:t>
-            </w:r>
-          </w:p>
-        </w:tc>
-        <w:tc>
-          <w:tcPr>
-            <w:tcW w:type="dxa" w:w="4176"/>
+              <w:t xml:space="preserve">12–21 Sep</w:t>
+            </w:r>
+          </w:p>
+        </w:tc>
+        <w:tc>
+          <w:tcPr>
+            <w:tcW w:type="dxa" w:w="4320"/>
             <w:vAlign w:val="top"/>
           </w:tcPr>
           <w:p>
@@ -11123,13 +13523,13 @@
                 <w:rFonts w:ascii="Times New Roman" w:hAnsi="Times New Roman"/>
                 <w:sz w:val="18"/>
               </w:rPr>
-              <w:t>Oracle ensemble; oracle-vs-oracle null bands; oracle false-positive-rate calibration</w:t>
-            </w:r>
-          </w:p>
-        </w:tc>
-        <w:tc>
-          <w:tcPr>
-            <w:tcW w:type="dxa" w:w="4032"/>
+              <w:t xml:space="preserve">Stage 6: six audits on every model; SDE added 15 Sep</w:t>
+            </w:r>
+          </w:p>
+        </w:tc>
+        <w:tc>
+          <w:tcPr>
+            <w:tcW w:type="dxa" w:w="3456"/>
             <w:vAlign w:val="top"/>
           </w:tcPr>
           <w:p>
@@ -11141,7 +13541,7 @@
                 <w:rFonts w:ascii="Times New Roman" w:hAnsi="Times New Roman"/>
                 <w:sz w:val="18"/>
               </w:rPr>
-              <w:t>Calibrated thresholds in oracle-SD units</w:t>
+              <w:t xml:space="preserve">9,238 records</w:t>
             </w:r>
           </w:p>
         </w:tc>
@@ -11152,7 +13552,7 @@
         </w:trPr>
         <w:tc>
           <w:tcPr>
-            <w:tcW w:type="dxa" w:w="1008"/>
+            <w:tcW w:type="dxa" w:w="1440"/>
             <w:vAlign w:val="top"/>
             <w:shd w:fill="F5F7F9"/>
           </w:tcPr>
@@ -11165,13 +13565,13 @@
                 <w:rFonts w:ascii="Times New Roman" w:hAnsi="Times New Roman"/>
                 <w:sz w:val="18"/>
               </w:rPr>
-              <w:t>8</w:t>
-            </w:r>
-          </w:p>
-        </w:tc>
-        <w:tc>
-          <w:tcPr>
-            <w:tcW w:type="dxa" w:w="4176"/>
+              <w:t xml:space="preserve">25–27 Sep</w:t>
+            </w:r>
+          </w:p>
+        </w:tc>
+        <w:tc>
+          <w:tcPr>
+            <w:tcW w:type="dxa" w:w="4320"/>
             <w:vAlign w:val="top"/>
             <w:shd w:fill="F5F7F9"/>
           </w:tcPr>
@@ -11184,13 +13584,13 @@
                 <w:rFonts w:ascii="Times New Roman" w:hAnsi="Times New Roman"/>
                 <w:sz w:val="18"/>
               </w:rPr>
-              <w:t>Behavioral, forget-set and output-similarity audits</w:t>
-            </w:r>
-          </w:p>
-        </w:tc>
-        <w:tc>
-          <w:tcPr>
-            <w:tcW w:type="dxa" w:w="4032"/>
+              <w:t xml:space="preserve">Stage 7: calibration and validity</w:t>
+            </w:r>
+          </w:p>
+        </w:tc>
+        <w:tc>
+          <w:tcPr>
+            <w:tcW w:type="dxa" w:w="3456"/>
             <w:vAlign w:val="top"/>
             <w:shd w:fill="F5F7F9"/>
           </w:tcPr>
@@ -11203,7 +13603,7 @@
                 <w:rFonts w:ascii="Times New Roman" w:hAnsi="Times New Roman"/>
                 <w:sz w:val="18"/>
               </w:rPr>
-              <w:t>Utility and output-similarity results</w:t>
+              <w:t xml:space="preserve">Canary ground truth, utility guard and minimum effect fixed; activation distance retired</w:t>
             </w:r>
           </w:p>
         </w:tc>
@@ -11214,7 +13614,7 @@
         </w:trPr>
         <w:tc>
           <w:tcPr>
-            <w:tcW w:type="dxa" w:w="1008"/>
+            <w:tcW w:type="dxa" w:w="1440"/>
             <w:vAlign w:val="top"/>
           </w:tcPr>
           <w:p>
@@ -11226,13 +13626,13 @@
                 <w:rFonts w:ascii="Times New Roman" w:hAnsi="Times New Roman"/>
                 <w:sz w:val="18"/>
               </w:rPr>
-              <w:t>9</w:t>
-            </w:r>
-          </w:p>
-        </w:tc>
-        <w:tc>
-          <w:tcPr>
-            <w:tcW w:type="dxa" w:w="4176"/>
+              <w:t xml:space="preserve">1–2 Oct</w:t>
+            </w:r>
+          </w:p>
+        </w:tc>
+        <w:tc>
+          <w:tcPr>
+            <w:tcW w:type="dxa" w:w="4320"/>
             <w:vAlign w:val="top"/>
           </w:tcPr>
           <w:p>
@@ -11244,13 +13644,13 @@
                 <w:rFonts w:ascii="Times New Roman" w:hAnsi="Times New Roman"/>
                 <w:sz w:val="18"/>
               </w:rPr>
-              <w:t>Membership inference, population attack</w:t>
-            </w:r>
-          </w:p>
-        </w:tc>
-        <w:tc>
-          <w:tcPr>
-            <w:tcW w:type="dxa" w:w="4032"/>
+              <w:t xml:space="preserve">Stage 8: analysis</w:t>
+            </w:r>
+          </w:p>
+        </w:tc>
+        <w:tc>
+          <w:tcPr>
+            <w:tcW w:type="dxa" w:w="3456"/>
             <w:vAlign w:val="top"/>
           </w:tcPr>
           <w:p>
@@ -11262,7 +13662,7 @@
                 <w:rFonts w:ascii="Times New Roman" w:hAnsi="Times New Roman"/>
                 <w:sz w:val="18"/>
               </w:rPr>
-              <w:t>Attack A results and checks</w:t>
+              <w:t xml:space="preserve">H3 measure (cka_to_original) added; confirmatory models fitted</w:t>
             </w:r>
           </w:p>
         </w:tc>
@@ -11273,7 +13673,7 @@
         </w:trPr>
         <w:tc>
           <w:tcPr>
-            <w:tcW w:type="dxa" w:w="1008"/>
+            <w:tcW w:type="dxa" w:w="1440"/>
             <w:vAlign w:val="top"/>
             <w:shd w:fill="F5F7F9"/>
           </w:tcPr>
@@ -11286,13 +13686,13 @@
                 <w:rFonts w:ascii="Times New Roman" w:hAnsi="Times New Roman"/>
                 <w:sz w:val="18"/>
               </w:rPr>
-              <w:t>10</w:t>
-            </w:r>
-          </w:p>
-        </w:tc>
-        <w:tc>
-          <w:tcPr>
-            <w:tcW w:type="dxa" w:w="4176"/>
+              <w:t xml:space="preserve">3–11 Oct</w:t>
+            </w:r>
+          </w:p>
+        </w:tc>
+        <w:tc>
+          <w:tcPr>
+            <w:tcW w:type="dxa" w:w="4320"/>
             <w:vAlign w:val="top"/>
             <w:shd w:fill="F5F7F9"/>
           </w:tcPr>
@@ -11305,13 +13705,13 @@
                 <w:rFonts w:ascii="Times New Roman" w:hAnsi="Times New Roman"/>
                 <w:sz w:val="18"/>
               </w:rPr>
-              <w:t>Membership inference, per-example attack (RMIA); intra-family gap analysis</w:t>
-            </w:r>
-          </w:p>
-        </w:tc>
-        <w:tc>
-          <w:tcPr>
-            <w:tcW w:type="dxa" w:w="4032"/>
+              <w:t xml:space="preserve">Stale rows in the final bundle found, re-run and corrected</w:t>
+            </w:r>
+          </w:p>
+        </w:tc>
+        <w:tc>
+          <w:tcPr>
+            <w:tcW w:type="dxa" w:w="3456"/>
             <w:vAlign w:val="top"/>
             <w:shd w:fill="F5F7F9"/>
           </w:tcPr>
@@ -11324,7 +13724,7 @@
                 <w:rFonts w:ascii="Times New Roman" w:hAnsi="Times New Roman"/>
                 <w:sz w:val="18"/>
               </w:rPr>
-              <w:t>Attack B results; A-vs-B disagreement</w:t>
+              <w:t xml:space="preserve">Corrected results; docs/RESULTS.md written</w:t>
             </w:r>
           </w:p>
         </w:tc>
@@ -11335,7 +13735,7 @@
         </w:trPr>
         <w:tc>
           <w:tcPr>
-            <w:tcW w:type="dxa" w:w="1008"/>
+            <w:tcW w:type="dxa" w:w="1440"/>
             <w:vAlign w:val="top"/>
           </w:tcPr>
           <w:p>
@@ -11347,13 +13747,13 @@
                 <w:rFonts w:ascii="Times New Roman" w:hAnsi="Times New Roman"/>
                 <w:sz w:val="18"/>
               </w:rPr>
-              <w:t>11</w:t>
-            </w:r>
-          </w:p>
-        </w:tc>
-        <w:tc>
-          <w:tcPr>
-            <w:tcW w:type="dxa" w:w="4176"/>
+              <w:t xml:space="preserve">19 Oct</w:t>
+            </w:r>
+          </w:p>
+        </w:tc>
+        <w:tc>
+          <w:tcPr>
+            <w:tcW w:type="dxa" w:w="4320"/>
             <w:vAlign w:val="top"/>
           </w:tcPr>
           <w:p>
@@ -11365,13 +13765,13 @@
                 <w:rFonts w:ascii="Times New Roman" w:hAnsi="Times New Roman"/>
                 <w:sz w:val="18"/>
               </w:rPr>
-              <w:t>Representation extraction; layer-wise CKA plus second measure; oracle baseline</w:t>
-            </w:r>
-          </w:p>
-        </w:tc>
-        <w:tc>
-          <w:tcPr>
-            <w:tcW w:type="dxa" w:w="4032"/>
+              <w:t xml:space="preserve">Master reference v3.0</w:t>
+            </w:r>
+          </w:p>
+        </w:tc>
+        <w:tc>
+          <w:tcPr>
+            <w:tcW w:type="dxa" w:w="3456"/>
             <w:vAlign w:val="top"/>
           </w:tcPr>
           <w:p>
@@ -11383,7 +13783,7 @@
                 <w:rFonts w:ascii="Times New Roman" w:hAnsi="Times New Roman"/>
                 <w:sz w:val="18"/>
               </w:rPr>
-              <w:t>Representation audit results</w:t>
+              <w:t xml:space="preserve">This document</w:t>
             </w:r>
           </w:p>
         </w:tc>
@@ -11394,7 +13794,7 @@
         </w:trPr>
         <w:tc>
           <w:tcPr>
-            <w:tcW w:type="dxa" w:w="1008"/>
+            <w:tcW w:type="dxa" w:w="1440"/>
             <w:vAlign w:val="top"/>
             <w:shd w:fill="F5F7F9"/>
           </w:tcPr>
@@ -11407,13 +13807,13 @@
                 <w:rFonts w:ascii="Times New Roman" w:hAnsi="Times New Roman"/>
                 <w:sz w:val="18"/>
               </w:rPr>
-              <w:t>12</w:t>
-            </w:r>
-          </w:p>
-        </w:tc>
-        <w:tc>
-          <w:tcPr>
-            <w:tcW w:type="dxa" w:w="4176"/>
+              <w:t xml:space="preserve">by 29 Oct</w:t>
+            </w:r>
+          </w:p>
+        </w:tc>
+        <w:tc>
+          <w:tcPr>
+            <w:tcW w:type="dxa" w:w="4320"/>
             <w:vAlign w:val="top"/>
             <w:shd w:fill="F5F7F9"/>
           </w:tcPr>
@@ -11426,13 +13826,13 @@
                 <w:rFonts w:ascii="Times New Roman" w:hAnsi="Times New Roman"/>
                 <w:sz w:val="18"/>
               </w:rPr>
-              <w:t>Relearning experiment with anchor arms and normalised recovery</w:t>
-            </w:r>
-          </w:p>
-        </w:tc>
-        <w:tc>
-          <w:tcPr>
-            <w:tcW w:type="dxa" w:w="4032"/>
+              <w:t xml:space="preserve">Final paper submitted to the mentor</w:t>
+            </w:r>
+          </w:p>
+        </w:tc>
+        <w:tc>
+          <w:tcPr>
+            <w:tcW w:type="dxa" w:w="3456"/>
             <w:vAlign w:val="top"/>
             <w:shd w:fill="F5F7F9"/>
           </w:tcPr>
@@ -11445,7 +13845,7 @@
                 <w:rFonts w:ascii="Times New Roman" w:hAnsi="Times New Roman"/>
                 <w:sz w:val="18"/>
               </w:rPr>
-              <w:t>Recovery curves; T80 and AUC</w:t>
+              <w:t xml:space="preserve">IEEE-style paper</w:t>
             </w:r>
           </w:p>
         </w:tc>
@@ -11456,7 +13856,7 @@
         </w:trPr>
         <w:tc>
           <w:tcPr>
-            <w:tcW w:type="dxa" w:w="1008"/>
+            <w:tcW w:type="dxa" w:w="1440"/>
             <w:vAlign w:val="top"/>
           </w:tcPr>
           <w:p>
@@ -11468,13 +13868,13 @@
                 <w:rFonts w:ascii="Times New Roman" w:hAnsi="Times New Roman"/>
                 <w:sz w:val="18"/>
               </w:rPr>
-              <w:t>13</w:t>
-            </w:r>
-          </w:p>
-        </w:tc>
-        <w:tc>
-          <w:tcPr>
-            <w:tcW w:type="dxa" w:w="4176"/>
+              <w:t xml:space="preserve">by 31 Oct</w:t>
+            </w:r>
+          </w:p>
+        </w:tc>
+        <w:tc>
+          <w:tcPr>
+            <w:tcW w:type="dxa" w:w="4320"/>
             <w:vAlign w:val="top"/>
           </w:tcPr>
           <w:p>
@@ -11486,13 +13886,13 @@
                 <w:rFonts w:ascii="Times New Roman" w:hAnsi="Times New Roman"/>
                 <w:sz w:val="18"/>
               </w:rPr>
-              <w:t>Full multi-seed matrix across both forget-set axes</w:t>
-            </w:r>
-          </w:p>
-        </w:tc>
-        <w:tc>
-          <w:tcPr>
-            <w:tcW w:type="dxa" w:w="4032"/>
+              <w:t xml:space="preserve">Final progress presentation</w:t>
+            </w:r>
+          </w:p>
+        </w:tc>
+        <w:tc>
+          <w:tcPr>
+            <w:tcW w:type="dxa" w:w="3456"/>
             <w:vAlign w:val="top"/>
           </w:tcPr>
           <w:p>
@@ -11504,7 +13904,7 @@
                 <w:rFonts w:ascii="Times New Roman" w:hAnsi="Times New Roman"/>
                 <w:sz w:val="18"/>
               </w:rPr>
-              <w:t>Primary experiment completion</w:t>
+              <w:t xml:space="preserve">Presentation deck</w:t>
             </w:r>
           </w:p>
         </w:tc>
@@ -11515,7 +13915,7 @@
         </w:trPr>
         <w:tc>
           <w:tcPr>
-            <w:tcW w:type="dxa" w:w="1008"/>
+            <w:tcW w:type="dxa" w:w="1440"/>
             <w:vAlign w:val="top"/>
             <w:shd w:fill="F5F7F9"/>
           </w:tcPr>
@@ -11528,13 +13928,13 @@
                 <w:rFonts w:ascii="Times New Roman" w:hAnsi="Times New Roman"/>
                 <w:sz w:val="18"/>
               </w:rPr>
-              <w:t>14</w:t>
-            </w:r>
-          </w:p>
-        </w:tc>
-        <w:tc>
-          <w:tcPr>
-            <w:tcW w:type="dxa" w:w="4176"/>
+              <w:t xml:space="preserve">by 5 Nov</w:t>
+            </w:r>
+          </w:p>
+        </w:tc>
+        <w:tc>
+          <w:tcPr>
+            <w:tcW w:type="dxa" w:w="4320"/>
             <w:vAlign w:val="top"/>
             <w:shd w:fill="F5F7F9"/>
           </w:tcPr>
@@ -11547,13 +13947,13 @@
                 <w:rFonts w:ascii="Times New Roman" w:hAnsi="Times New Roman"/>
                 <w:sz w:val="18"/>
               </w:rPr>
-              <w:t>Mixed-effects models; instance-level correlations; disagreement matrix; canary scoring</w:t>
-            </w:r>
-          </w:p>
-        </w:tc>
-        <w:tc>
-          <w:tcPr>
-            <w:tcW w:type="dxa" w:w="4032"/>
+              <w:t xml:space="preserve">Final presentation</w:t>
+            </w:r>
+          </w:p>
+        </w:tc>
+        <w:tc>
+          <w:tcPr>
+            <w:tcW w:type="dxa" w:w="3456"/>
             <w:vAlign w:val="top"/>
             <w:shd w:fill="F5F7F9"/>
           </w:tcPr>
@@ -11566,128 +13966,7 @@
                 <w:rFonts w:ascii="Times New Roman" w:hAnsi="Times New Roman"/>
                 <w:sz w:val="18"/>
               </w:rPr>
-              <w:t>Agreement statistics; audit validity table</w:t>
-            </w:r>
-          </w:p>
-        </w:tc>
-      </w:tr>
-      <w:tr>
-        <w:trPr>
-          <w:cantSplit/>
-        </w:trPr>
-        <w:tc>
-          <w:tcPr>
-            <w:tcW w:type="dxa" w:w="1008"/>
-            <w:vAlign w:val="top"/>
-          </w:tcPr>
-          <w:p>
-            <w:pPr>
-              <w:spacing w:after="40"/>
-            </w:pPr>
-            <w:r>
-              <w:rPr>
-                <w:rFonts w:ascii="Times New Roman" w:hAnsi="Times New Roman"/>
-                <w:sz w:val="18"/>
-              </w:rPr>
-              <w:t>15</w:t>
-            </w:r>
-          </w:p>
-        </w:tc>
-        <w:tc>
-          <w:tcPr>
-            <w:tcW w:type="dxa" w:w="4176"/>
-            <w:vAlign w:val="top"/>
-          </w:tcPr>
-          <w:p>
-            <w:pPr>
-              <w:spacing w:after="40"/>
-            </w:pPr>
-            <w:r>
-              <w:rPr>
-                <w:rFonts w:ascii="Times New Roman" w:hAnsi="Times New Roman"/>
-                <w:sz w:val="18"/>
-              </w:rPr>
-              <w:t>Dashboard and report draft</w:t>
-            </w:r>
-          </w:p>
-        </w:tc>
-        <w:tc>
-          <w:tcPr>
-            <w:tcW w:type="dxa" w:w="4032"/>
-            <w:vAlign w:val="top"/>
-          </w:tcPr>
-          <w:p>
-            <w:pPr>
-              <w:spacing w:after="40"/>
-            </w:pPr>
-            <w:r>
-              <w:rPr>
-                <w:rFonts w:ascii="Times New Roman" w:hAnsi="Times New Roman"/>
-                <w:sz w:val="18"/>
-              </w:rPr>
-              <w:t>Demo and report draft</w:t>
-            </w:r>
-          </w:p>
-        </w:tc>
-      </w:tr>
-      <w:tr>
-        <w:trPr>
-          <w:cantSplit/>
-        </w:trPr>
-        <w:tc>
-          <w:tcPr>
-            <w:tcW w:type="dxa" w:w="1008"/>
-            <w:vAlign w:val="top"/>
-            <w:shd w:fill="F5F7F9"/>
-          </w:tcPr>
-          <w:p>
-            <w:pPr>
-              <w:spacing w:after="40"/>
-            </w:pPr>
-            <w:r>
-              <w:rPr>
-                <w:rFonts w:ascii="Times New Roman" w:hAnsi="Times New Roman"/>
-                <w:sz w:val="18"/>
-              </w:rPr>
-              <w:t>16</w:t>
-            </w:r>
-          </w:p>
-        </w:tc>
-        <w:tc>
-          <w:tcPr>
-            <w:tcW w:type="dxa" w:w="4176"/>
-            <w:vAlign w:val="top"/>
-            <w:shd w:fill="F5F7F9"/>
-          </w:tcPr>
-          <w:p>
-            <w:pPr>
-              <w:spacing w:after="40"/>
-            </w:pPr>
-            <w:r>
-              <w:rPr>
-                <w:rFonts w:ascii="Times New Roman" w:hAnsi="Times New Roman"/>
-                <w:sz w:val="18"/>
-              </w:rPr>
-              <w:t>IEEE paper and presentation</w:t>
-            </w:r>
-          </w:p>
-        </w:tc>
-        <w:tc>
-          <w:tcPr>
-            <w:tcW w:type="dxa" w:w="4032"/>
-            <w:vAlign w:val="top"/>
-            <w:shd w:fill="F5F7F9"/>
-          </w:tcPr>
-          <w:p>
-            <w:pPr>
-              <w:spacing w:after="40"/>
-            </w:pPr>
-            <w:r>
-              <w:rPr>
-                <w:rFonts w:ascii="Times New Roman" w:hAnsi="Times New Roman"/>
-                <w:sz w:val="18"/>
-              </w:rPr>
-              <w:t>Final paper and defense materials</w:t>
+              <w:t xml:space="preserve">Defense, with the dashboard demonstration</w:t>
             </w:r>
           </w:p>
         </w:tc>
@@ -11697,6 +13976,28 @@
       <w:pPr>
         <w:spacing w:after="20"/>
       </w:pPr>
+    </w:p>
+    <w:p>
+      <w:pPr>
+        <w:spacing w:after="120"/>
+      </w:pPr>
+      <w:r>
+        <w:rPr>
+          <w:i w:val="0"/>
+        </w:rPr>
+        <w:t xml:space="preserve">The schedule assumes four contributors. Ownership: member A holds the experimental substrate (weeks 3 to 7) and is on the critical path alone until the oracle ensemble exists; member B holds the behavioral and privacy audits; member C holds the representation and relearning audits; member D holds calibration, statistics, figures, the dashboard and paper assembly, starting in week 7 rather than at the end. Member A owns the training queue even though three accounts contributed compute, so that checkpoint provenance is never ambiguous.</w:t>
+      </w:r>
+    </w:p>
+    <w:p>
+      <w:pPr>
+        <w:spacing w:after="120"/>
+      </w:pPr>
+      <w:r>
+        <w:rPr>
+          <w:i w:val="0"/>
+        </w:rPr>
+        <w:t xml:space="preserve">If the schedule slips, the order of sacrifice is: secondary dataset, then the 1% and 10% size conditions, then the canary condition. The oracle ensemble and the relearning audit are never sacrificed, because they carry the contribution. In the event nothing was sacrificed: all eight conditions were run, and only the optional secondary dataset was not attempted.</w:t>
+      </w:r>
     </w:p>
     <w:p>
       <w:pPr>
@@ -11725,7 +14026,7 @@
         <w:rPr>
           <w:i/>
         </w:rPr>
-        <w:t>Machine unlearning aims to remove the influence of selected training data from an already trained model without incurring the computational cost of complete retraining. Although many approximate techniques have been proposed, determining whether a model has genuinely forgotten the requested data remains difficult, and recent work has shown that different evaluation metrics can rank the same methods differently. Establishing that such disagreement exists, however, does not establish which evaluation to believe. This project presents ForgetCheck, a retraining-grounded study of audit disagreement, reversibility and audit validity in approximate machine unlearning, in the Untraining setting where the influence of specific training examples is to be removed. Six unlearning methods are evaluated on CIFAR-10 image classifiers under four audit families: behavioral, membership privacy at two attack strengths, representation-level, and controlled relearning. Forget-set memorization difficulty is treated as an experimental factor rather than held fixed, and an ensemble of independently retrained models provides a reference distribution rather than a single reference model. Beyond measuring agreement, each audit is calibrated for validity: its false-positive rate is measured against held-out retrained oracles, and its accuracy is measured on a canary condition in which residual influence is known by construction. The study aims to determine not only when conventional measures of forgetting disagree, but which of them can be trusted, and whether that answer depends on how hard the deletion request is.</w:t>
+        <w:t xml:space="preserve">Machine unlearning aims to remove the influence of selected training data from a trained model without the cost of retraining from scratch, but whether a model has genuinely forgotten is hard to establish, and different audits can rank the same methods differently. ForgetCheck asks whether audits of unlearning agree, which of them can be trusted when they disagree, and whether the answers depend on how hard the deletion request is, in the Untraining setting. Five unlearning methods and a destructive control are applied to CIFAR-10 ResNet-18 models across eight forget sets that vary size and memorization difficulty, including a canary condition in which residual influence is known by construction, with five seeds each. The resulting 240 unlearned models are examined by six audits spanning behavior, membership inference at two attack strengths, representation, relearning and subset independence, against 52 models retrained without the forget set. Every audit's own decision rule fails somewhere on realistic forget sets: the population attack's rule calls 17 of 17 genuine retrains “leaking” on the hardest forget set. Calibrated against the retrains instead, every audit holds its false-positive rate at the nominal level (2.4% and 4.2%, against 2.3–4.6%), and with a utility guard 23 of 39 audit readings score a perfect balanced accuracy on the canary condition. No method yields a model that resembles a retrain on any calibrated audit; at most conditions representations end up farther from a retrain than the original model was, and models whose representations stay closer to the original relearn faster, independently of the method. The audits disagree about which method forgets best, and agree most where memorization is strongest.</w:t>
       </w:r>
     </w:p>
     <w:p>
@@ -11778,6 +14079,12 @@
                 <w:sz w:val="21"/>
               </w:rPr>
               <w:t>Machine-learning models can memorize information from their training data. If selected data later has to be removed, deleting the files from storage does not necessarily remove their influence from an already trained model. Machine unlearning attempts to remove that influence without completely retraining the model. The problem is that researchers use different metrics to decide whether unlearning was successful, and recent research shows that some metrics can be misleading. Our project compares several unlearning algorithms and audits them at four levels—behavior, membership privacy, internal representations and relearning. We compare everything against a model retrained without the forgotten data, and study whether these different audits agree or contradict each other. We additionally test whether conclusions change when difficult, highly memorized examples are deleted instead of random examples.</w:t>
+            </w:r>
+            <w:r>
+              <w:rPr>
+                <w:sz w:val="21"/>
+              </w:rPr>
+              <w:t xml:space="preserve"> What we found: once each audit is checked against genuinely retrained models, no method produced a model that resembles a retrain; the audits disagree about which method forgot best; and an audit's own pass/fail rule can be wrong, calling genuinely retrained models “leaking”, unless it is calibrated against retrained models.</w:t>
             </w:r>
           </w:p>
         </w:tc>
@@ -11820,6 +14127,9 @@
             <w:vAlign w:val="center"/>
           </w:tcPr>
           <w:p>
+            <w:pPr>
+              <w:keepNext/>
+            </w:pPr>
             <w:r>
               <w:rPr>
                 <w:rFonts w:ascii="Times New Roman" w:hAnsi="Times New Roman"/>
@@ -11838,6 +14148,9 @@
             <w:vAlign w:val="center"/>
           </w:tcPr>
           <w:p>
+            <w:pPr>
+              <w:keepNext/>
+            </w:pPr>
             <w:r>
               <w:rPr>
                 <w:rFonts w:ascii="Times New Roman" w:hAnsi="Times New Roman"/>
@@ -12067,6 +14380,7 @@
           <w:tcPr>
             <w:tcW w:type="dxa" w:w="3888"/>
             <w:vAlign w:val="top"/>
+            <w:shd w:fill="F5F7F9"/>
           </w:tcPr>
           <w:p>
             <w:pPr>
@@ -12085,6 +14399,7 @@
           <w:tcPr>
             <w:tcW w:type="dxa" w:w="5328"/>
             <w:vAlign w:val="top"/>
+            <w:shd w:fill="F5F7F9"/>
           </w:tcPr>
           <w:p>
             <w:pPr>
@@ -12136,7 +14451,7 @@
                 <w:rFonts w:ascii="Times New Roman" w:hAnsi="Times New Roman"/>
                 <w:sz w:val="18"/>
               </w:rPr>
-              <w:t>"Under this protocol, audit X showed a lower false-positive rate against held-out retrained oracles and higher accuracy on the canary condition than audit Y. This is evidence about these audits in this setting, not a general ordering."</w:t>
+              <w:t xml:space="preserve">"Under this protocol, audit X showed a lower false-positive rate against genuine retrained models and higher accuracy on the canary condition than audit Y. This is evidence about these audits in this setting, not a general ordering."</w:t>
             </w:r>
           </w:p>
         </w:tc>
@@ -12149,6 +14464,7 @@
           <w:tcPr>
             <w:tcW w:type="dxa" w:w="3888"/>
             <w:vAlign w:val="top"/>
+            <w:shd w:fill="F5F7F9"/>
           </w:tcPr>
           <w:p>
             <w:pPr>
@@ -12167,6 +14483,7 @@
           <w:tcPr>
             <w:tcW w:type="dxa" w:w="5328"/>
             <w:vAlign w:val="top"/>
+            <w:shd w:fill="F5F7F9"/>
           </w:tcPr>
           <w:p>
             <w:pPr>
@@ -12178,6 +14495,131 @@
                 <w:sz w:val="18"/>
               </w:rPr>
               <w:t>"SSD is designed for class and sub-class forgetting; its parameter-importance mechanism is not applicable to randomly drawn instance-level forget sets, which is a mismatch between mechanism and task rather than a quality judgement."</w:t>
+            </w:r>
+          </w:p>
+        </w:tc>
+      </w:tr>
+      <w:tr>
+        <w:trPr>
+          <w:cantSplit/>
+        </w:trPr>
+        <w:tc>
+          <w:tcPr>
+            <w:tcW w:type="dxa" w:w="3888"/>
+            <w:vAlign w:val="top"/>
+          </w:tcPr>
+          <w:p>
+            <w:pPr>
+              <w:spacing w:after="40"/>
+            </w:pPr>
+            <w:r>
+              <w:rPr>
+                <w:rFonts w:ascii="Times New Roman" w:hAnsi="Times New Roman"/>
+                <w:sz w:val="18"/>
+              </w:rPr>
+              <w:t xml:space="preserve">“The attack's AUC is about 0.5, so the data was forgotten.”</w:t>
+            </w:r>
+          </w:p>
+        </w:tc>
+        <w:tc>
+          <w:tcPr>
+            <w:tcW w:type="dxa" w:w="5328"/>
+            <w:vAlign w:val="top"/>
+          </w:tcPr>
+          <w:p>
+            <w:pPr>
+              <w:spacing w:after="40"/>
+            </w:pPr>
+            <w:r>
+              <w:rPr>
+                <w:rFonts w:ascii="Times New Roman" w:hAnsi="Times New Roman"/>
+                <w:sz w:val="18"/>
+              </w:rPr>
+              <w:t xml:space="preserve">“Membership-inference results are read against genuine retrains: on atypical forget sets a retrain's own AUC is far from 0.5 (0.84 at mem-high, 0.995 at the canary).”</w:t>
+            </w:r>
+          </w:p>
+        </w:tc>
+      </w:tr>
+      <w:tr>
+        <w:trPr>
+          <w:cantSplit/>
+        </w:trPr>
+        <w:tc>
+          <w:tcPr>
+            <w:tcW w:type="dxa" w:w="3888"/>
+            <w:vAlign w:val="top"/>
+            <w:shd w:fill="F5F7F9"/>
+          </w:tcPr>
+          <w:p>
+            <w:pPr>
+              <w:spacing w:after="40"/>
+            </w:pPr>
+            <w:r>
+              <w:rPr>
+                <w:rFonts w:ascii="Times New Roman" w:hAnsi="Times New Roman"/>
+                <w:sz w:val="18"/>
+              </w:rPr>
+              <w:t xml:space="preserve">“Method X is the best unlearning method.”</w:t>
+            </w:r>
+          </w:p>
+        </w:tc>
+        <w:tc>
+          <w:tcPr>
+            <w:tcW w:type="dxa" w:w="5328"/>
+            <w:vAlign w:val="top"/>
+            <w:shd w:fill="F5F7F9"/>
+          </w:tcPr>
+          <w:p>
+            <w:pPr>
+              <w:spacing w:after="40"/>
+            </w:pPr>
+            <w:r>
+              <w:rPr>
+                <w:rFonts w:ascii="Times New Roman" w:hAnsi="Times New Roman"/>
+                <w:sz w:val="18"/>
+              </w:rPr>
+              <w:t xml:space="preserve">“Method X looked most retrain-like under audit Y. The audits disagree about which method forgets best, so no single audit ranks methods.”</w:t>
+            </w:r>
+          </w:p>
+        </w:tc>
+      </w:tr>
+      <w:tr>
+        <w:trPr>
+          <w:cantSplit/>
+        </w:trPr>
+        <w:tc>
+          <w:tcPr>
+            <w:tcW w:type="dxa" w:w="3888"/>
+            <w:vAlign w:val="top"/>
+          </w:tcPr>
+          <w:p>
+            <w:pPr>
+              <w:spacing w:after="40"/>
+            </w:pPr>
+            <w:r>
+              <w:rPr>
+                <w:rFonts w:ascii="Times New Roman" w:hAnsi="Times New Roman"/>
+                <w:sz w:val="18"/>
+              </w:rPr>
+              <w:t xml:space="preserve">“Relearning reveals hidden memory.”</w:t>
+            </w:r>
+          </w:p>
+        </w:tc>
+        <w:tc>
+          <w:tcPr>
+            <w:tcW w:type="dxa" w:w="5328"/>
+            <w:vAlign w:val="top"/>
+          </w:tcPr>
+          <w:p>
+            <w:pPr>
+              <w:spacing w:after="40"/>
+            </w:pPr>
+            <w:r>
+              <w:rPr>
+                <w:rFonts w:ascii="Times New Roman" w:hAnsi="Times New Roman"/>
+                <w:sz w:val="18"/>
+              </w:rPr>
+              <w:t xml:space="preserve">“Relearning revealed retained memory that the strong privacy attack missed, concentrated in SalUn; elsewhere relearning AUC mostly repeats starting forget accuracy.”</w:t>
             </w:r>
           </w:p>
         </w:tc>
@@ -12221,6 +14663,9 @@
             <w:vAlign w:val="center"/>
           </w:tcPr>
           <w:p>
+            <w:pPr>
+              <w:keepNext/>
+            </w:pPr>
             <w:r>
               <w:rPr>
                 <w:rFonts w:ascii="Times New Roman" w:hAnsi="Times New Roman"/>
@@ -12239,6 +14684,9 @@
             <w:vAlign w:val="center"/>
           </w:tcPr>
           <w:p>
+            <w:pPr>
+              <w:keepNext/>
+            </w:pPr>
             <w:r>
               <w:rPr>
                 <w:rFonts w:ascii="Times New Roman" w:hAnsi="Times New Roman"/>
@@ -12257,6 +14705,9 @@
             <w:vAlign w:val="center"/>
           </w:tcPr>
           <w:p>
+            <w:pPr>
+              <w:keepNext/>
+            </w:pPr>
             <w:r>
               <w:rPr>
                 <w:rFonts w:ascii="Times New Roman" w:hAnsi="Times New Roman"/>
@@ -12444,7 +14895,7 @@
                 <w:rFonts w:ascii="Times New Roman" w:hAnsi="Times New Roman"/>
                 <w:sz w:val="17"/>
               </w:rPr>
-              <w:t>Provides the six core methods and their mechanisms. SSD is retained as a documented mechanism-task mismatch rather than a core method [24].</w:t>
+              <w:t xml:space="preserve">Provides the five ranked methods, the destructive control and their mechanisms. SSD was implemented but not run, a documented mechanism–task mismatch [24]; Incompetent Teacher was not added.</w:t>
             </w:r>
           </w:p>
         </w:tc>
@@ -12941,6 +15392,7 @@
           <w:tcPr>
             <w:tcW w:type="dxa" w:w="2088"/>
             <w:vAlign w:val="top"/>
+            <w:shd w:fill="F5F7F9"/>
           </w:tcPr>
           <w:p>
             <w:pPr>
@@ -12959,6 +15411,7 @@
           <w:tcPr>
             <w:tcW w:type="dxa" w:w="3384"/>
             <w:vAlign w:val="top"/>
+            <w:shd w:fill="F5F7F9"/>
           </w:tcPr>
           <w:p>
             <w:pPr>
@@ -12977,6 +15430,7 @@
           <w:tcPr>
             <w:tcW w:type="dxa" w:w="4032"/>
             <w:vAlign w:val="top"/>
+            <w:shd w:fill="F5F7F9"/>
           </w:tcPr>
           <w:p>
             <w:pPr>
@@ -13059,6 +15513,7 @@
           <w:tcPr>
             <w:tcW w:type="dxa" w:w="2088"/>
             <w:vAlign w:val="top"/>
+            <w:shd w:fill="F5F7F9"/>
           </w:tcPr>
           <w:p>
             <w:pPr>
@@ -13077,6 +15532,7 @@
           <w:tcPr>
             <w:tcW w:type="dxa" w:w="3384"/>
             <w:vAlign w:val="top"/>
+            <w:shd w:fill="F5F7F9"/>
           </w:tcPr>
           <w:p>
             <w:pPr>
@@ -13095,6 +15551,7 @@
           <w:tcPr>
             <w:tcW w:type="dxa" w:w="4032"/>
             <w:vAlign w:val="top"/>
+            <w:shd w:fill="F5F7F9"/>
           </w:tcPr>
           <w:p>
             <w:pPr>
@@ -13177,6 +15634,7 @@
           <w:tcPr>
             <w:tcW w:type="dxa" w:w="2088"/>
             <w:vAlign w:val="top"/>
+            <w:shd w:fill="F5F7F9"/>
           </w:tcPr>
           <w:p>
             <w:pPr>
@@ -13195,6 +15653,7 @@
           <w:tcPr>
             <w:tcW w:type="dxa" w:w="3384"/>
             <w:vAlign w:val="top"/>
+            <w:shd w:fill="F5F7F9"/>
           </w:tcPr>
           <w:p>
             <w:pPr>
@@ -13213,6 +15672,7 @@
           <w:tcPr>
             <w:tcW w:type="dxa" w:w="4032"/>
             <w:vAlign w:val="top"/>
+            <w:shd w:fill="F5F7F9"/>
           </w:tcPr>
           <w:p>
             <w:pPr>
@@ -13223,7 +15683,7 @@
                 <w:rFonts w:ascii="Times New Roman" w:hAnsi="Times New Roman"/>
                 <w:sz w:val="17"/>
               </w:rPr>
-              <w:t>Requires a second, non-CKA measure before any representation claim.</w:t>
+              <w:t xml:space="preserve">Motivated a second representation measure. As built, RBF-CKA rather than a non-CKA measure (Section 14.5).</w:t>
             </w:r>
           </w:p>
         </w:tc>
@@ -13282,7 +15742,190 @@
                 <w:rFonts w:ascii="Times New Roman" w:hAnsi="Times New Roman"/>
                 <w:sz w:val="17"/>
               </w:rPr>
-              <w:t>Motivates the oracle ensemble, oracle-SD thresholds and the validity calibration of 15.5.</w:t>
+              <w:t xml:space="preserve">Motivates the oracle ensemble, retrain-referenced bands and the validity calibration of 15.5.</w:t>
+            </w:r>
+          </w:p>
+        </w:tc>
+      </w:tr>
+      <w:tr>
+        <w:trPr>
+          <w:cantSplit/>
+        </w:trPr>
+        <w:tc>
+          <w:tcPr>
+            <w:tcW w:type="dxa" w:w="2088"/>
+            <w:vAlign w:val="top"/>
+            <w:shd w:fill="F5F7F9"/>
+          </w:tcPr>
+          <w:p>
+            <w:pPr>
+              <w:spacing w:after="40"/>
+            </w:pPr>
+            <w:r>
+              <w:rPr>
+                <w:rFonts w:ascii="Times New Roman" w:hAnsi="Times New Roman"/>
+                <w:sz w:val="17"/>
+              </w:rPr>
+              <w:t xml:space="preserve">Retrain-free audit</w:t>
+            </w:r>
+          </w:p>
+        </w:tc>
+        <w:tc>
+          <w:tcPr>
+            <w:tcW w:type="dxa" w:w="3384"/>
+            <w:vAlign w:val="top"/>
+            <w:shd w:fill="F5F7F9"/>
+          </w:tcPr>
+          <w:p>
+            <w:pPr>
+              <w:spacing w:after="40"/>
+            </w:pPr>
+            <w:r>
+              <w:rPr>
+                <w:rFonts w:ascii="Times New Roman" w:hAnsi="Times New Roman"/>
+                <w:sz w:val="17"/>
+              </w:rPr>
+              <w:t xml:space="preserve">SDE [35]</w:t>
+            </w:r>
+          </w:p>
+        </w:tc>
+        <w:tc>
+          <w:tcPr>
+            <w:tcW w:type="dxa" w:w="4032"/>
+            <w:vAlign w:val="top"/>
+            <w:shd w:fill="F5F7F9"/>
+          </w:tcPr>
+          <w:p>
+            <w:pPr>
+              <w:spacing w:after="40"/>
+            </w:pPr>
+            <w:r>
+              <w:rPr>
+                <w:rFonts w:ascii="Times New Roman" w:hAnsi="Times New Roman"/>
+                <w:sz w:val="17"/>
+              </w:rPr>
+              <w:t xml:space="preserve">A retrain-free independence audit, run as a secondary audit whose validity this project tests.</w:t>
+            </w:r>
+          </w:p>
+        </w:tc>
+      </w:tr>
+      <w:tr>
+        <w:trPr>
+          <w:cantSplit/>
+        </w:trPr>
+        <w:tc>
+          <w:tcPr>
+            <w:tcW w:type="dxa" w:w="2088"/>
+            <w:vAlign w:val="top"/>
+          </w:tcPr>
+          <w:p>
+            <w:pPr>
+              <w:spacing w:after="40"/>
+            </w:pPr>
+            <w:r>
+              <w:rPr>
+                <w:rFonts w:ascii="Times New Roman" w:hAnsi="Times New Roman"/>
+                <w:sz w:val="17"/>
+              </w:rPr>
+              <w:t xml:space="preserve">Representation similarity</w:t>
+            </w:r>
+          </w:p>
+        </w:tc>
+        <w:tc>
+          <w:tcPr>
+            <w:tcW w:type="dxa" w:w="3384"/>
+            <w:vAlign w:val="top"/>
+          </w:tcPr>
+          <w:p>
+            <w:pPr>
+              <w:spacing w:after="40"/>
+            </w:pPr>
+            <w:r>
+              <w:rPr>
+                <w:rFonts w:ascii="Times New Roman" w:hAnsi="Times New Roman"/>
+                <w:sz w:val="17"/>
+              </w:rPr>
+              <w:t xml:space="preserve">Kornblith et al. [36]</w:t>
+            </w:r>
+          </w:p>
+        </w:tc>
+        <w:tc>
+          <w:tcPr>
+            <w:tcW w:type="dxa" w:w="4032"/>
+            <w:vAlign w:val="top"/>
+          </w:tcPr>
+          <w:p>
+            <w:pPr>
+              <w:spacing w:after="40"/>
+            </w:pPr>
+            <w:r>
+              <w:rPr>
+                <w:rFonts w:ascii="Times New Roman" w:hAnsi="Times New Roman"/>
+                <w:sz w:val="17"/>
+              </w:rPr>
+              <w:t xml:space="preserve">Defines linear and RBF CKA, the representation audit's measures.</w:t>
+            </w:r>
+          </w:p>
+        </w:tc>
+      </w:tr>
+      <w:tr>
+        <w:trPr>
+          <w:cantSplit/>
+        </w:trPr>
+        <w:tc>
+          <w:tcPr>
+            <w:tcW w:type="dxa" w:w="2088"/>
+            <w:vAlign w:val="top"/>
+            <w:shd w:fill="F5F7F9"/>
+          </w:tcPr>
+          <w:p>
+            <w:pPr>
+              <w:spacing w:after="40"/>
+            </w:pPr>
+            <w:r>
+              <w:rPr>
+                <w:rFonts w:ascii="Times New Roman" w:hAnsi="Times New Roman"/>
+                <w:sz w:val="17"/>
+              </w:rPr>
+              <w:t xml:space="preserve">Memorization</w:t>
+            </w:r>
+          </w:p>
+        </w:tc>
+        <w:tc>
+          <w:tcPr>
+            <w:tcW w:type="dxa" w:w="3384"/>
+            <w:vAlign w:val="top"/>
+            <w:shd w:fill="F5F7F9"/>
+          </w:tcPr>
+          <w:p>
+            <w:pPr>
+              <w:spacing w:after="40"/>
+            </w:pPr>
+            <w:r>
+              <w:rPr>
+                <w:rFonts w:ascii="Times New Roman" w:hAnsi="Times New Roman"/>
+                <w:sz w:val="17"/>
+              </w:rPr>
+              <w:t xml:space="preserve">Feldman &amp; Zhang [37]</w:t>
+            </w:r>
+          </w:p>
+        </w:tc>
+        <w:tc>
+          <w:tcPr>
+            <w:tcW w:type="dxa" w:w="4032"/>
+            <w:vAlign w:val="top"/>
+            <w:shd w:fill="F5F7F9"/>
+          </w:tcPr>
+          <w:p>
+            <w:pPr>
+              <w:spacing w:after="40"/>
+            </w:pPr>
+            <w:r>
+              <w:rPr>
+                <w:rFonts w:ascii="Times New Roman" w:hAnsi="Times New Roman"/>
+                <w:sz w:val="17"/>
+              </w:rPr>
+              <w:t xml:space="preserve">Defines the memorization score behind the difficulty axis; RUM [8] releases the CIFAR-10 scores.</w:t>
             </w:r>
           </w:p>
         </w:tc>
@@ -13982,6 +16625,66 @@
         <w:t>[34] “Unlearning Comparator: A Visual Analytics System for Comparative Evaluation of Machine Unlearning Methods,” arXiv:2508.12730, 2025.</w:t>
       </w:r>
       <w:hyperlink r:id="rId30">
+        <w:r>
+          <w:rPr>
+            <w:color w:val="2F5597"/>
+            <w:u w:val="single"/>
+            <w:rFonts w:ascii="Times New Roman" w:hAnsi="Times New Roman"/>
+            <w:sz w:val="22"/>
+          </w:rPr>
+          <w:t>Source</w:t>
+        </w:r>
+      </w:hyperlink>
+    </w:p>
+    <w:p>
+      <w:pPr>
+        <w:spacing w:after="100"/>
+        <w:ind w:left="259" w:hanging="259"/>
+      </w:pPr>
+      <w:r>
+        <w:t xml:space="preserve">[35] “Unlearning Evaluation through Subset Statistical Independence,” in International Conference on Learning Representations (ICLR), 2026; arXiv:2603.00587. </w:t>
+      </w:r>
+      <w:hyperlink r:id="rId36">
+        <w:r>
+          <w:rPr>
+            <w:color w:val="2F5597"/>
+            <w:u w:val="single"/>
+            <w:rFonts w:ascii="Times New Roman" w:hAnsi="Times New Roman"/>
+            <w:sz w:val="22"/>
+          </w:rPr>
+          <w:t>Source</w:t>
+        </w:r>
+      </w:hyperlink>
+    </w:p>
+    <w:p>
+      <w:pPr>
+        <w:spacing w:after="100"/>
+        <w:ind w:left="259" w:hanging="259"/>
+      </w:pPr>
+      <w:r>
+        <w:t xml:space="preserve">[36] S. Kornblith, M. Norouzi, H. Lee, and G. Hinton, “Similarity of Neural Network Representations Revisited,” in Proc. 36th Int. Conf. Machine Learning (ICML), PMLR, vol. 97, pp. 3519–3529, 2019. </w:t>
+      </w:r>
+      <w:hyperlink r:id="rId37">
+        <w:r>
+          <w:rPr>
+            <w:color w:val="2F5597"/>
+            <w:u w:val="single"/>
+            <w:rFonts w:ascii="Times New Roman" w:hAnsi="Times New Roman"/>
+            <w:sz w:val="22"/>
+          </w:rPr>
+          <w:t>Source</w:t>
+        </w:r>
+      </w:hyperlink>
+    </w:p>
+    <w:p>
+      <w:pPr>
+        <w:spacing w:after="100"/>
+        <w:ind w:left="259" w:hanging="259"/>
+      </w:pPr>
+      <w:r>
+        <w:t xml:space="preserve">[37] V. Feldman and C. Zhang, “What Neural Networks Memorize and Why: Discovering the Long Tail via Influence Estimation,” in Advances in Neural Information Processing Systems, vol. 33, pp. 2881–2891, 2020. </w:t>
+      </w:r>
+      <w:hyperlink r:id="rId38">
         <w:r>
           <w:rPr>
             <w:color w:val="2F5597"/>
@@ -14035,6 +16738,9 @@
             <w:shd w:fill="17324D"/>
           </w:tcPr>
           <w:p>
+            <w:pPr>
+              <w:keepNext/>
+            </w:pPr>
             <w:r>
               <w:rPr>
                 <w:rFonts w:ascii="Times New Roman" w:hAnsi="Times New Roman"/>
@@ -14052,6 +16758,9 @@
             <w:shd w:fill="17324D"/>
           </w:tcPr>
           <w:p>
+            <w:pPr>
+              <w:keepNext/>
+            </w:pPr>
             <w:r>
               <w:rPr>
                 <w:rFonts w:ascii="Times New Roman" w:hAnsi="Times New Roman"/>
@@ -14069,6 +16778,9 @@
             <w:shd w:fill="17324D"/>
           </w:tcPr>
           <w:p>
+            <w:pPr>
+              <w:keepNext/>
+            </w:pPr>
             <w:r>
               <w:rPr>
                 <w:rFonts w:ascii="Times New Roman" w:hAnsi="Times New Roman"/>
@@ -14109,7 +16821,7 @@
                 <w:rFonts w:ascii="Times New Roman" w:hAnsi="Times New Roman"/>
                 <w:sz w:val="18"/>
               </w:rPr>
-              <w:t>CIFAR-10 loading, baseline training/unlearning and membership-inference scoring.</w:t>
+              <w:t xml:space="preserve">CIFAR-10 loading, baseline training/unlearning and membership-inference scoring. As built: the model for the population attack.</w:t>
             </w:r>
           </w:p>
         </w:tc>
@@ -14184,7 +16896,7 @@
                 <w:rFonts w:ascii="Times New Roman" w:hAnsi="Times New Roman"/>
                 <w:sz w:val="18"/>
               </w:rPr>
-              <w:t>RUM implementation (primary substrate)</w:t>
+              <w:t xml:space="preserve">RUM implementation</w:t>
             </w:r>
           </w:p>
         </w:tc>
@@ -14198,7 +16910,7 @@
                 <w:rFonts w:ascii="Times New Roman" w:hAnsi="Times New Roman"/>
                 <w:sz w:val="18"/>
               </w:rPr>
-              <w:t>Adopted as the experimental base: CIFAR-10 with ResNet-18, instance-level forget sets, released memorization scores, and implementations of retrain, fine-tune, L1-sparse, NegGrad variants, SCRUB, influence and SalUn, plus MIA analysis scripts.</w:t>
+              <w:t xml:space="preserve">Planned as the experimental base. As built, the methods are implemented in the project's own package under one shared training loop, and RUM supplies the released CIFAR-10 memorization scores.</w:t>
             </w:r>
           </w:p>
         </w:tc>
@@ -14243,7 +16955,7 @@
                 <w:rFonts w:ascii="Times New Roman" w:hAnsi="Times New Roman"/>
                 <w:sz w:val="18"/>
               </w:rPr>
-              <w:t>Released with the RUM codebase and used to construct the difficulty axis. Fallback if unavailable: cheap proxies such as confidence or holdout retraining, which correlate strongly with exact memorization at a small fraction of the cost [31].</w:t>
+              <w:t xml:space="preserve">Released with the RUM codebase and used to construct the difficulty axis (data/memorization/). The fallback proxies [31] were not needed.</w:t>
             </w:r>
           </w:p>
         </w:tc>
@@ -14287,7 +16999,7 @@
                 <w:rFonts w:ascii="Times New Roman" w:hAnsi="Times New Roman"/>
                 <w:sz w:val="18"/>
               </w:rPr>
-              <w:t>Independent MIT-licensed implementation of many of the same methods on CIFAR-10 with ResNet-18. Used to confirm that method results are not artefacts of a single codebase.</w:t>
+              <w:t xml:space="preserve">Not used. Methods were instead checked against their original implementations (SalUn against its official repository).</w:t>
             </w:r>
           </w:p>
         </w:tc>
@@ -14330,7 +17042,7 @@
                 <w:rFonts w:ascii="Times New Roman" w:hAnsi="Times New Roman"/>
                 <w:sz w:val="18"/>
               </w:rPr>
-              <w:t>Released ensembles of oracle models for CIFAR-10, used to sanity-check the expected magnitude of oracle-to-oracle variation before generating our own ensemble. Different architecture, so a calibration reference rather than a substitute.</w:t>
+              <w:t xml:space="preserve">Not used: the project's own retrains (twelve at the primary condition, five paired retrains elsewhere) measure oracle-to-oracle variation directly.</w:t>
             </w:r>
           </w:p>
         </w:tc>
@@ -14373,7 +17085,7 @@
                 <w:rFonts w:ascii="Times New Roman" w:hAnsi="Times New Roman"/>
                 <w:sz w:val="18"/>
               </w:rPr>
-              <w:t>Official SSD implementation. Required only if the optional class-unlearning side condition of Section 12 is run.</w:t>
+              <w:t xml:space="preserve">Official SSD implementation. SSD was implemented behind the common interface; the optional class-unlearning side condition was not run.</w:t>
             </w:r>
           </w:p>
         </w:tc>
@@ -14437,6 +17149,9 @@
             <w:vAlign w:val="center"/>
           </w:tcPr>
           <w:p>
+            <w:pPr>
+              <w:keepNext/>
+            </w:pPr>
             <w:r>
               <w:rPr>
                 <w:rFonts w:ascii="Times New Roman" w:hAnsi="Times New Roman"/>
@@ -14455,6 +17170,9 @@
             <w:vAlign w:val="center"/>
           </w:tcPr>
           <w:p>
+            <w:pPr>
+              <w:keepNext/>
+            </w:pPr>
             <w:r>
               <w:rPr>
                 <w:rFonts w:ascii="Times New Roman" w:hAnsi="Times New Roman"/>
@@ -14462,7 +17180,7 @@
                 <w:color w:val="FFFFFF"/>
                 <w:sz w:val="19"/>
               </w:rPr>
-              <w:t>Frozen Choice</w:t>
+              <w:t xml:space="preserve">Choice (as run)</w:t>
             </w:r>
           </w:p>
         </w:tc>
@@ -14630,7 +17348,7 @@
                 <w:rFonts w:ascii="Times New Roman" w:hAnsi="Times New Roman"/>
                 <w:sz w:val="19"/>
               </w:rPr>
-              <w:t>CIFAR-100 — optional</w:t>
+              <w:t xml:space="preserve">CIFAR-100 — optional; not run</w:t>
             </w:r>
           </w:p>
         </w:tc>
@@ -14714,7 +17432,7 @@
                 <w:rFonts w:ascii="Times New Roman" w:hAnsi="Times New Roman"/>
                 <w:sz w:val="19"/>
               </w:rPr>
-              <w:t>Fine-tune, NegGrad+, NegGrad (destructive control), SCRUB, SalUn, L1-sparse</w:t>
+              <w:t xml:space="preserve">Fine-tune, NegGrad+, SCRUB, SalUn, L1-sparse (ranked); NegGrad (destructive control)</w:t>
             </w:r>
           </w:p>
         </w:tc>
@@ -14737,7 +17455,7 @@
                 <w:rFonts w:ascii="Times New Roman" w:hAnsi="Times New Roman"/>
                 <w:sz w:val="19"/>
               </w:rPr>
-              <w:t>Optional fifth unlearner</w:t>
+              <w:t xml:space="preserve">Optional unlearners</w:t>
             </w:r>
           </w:p>
         </w:tc>
@@ -14755,7 +17473,7 @@
                 <w:rFonts w:ascii="Times New Roman" w:hAnsi="Times New Roman"/>
                 <w:sz w:val="19"/>
               </w:rPr>
-              <w:t>Incompetent Teacher — optional seventh. SSD withdrawn from the core set (mechanism-task mismatch at instance level); optional class-unlearning side condition only</w:t>
+              <w:t xml:space="preserve">Incompetent Teacher — not added. SSD implemented but withdrawn from the core set (mechanism–task mismatch at instance level); its optional class-unlearning side condition was not run</w:t>
             </w:r>
           </w:p>
         </w:tc>
@@ -14798,7 +17516,7 @@
                 <w:rFonts w:ascii="Times New Roman" w:hAnsi="Times New Roman"/>
                 <w:sz w:val="19"/>
               </w:rPr>
-              <w:t>Size axis: random 1/5/10%. Difficulty axis at fixed size: low (negative control), medium, high memorization. Canary condition.</w:t>
+              <w:t xml:space="preserve">Size axis: random 500 / 2,500 / 5,000 (1 / 5 / 10%), plus random 3,000 as the bridge. Difficulty axis at 3,000: low (negative control), medium, high memorization. Canary condition (500 mislabeled). Five seeds</w:t>
             </w:r>
           </w:p>
         </w:tc>
@@ -14839,7 +17557,7 @@
                 <w:rFonts w:ascii="Times New Roman" w:hAnsi="Times New Roman"/>
                 <w:sz w:val="19"/>
               </w:rPr>
-              <w:t>Utility/behavior, MIA privacy at two attack strengths, CKA plus a second representation measure, relearning with anchor arms, and audit validity calibration</w:t>
+              <w:t xml:space="preserve">Utility/behavior; MIA privacy at two attack strengths (population, RMIA); linear CKA plus RBF-CKA; relearning with anchor arms; secondary SDE; audit validity calibration</w:t>
             </w:r>
           </w:p>
         </w:tc>
@@ -14882,7 +17600,7 @@
                 <w:rFonts w:ascii="Times New Roman" w:hAnsi="Times New Roman"/>
                 <w:sz w:val="19"/>
               </w:rPr>
-              <w:t>Mean/SD across at least 3 seeds; instance-level Kendall tau and Spearman with bootstrap CIs; linear mixed-effects models; disagreement rate. Rank correlation over methods is descriptive only.</w:t>
+              <w:t xml:space="preserve">Mean/SD across five seeds; instance-level Kendall tau and Spearman with bootstrap CIs (pooled, per condition, within conditions); linear mixed-effects models on log G; disagreement rate. Rank correlation over methods is descriptive only.</w:t>
             </w:r>
           </w:p>
         </w:tc>
@@ -14923,7 +17641,7 @@
                 <w:rFonts w:ascii="Times New Roman" w:hAnsi="Times New Roman"/>
                 <w:sz w:val="19"/>
               </w:rPr>
-              <w:t>Original model plus an ensemble of at least five independently retrained oracles, with at least one held out as a validity probe</w:t>
+              <w:t xml:space="preserve">Original model plus twelve independently retrained oracles at the primary condition (three pre-registered as held out) and five paired retrains elsewhere; every retrain enters the validity rates by leave-one-out</w:t>
             </w:r>
           </w:p>
         </w:tc>
@@ -14947,7 +17665,7 @@
                 <w:rFonts w:ascii="Times New Roman" w:hAnsi="Times New Roman"/>
                 <w:sz w:val="19"/>
               </w:rPr>
-              <w:t>Demo</w:t>
+              <w:t xml:space="preserve">Calibration band</w:t>
             </w:r>
           </w:p>
         </w:tc>
@@ -14966,7 +17684,7 @@
                 <w:rFonts w:ascii="Times New Roman" w:hAnsi="Times New Roman"/>
                 <w:sz w:val="19"/>
               </w:rPr>
-              <w:t>Streamlit</w:t>
+              <w:t xml:space="preserve">95.45% prediction interval from the retrains, mean ± t·s·√(1 + 1/n); one-sided for metrics with a direction</w:t>
             </w:r>
           </w:p>
         </w:tc>
@@ -14989,7 +17707,7 @@
                 <w:rFonts w:ascii="Times New Roman" w:hAnsi="Times New Roman"/>
                 <w:sz w:val="19"/>
               </w:rPr>
-              <w:t>LLM/TOFU extension</w:t>
+              <w:t xml:space="preserve">Utility guard</w:t>
             </w:r>
           </w:p>
         </w:tc>
@@ -15007,7 +17725,7 @@
                 <w:rFonts w:ascii="Times New Roman" w:hAnsi="Times New Roman"/>
                 <w:sz w:val="19"/>
               </w:rPr>
-              <w:t>Withdrawn — compute and effort reallocated to calibration and the canary condition</w:t>
+              <w:t xml:space="preserve">A model more than 5 points below the retrains' test accuracy is damaged; a flag on it is read as damage</w:t>
             </w:r>
           </w:p>
         </w:tc>
@@ -15031,7 +17749,7 @@
                 <w:rFonts w:ascii="Times New Roman" w:hAnsi="Times New Roman"/>
                 <w:sz w:val="19"/>
               </w:rPr>
-              <w:t>Synthetic user deletion</w:t>
+              <w:t xml:space="preserve">Minimum effect</w:t>
             </w:r>
           </w:p>
         </w:tc>
@@ -15050,7 +17768,7 @@
                 <w:rFonts w:ascii="Times New Roman" w:hAnsi="Times New Roman"/>
                 <w:sz w:val="19"/>
               </w:rPr>
-              <w:t>Optional</w:t>
+              <w:t xml:space="preserve">Low-discriminability cell: the original within 1 retrain sd of the retrain mean, or within 2 points for proportions</w:t>
             </w:r>
           </w:p>
         </w:tc>
@@ -15073,7 +17791,7 @@
                 <w:rFonts w:ascii="Times New Roman" w:hAnsi="Times New Roman"/>
                 <w:sz w:val="19"/>
               </w:rPr>
-              <w:t>Formal certification / crypto proofs</w:t>
+              <w:t xml:space="preserve">Canary ground truth</w:t>
             </w:r>
           </w:p>
         </w:tc>
@@ -15091,7 +17809,7 @@
                 <w:rFonts w:ascii="Times New Roman" w:hAnsi="Times New Roman"/>
                 <w:sz w:val="19"/>
               </w:rPr>
-              <w:t>Out of scope</w:t>
+              <w:t xml:space="preserve">canary_top_wrong (approved 27 September 2026)</w:t>
             </w:r>
           </w:p>
         </w:tc>
@@ -15104,6 +17822,7 @@
           <w:tcPr>
             <w:tcW w:type="dxa" w:w="2880"/>
             <w:vAlign w:val="top"/>
+            <w:shd w:fill="F5F7F9"/>
           </w:tcPr>
           <w:p>
             <w:pPr>
@@ -15114,7 +17833,7 @@
                 <w:rFonts w:ascii="Times New Roman" w:hAnsi="Times New Roman"/>
                 <w:sz w:val="19"/>
               </w:rPr>
-              <w:t>Problem formulation</w:t>
+              <w:t xml:space="preserve">Low-FPR operating point</w:t>
             </w:r>
           </w:p>
         </w:tc>
@@ -15122,6 +17841,7 @@
           <w:tcPr>
             <w:tcW w:type="dxa" w:w="6336"/>
             <w:vAlign w:val="top"/>
+            <w:shd w:fill="F5F7F9"/>
           </w:tcPr>
           <w:p>
             <w:pPr>
@@ -15132,7 +17852,7 @@
                 <w:rFonts w:ascii="Times New Roman" w:hAnsi="Times New Roman"/>
                 <w:sz w:val="19"/>
               </w:rPr>
-              <w:t>Untraining [19], not concept-level Unlearning</w:t>
+              <w:t xml:space="preserve">TPR at 1% FPR</w:t>
             </w:r>
           </w:p>
         </w:tc>
@@ -15155,6 +17875,300 @@
                 <w:rFonts w:ascii="Times New Roman" w:hAnsi="Times New Roman"/>
                 <w:sz w:val="19"/>
               </w:rPr>
+              <w:t xml:space="preserve">H3 measure</w:t>
+            </w:r>
+          </w:p>
+        </w:tc>
+        <w:tc>
+          <w:tcPr>
+            <w:tcW w:type="dxa" w:w="6336"/>
+            <w:vAlign w:val="top"/>
+          </w:tcPr>
+          <w:p>
+            <w:pPr>
+              <w:spacing w:after="40"/>
+            </w:pPr>
+            <w:r>
+              <w:rPr>
+                <w:rFonts w:ascii="Times New Roman" w:hAnsi="Times New Roman"/>
+                <w:sz w:val="19"/>
+              </w:rPr>
+              <w:t xml:space="preserve">Signed G on cka_to_original, layer 4 (approved 1 October 2026)</w:t>
+            </w:r>
+          </w:p>
+        </w:tc>
+      </w:tr>
+      <w:tr>
+        <w:trPr>
+          <w:cantSplit/>
+        </w:trPr>
+        <w:tc>
+          <w:tcPr>
+            <w:tcW w:type="dxa" w:w="2880"/>
+            <w:vAlign w:val="top"/>
+            <w:shd w:fill="F5F7F9"/>
+          </w:tcPr>
+          <w:p>
+            <w:pPr>
+              <w:spacing w:after="40"/>
+            </w:pPr>
+            <w:r>
+              <w:rPr>
+                <w:rFonts w:ascii="Times New Roman" w:hAnsi="Times New Roman"/>
+                <w:sz w:val="19"/>
+              </w:rPr>
+              <w:t xml:space="preserve">Primary metric per family</w:t>
+            </w:r>
+          </w:p>
+        </w:tc>
+        <w:tc>
+          <w:tcPr>
+            <w:tcW w:type="dxa" w:w="6336"/>
+            <w:vAlign w:val="top"/>
+            <w:shd w:fill="F5F7F9"/>
+          </w:tcPr>
+          <w:p>
+            <w:pPr>
+              <w:spacing w:after="40"/>
+            </w:pPr>
+            <w:r>
+              <w:rPr>
+                <w:rFonts w:ascii="Times New Roman" w:hAnsi="Times New Roman"/>
+                <w:sz w:val="19"/>
+              </w:rPr>
+              <w:t xml:space="preserve">Behavior js_to_oracle; privacy mia_auc_pop and mia_auc_rmia; representation linear CKA at layer 4; relearning relearn_auc; SDE secondary, unranked</w:t>
+            </w:r>
+          </w:p>
+        </w:tc>
+      </w:tr>
+      <w:tr>
+        <w:trPr>
+          <w:cantSplit/>
+        </w:trPr>
+        <w:tc>
+          <w:tcPr>
+            <w:tcW w:type="dxa" w:w="2880"/>
+            <w:vAlign w:val="top"/>
+          </w:tcPr>
+          <w:p>
+            <w:pPr>
+              <w:spacing w:after="40"/>
+            </w:pPr>
+            <w:r>
+              <w:rPr>
+                <w:rFonts w:ascii="Times New Roman" w:hAnsi="Times New Roman"/>
+                <w:sz w:val="19"/>
+              </w:rPr>
+              <w:t>Demo</w:t>
+            </w:r>
+          </w:p>
+        </w:tc>
+        <w:tc>
+          <w:tcPr>
+            <w:tcW w:type="dxa" w:w="6336"/>
+            <w:vAlign w:val="top"/>
+          </w:tcPr>
+          <w:p>
+            <w:pPr>
+              <w:spacing w:after="40"/>
+            </w:pPr>
+            <w:r>
+              <w:rPr>
+                <w:rFonts w:ascii="Times New Roman" w:hAnsi="Times New Roman"/>
+                <w:sz w:val="19"/>
+              </w:rPr>
+              <w:t xml:space="preserve">Streamlit dashboard, a visualization layer over the completed results, for the 5 November presentation</w:t>
+            </w:r>
+          </w:p>
+        </w:tc>
+      </w:tr>
+      <w:tr>
+        <w:trPr>
+          <w:cantSplit/>
+        </w:trPr>
+        <w:tc>
+          <w:tcPr>
+            <w:tcW w:type="dxa" w:w="2880"/>
+            <w:vAlign w:val="top"/>
+            <w:shd w:fill="F5F7F9"/>
+          </w:tcPr>
+          <w:p>
+            <w:pPr>
+              <w:spacing w:after="40"/>
+            </w:pPr>
+            <w:r>
+              <w:rPr>
+                <w:rFonts w:ascii="Times New Roman" w:hAnsi="Times New Roman"/>
+                <w:sz w:val="19"/>
+              </w:rPr>
+              <w:t>LLM/TOFU extension</w:t>
+            </w:r>
+          </w:p>
+        </w:tc>
+        <w:tc>
+          <w:tcPr>
+            <w:tcW w:type="dxa" w:w="6336"/>
+            <w:vAlign w:val="top"/>
+            <w:shd w:fill="F5F7F9"/>
+          </w:tcPr>
+          <w:p>
+            <w:pPr>
+              <w:spacing w:after="40"/>
+            </w:pPr>
+            <w:r>
+              <w:rPr>
+                <w:rFonts w:ascii="Times New Roman" w:hAnsi="Times New Roman"/>
+                <w:sz w:val="19"/>
+              </w:rPr>
+              <w:t>Withdrawn — compute and effort reallocated to calibration and the canary condition</w:t>
+            </w:r>
+          </w:p>
+        </w:tc>
+      </w:tr>
+      <w:tr>
+        <w:trPr>
+          <w:cantSplit/>
+        </w:trPr>
+        <w:tc>
+          <w:tcPr>
+            <w:tcW w:type="dxa" w:w="2880"/>
+            <w:vAlign w:val="top"/>
+          </w:tcPr>
+          <w:p>
+            <w:pPr>
+              <w:spacing w:after="40"/>
+            </w:pPr>
+            <w:r>
+              <w:rPr>
+                <w:rFonts w:ascii="Times New Roman" w:hAnsi="Times New Roman"/>
+                <w:sz w:val="19"/>
+              </w:rPr>
+              <w:t>Synthetic user deletion</w:t>
+            </w:r>
+          </w:p>
+        </w:tc>
+        <w:tc>
+          <w:tcPr>
+            <w:tcW w:type="dxa" w:w="6336"/>
+            <w:vAlign w:val="top"/>
+          </w:tcPr>
+          <w:p>
+            <w:pPr>
+              <w:spacing w:after="40"/>
+            </w:pPr>
+            <w:r>
+              <w:rPr>
+                <w:rFonts w:ascii="Times New Roman" w:hAnsi="Times New Roman"/>
+                <w:sz w:val="19"/>
+              </w:rPr>
+              <w:t xml:space="preserve">Optional — not run</w:t>
+            </w:r>
+          </w:p>
+        </w:tc>
+      </w:tr>
+      <w:tr>
+        <w:trPr>
+          <w:cantSplit/>
+        </w:trPr>
+        <w:tc>
+          <w:tcPr>
+            <w:tcW w:type="dxa" w:w="2880"/>
+            <w:vAlign w:val="top"/>
+            <w:shd w:fill="F5F7F9"/>
+          </w:tcPr>
+          <w:p>
+            <w:pPr>
+              <w:spacing w:after="40"/>
+            </w:pPr>
+            <w:r>
+              <w:rPr>
+                <w:rFonts w:ascii="Times New Roman" w:hAnsi="Times New Roman"/>
+                <w:sz w:val="19"/>
+              </w:rPr>
+              <w:t>Formal certification / crypto proofs</w:t>
+            </w:r>
+          </w:p>
+        </w:tc>
+        <w:tc>
+          <w:tcPr>
+            <w:tcW w:type="dxa" w:w="6336"/>
+            <w:vAlign w:val="top"/>
+            <w:shd w:fill="F5F7F9"/>
+          </w:tcPr>
+          <w:p>
+            <w:pPr>
+              <w:spacing w:after="40"/>
+            </w:pPr>
+            <w:r>
+              <w:rPr>
+                <w:rFonts w:ascii="Times New Roman" w:hAnsi="Times New Roman"/>
+                <w:sz w:val="19"/>
+              </w:rPr>
+              <w:t>Out of scope</w:t>
+            </w:r>
+          </w:p>
+        </w:tc>
+      </w:tr>
+      <w:tr>
+        <w:trPr>
+          <w:cantSplit/>
+        </w:trPr>
+        <w:tc>
+          <w:tcPr>
+            <w:tcW w:type="dxa" w:w="2880"/>
+            <w:vAlign w:val="top"/>
+          </w:tcPr>
+          <w:p>
+            <w:pPr>
+              <w:spacing w:after="40"/>
+            </w:pPr>
+            <w:r>
+              <w:rPr>
+                <w:rFonts w:ascii="Times New Roman" w:hAnsi="Times New Roman"/>
+                <w:sz w:val="19"/>
+              </w:rPr>
+              <w:t>Problem formulation</w:t>
+            </w:r>
+          </w:p>
+        </w:tc>
+        <w:tc>
+          <w:tcPr>
+            <w:tcW w:type="dxa" w:w="6336"/>
+            <w:vAlign w:val="top"/>
+          </w:tcPr>
+          <w:p>
+            <w:pPr>
+              <w:spacing w:after="40"/>
+            </w:pPr>
+            <w:r>
+              <w:rPr>
+                <w:rFonts w:ascii="Times New Roman" w:hAnsi="Times New Roman"/>
+                <w:sz w:val="19"/>
+              </w:rPr>
+              <w:t>Untraining [19], not concept-level Unlearning</w:t>
+            </w:r>
+          </w:p>
+        </w:tc>
+      </w:tr>
+      <w:tr>
+        <w:trPr>
+          <w:cantSplit/>
+        </w:trPr>
+        <w:tc>
+          <w:tcPr>
+            <w:tcW w:type="dxa" w:w="2880"/>
+            <w:vAlign w:val="top"/>
+            <w:shd w:fill="F5F7F9"/>
+          </w:tcPr>
+          <w:p>
+            <w:pPr>
+              <w:spacing w:after="40"/>
+            </w:pPr>
+            <w:r>
+              <w:rPr>
+                <w:rFonts w:ascii="Times New Roman" w:hAnsi="Times New Roman"/>
+                <w:sz w:val="19"/>
+              </w:rPr>
               <w:t>Training compute</w:t>
             </w:r>
           </w:p>
@@ -15163,6 +18177,7 @@
           <w:tcPr>
             <w:tcW w:type="dxa" w:w="6336"/>
             <w:vAlign w:val="top"/>
+            <w:shd w:fill="F5F7F9"/>
           </w:tcPr>
           <w:p>
             <w:pPr>
@@ -15173,7 +18188,7 @@
                 <w:rFonts w:ascii="Times New Roman" w:hAnsi="Times New Roman"/>
                 <w:sz w:val="19"/>
               </w:rPr>
-              <w:t>Kaggle GPU (four accounts); local machines are CPU-only and are used for audits and analysis, not training</w:t>
+              <w:t xml:space="preserve">Kaggle GPU (three accounts, about 30–35 GPU-hours); local machines are CPU-only and are used for audits and analysis, not training</w:t>
             </w:r>
           </w:p>
         </w:tc>
@@ -15258,6 +18273,9 @@
             <w:vAlign w:val="center"/>
           </w:tcPr>
           <w:p>
+            <w:pPr>
+              <w:keepNext/>
+            </w:pPr>
             <w:r>
               <w:rPr>
                 <w:rFonts w:ascii="Times New Roman" w:hAnsi="Times New Roman"/>
@@ -15276,6 +18294,9 @@
             <w:vAlign w:val="center"/>
           </w:tcPr>
           <w:p>
+            <w:pPr>
+              <w:keepNext/>
+            </w:pPr>
             <w:r>
               <w:rPr>
                 <w:rFonts w:ascii="Times New Roman" w:hAnsi="Times New Roman"/>
@@ -15294,6 +18315,9 @@
             <w:vAlign w:val="center"/>
           </w:tcPr>
           <w:p>
+            <w:pPr>
+              <w:keepNext/>
+            </w:pPr>
             <w:r>
               <w:rPr>
                 <w:rFonts w:ascii="Times New Roman" w:hAnsi="Times New Roman"/>
@@ -15524,7 +18548,7 @@
                 <w:rFonts w:ascii="Times New Roman" w:hAnsi="Times New Roman"/>
                 <w:sz w:val="17"/>
               </w:rPr>
-              <w:t>MIA ROC-AUC / attack accuracy</w:t>
+              <w:t xml:space="preserve">MIA ROC-AUC, attack accuracy and TPR at 1% FPR; population attack and RMIA</w:t>
             </w:r>
           </w:p>
         </w:tc>
@@ -15543,7 +18567,7 @@
                 <w:rFonts w:ascii="Times New Roman" w:hAnsi="Times New Roman"/>
                 <w:sz w:val="17"/>
               </w:rPr>
-              <w:t>Passing one attack is not proof of deletion.</w:t>
+              <w:t xml:space="preserve">Read against the retrains' value, not 0.5: on atypical forget sets a retrain's own AUC is far from 0.5.</w:t>
             </w:r>
           </w:p>
         </w:tc>
@@ -15584,7 +18608,7 @@
                 <w:rFonts w:ascii="Times New Roman" w:hAnsi="Times New Roman"/>
                 <w:sz w:val="17"/>
               </w:rPr>
-              <w:t>CKA, activation distance, PCA</w:t>
+              <w:t xml:space="preserve">Linear and RBF CKA by layer; CKA to the original</w:t>
             </w:r>
           </w:p>
         </w:tc>
@@ -15602,7 +18626,7 @@
                 <w:rFonts w:ascii="Times New Roman" w:hAnsi="Times New Roman"/>
                 <w:sz w:val="17"/>
               </w:rPr>
-              <w:t>Similarity is diagnostic, not direct privacy leakage.</w:t>
+              <w:t xml:space="preserve">Similarity is diagnostic, not direct privacy leakage. Raw activation distance is retired: it tracks shared initialisation.</w:t>
             </w:r>
           </w:p>
         </w:tc>
@@ -15645,7 +18669,7 @@
                 <w:rFonts w:ascii="Times New Roman" w:hAnsi="Times New Roman"/>
                 <w:sz w:val="17"/>
               </w:rPr>
-              <w:t>T80, relearning AUC</w:t>
+              <w:t xml:space="preserve">Relearning AUC, T80, normalised recovery</w:t>
             </w:r>
           </w:p>
         </w:tc>
@@ -15664,7 +18688,7 @@
                 <w:rFonts w:ascii="Times New Roman" w:hAnsi="Times New Roman"/>
                 <w:sz w:val="17"/>
               </w:rPr>
-              <w:t>Use identical fine-tuning protocol for Mu and Mr.</w:t>
+              <w:t xml:space="preserve">Use the identical protocol for Mu and Mr; AUC mostly repeats starting forget accuracy.</w:t>
             </w:r>
           </w:p>
         </w:tc>
@@ -15798,7 +18822,6 @@
           <w:tcPr>
             <w:tcW w:type="dxa" w:w="2232"/>
             <w:vAlign w:val="top"/>
-            <w:shd w:fill="F5F7F9"/>
           </w:tcPr>
           <w:p>
             <w:pPr>
@@ -15817,7 +18840,6 @@
           <w:tcPr>
             <w:tcW w:type="dxa" w:w="3384"/>
             <w:vAlign w:val="top"/>
-            <w:shd w:fill="F5F7F9"/>
           </w:tcPr>
           <w:p>
             <w:pPr>
@@ -15828,7 +18850,7 @@
                 <w:rFonts w:ascii="Times New Roman" w:hAnsi="Times New Roman"/>
                 <w:sz w:val="17"/>
               </w:rPr>
-              <w:t>Oracle false-positive rate over held-out retrained oracles</w:t>
+              <w:t xml:space="preserve">Oracle false-positive rate over all retrains (leave-one-out)</w:t>
             </w:r>
           </w:p>
         </w:tc>
@@ -15836,7 +18858,6 @@
           <w:tcPr>
             <w:tcW w:type="dxa" w:w="3600"/>
             <w:vAlign w:val="top"/>
-            <w:shd w:fill="F5F7F9"/>
           </w:tcPr>
           <w:p>
             <w:pPr>
@@ -15890,7 +18911,7 @@
                 <w:rFonts w:ascii="Times New Roman" w:hAnsi="Times New Roman"/>
                 <w:sz w:val="17"/>
               </w:rPr>
-              <w:t>Canary-condition accuracy, sensitivity and specificity</w:t>
+              <w:t xml:space="preserve">Canary balanced accuracy against canary_top_wrong</w:t>
             </w:r>
           </w:p>
         </w:tc>
@@ -15909,7 +18930,7 @@
                 <w:rFonts w:ascii="Times New Roman" w:hAnsi="Times New Roman"/>
                 <w:sz w:val="17"/>
               </w:rPr>
-              <w:t>Only valid where residual influence is known by construction.</w:t>
+              <w:t xml:space="preserve">Only valid where residual influence is known by construction; read with the utility guard.</w:t>
             </w:r>
           </w:p>
         </w:tc>
@@ -15922,6 +18943,65 @@
           <w:tcPr>
             <w:tcW w:type="dxa" w:w="2232"/>
             <w:vAlign w:val="top"/>
+          </w:tcPr>
+          <w:p>
+            <w:pPr>
+              <w:spacing w:after="40"/>
+            </w:pPr>
+            <w:r>
+              <w:rPr>
+                <w:rFonts w:ascii="Times New Roman" w:hAnsi="Times New Roman"/>
+                <w:sz w:val="17"/>
+              </w:rPr>
+              <w:t>Do two privacy attacks of different strength agree?</w:t>
+            </w:r>
+          </w:p>
+        </w:tc>
+        <w:tc>
+          <w:tcPr>
+            <w:tcW w:type="dxa" w:w="3384"/>
+            <w:vAlign w:val="top"/>
+          </w:tcPr>
+          <w:p>
+            <w:pPr>
+              <w:spacing w:after="40"/>
+            </w:pPr>
+            <w:r>
+              <w:rPr>
+                <w:rFonts w:ascii="Times New Roman" w:hAnsi="Times New Roman"/>
+                <w:sz w:val="17"/>
+              </w:rPr>
+              <w:t>Population attack vs per-example attack (RMIA)</w:t>
+            </w:r>
+          </w:p>
+        </w:tc>
+        <w:tc>
+          <w:tcPr>
+            <w:tcW w:type="dxa" w:w="3600"/>
+            <w:vAlign w:val="top"/>
+          </w:tcPr>
+          <w:p>
+            <w:pPr>
+              <w:spacing w:after="40"/>
+            </w:pPr>
+            <w:r>
+              <w:rPr>
+                <w:rFonts w:ascii="Times New Roman" w:hAnsi="Times New Roman"/>
+                <w:sz w:val="17"/>
+              </w:rPr>
+              <w:t>A population attack systematically overstates privacy [21].</w:t>
+            </w:r>
+          </w:p>
+        </w:tc>
+      </w:tr>
+      <w:tr>
+        <w:trPr>
+          <w:cantSplit/>
+        </w:trPr>
+        <w:tc>
+          <w:tcPr>
+            <w:tcW w:type="dxa" w:w="2232"/>
+            <w:vAlign w:val="top"/>
             <w:shd w:fill="F5F7F9"/>
           </w:tcPr>
           <w:p>
@@ -15933,7 +19013,7 @@
                 <w:rFonts w:ascii="Times New Roman" w:hAnsi="Times New Roman"/>
                 <w:sz w:val="17"/>
               </w:rPr>
-              <w:t>Do two privacy attacks of different strength agree?</w:t>
+              <w:t xml:space="preserve">Does the model still prefer the planted canary label?</w:t>
             </w:r>
           </w:p>
         </w:tc>
@@ -15952,7 +19032,7 @@
                 <w:rFonts w:ascii="Times New Roman" w:hAnsi="Times New Roman"/>
                 <w:sz w:val="17"/>
               </w:rPr>
-              <w:t>Population attack vs per-example attack (RMIA)</w:t>
+              <w:t xml:space="preserve">canary_top_wrong: among the nine wrong labels, how often the planted one is the model's favourite</w:t>
             </w:r>
           </w:p>
         </w:tc>
@@ -15971,7 +19051,66 @@
                 <w:rFonts w:ascii="Times New Roman" w:hAnsi="Times New Roman"/>
                 <w:sz w:val="17"/>
               </w:rPr>
-              <w:t>A population attack systematically overstates privacy [21].</w:t>
+              <w:t xml:space="preserve">Retrains score about 1 in 9 (0.128); M0 scores 0.710. canary_acc and canary_prob mis-score a destroyed model.</w:t>
+            </w:r>
+          </w:p>
+        </w:tc>
+      </w:tr>
+      <w:tr>
+        <w:trPr>
+          <w:cantSplit/>
+        </w:trPr>
+        <w:tc>
+          <w:tcPr>
+            <w:tcW w:type="dxa" w:w="2232"/>
+            <w:vAlign w:val="top"/>
+          </w:tcPr>
+          <w:p>
+            <w:pPr>
+              <w:spacing w:after="40"/>
+            </w:pPr>
+            <w:r>
+              <w:rPr>
+                <w:rFonts w:ascii="Times New Roman" w:hAnsi="Times New Roman"/>
+                <w:sz w:val="17"/>
+              </w:rPr>
+              <w:t xml:space="preserve">Is the model merely damaged?</w:t>
+            </w:r>
+          </w:p>
+        </w:tc>
+        <w:tc>
+          <w:tcPr>
+            <w:tcW w:type="dxa" w:w="3384"/>
+            <w:vAlign w:val="top"/>
+          </w:tcPr>
+          <w:p>
+            <w:pPr>
+              <w:spacing w:after="40"/>
+            </w:pPr>
+            <w:r>
+              <w:rPr>
+                <w:rFonts w:ascii="Times New Roman" w:hAnsi="Times New Roman"/>
+                <w:sz w:val="17"/>
+              </w:rPr>
+              <w:t xml:space="preserve">Test accuracy against the retrains (the utility guard, 5 points)</w:t>
+            </w:r>
+          </w:p>
+        </w:tc>
+        <w:tc>
+          <w:tcPr>
+            <w:tcW w:type="dxa" w:w="3600"/>
+            <w:vAlign w:val="top"/>
+          </w:tcPr>
+          <w:p>
+            <w:pPr>
+              <w:spacing w:after="40"/>
+            </w:pPr>
+            <w:r>
+              <w:rPr>
+                <w:rFonts w:ascii="Times New Roman" w:hAnsi="Times New Roman"/>
+                <w:sz w:val="17"/>
+              </w:rPr>
+              <w:t xml:space="preserve">A damaged model is also unlike a retrain; a flag on it is read as damage, not memory.</w:t>
             </w:r>
           </w:p>
         </w:tc>
